--- a/Presek stanja - primedbe i odgovori.docx
+++ b/Presek stanja - primedbe i odgovori.docx
@@ -70,10 +70,10 @@
         <w:rPr>
           <w:b/>
         </w:rPr>
-        <w:t xml:space="preserve">Ocena: </w:t>
-      </w:r>
-      <w:r>
-        <w:t>UI i navigacija</w:t>
+        <w:t>Ocena:</w:t>
+      </w:r>
+      <w:r>
+        <w:t xml:space="preserve"> UI i navigacija — realizovano</w:t>
       </w:r>
     </w:p>
     <w:p>
@@ -87,7 +87,7 @@
         <w:t>Odgovor — sadašnja arhitektura:</w:t>
       </w:r>
       <w:r>
-        <w:t xml:space="preserve"> Premeštanje ovih stavki u Izveštaje predstavlja promenu organizacije menija, a ne ispravku obračuna ili podataka. Postojeći raspored ima logiku jer omogućava neposredan pristup pojedinačnim evidencijama. Predlog je prihvatljiv radi jednostavnijeg rada, uz očuvanje pristupa detaljima i funkcijama ažuriranja gde postoje.</w:t>
+        <w:t xml:space="preserve"> Potrošnja, Popravke van IMS i Popravke u IMS premešteni su iz levog menija na početak stranice Izveštaji, u grupu Vozni park. Veze vode na postojeće preglede, sa postojećim funkcijama i pravima.</w:t>
       </w:r>
     </w:p>
     <w:p>
@@ -101,7 +101,7 @@
         <w:t>Status 10.09.2026:</w:t>
       </w:r>
       <w:r>
-        <w:t xml:space="preserve"> Otvoreno — reorganizacija glavnog menija i izveštaja nije realizovana u ovoj iteraciji. Promenjen je naziv ulaza u spisak vozila; detalj je reorganizovan zasebno.</w:t>
+        <w:t xml:space="preserve"> Realizovano — premeštanje tri pregleda je završeno.</w:t>
       </w:r>
     </w:p>
     <w:p>
@@ -115,7 +115,7 @@
         <w:t>Predlog rešenja:</w:t>
       </w:r>
       <w:r>
-        <w:t xml:space="preserve"> Objediniti preglede pod Izveštaje i zadržati postojeće dozvole i radnje unosa/izmene. Nije potrebna migracija.</w:t>
+        <w:t xml:space="preserve"> Sprovedeno bez promene podataka, obračuna i baze.</w:t>
       </w:r>
     </w:p>
     <w:p>
@@ -129,7 +129,7 @@
         <w:t>Dalja potvrda:</w:t>
       </w:r>
       <w:r>
-        <w:t xml:space="preserve"> Nema dodatnog poslovnog pitanja; raspored je već zadat. Provera prihvatanja: postojeće funkcije ostaju dostupne odgovarajućim korisnicima.</w:t>
+        <w:t xml:space="preserve"> Nema otvorenog pitanja za ovo premeštanje.</w:t>
       </w:r>
     </w:p>
     <w:p>
@@ -157,13 +157,73 @@
         <w:keepNext/>
       </w:pPr>
       <w:r>
+        <w:t>Ocena: UI i preglednost — realizovano i dopunjeno</w:t>
+      </w:r>
+    </w:p>
+    <w:p>
+      <w:pPr>
+        <w:keepLines/>
+      </w:pPr>
+      <w:r>
+        <w:t>Odgovor — sadašnja arhitektura: Detalj objedinjuje sedam oblasti: Podaci, Raspolaganje i polise, Troškovi, Korišćenje, Kilometraža, Servisi i Dokumenti. Servisi imaju odvojene grupe Nalozi i Nabavka i kartice poslednjih datiranih dokumenata za mali i veliki servis.</w:t>
+      </w:r>
+    </w:p>
+    <w:p>
+      <w:pPr>
+        <w:keepLines/>
+      </w:pPr>
+      <w:r>
+        <w:t>Status 10.09.2026: Realizovano — sedmi tab Servisi dopunjuje raniji raspored. Kilometraža ima decimalni zarez i izraz očitavanje.</w:t>
+      </w:r>
+    </w:p>
+    <w:p>
+      <w:pPr>
+        <w:keepLines/>
+      </w:pPr>
+      <w:r>
+        <w:t>Predlog rešenja: Sprovedeno na postojećem detalju vozila, uz jasno imenovan izvor svakog podatka.</w:t>
+      </w:r>
+    </w:p>
+    <w:p>
+      <w:pPr>
+        <w:keepLines/>
+      </w:pPr>
+      <w:r>
+        <w:t>Dalja potvrda: Raspored je realizovan; odgovornosti za dopunu stare evidencije ostaju otvorene.</w:t>
+      </w:r>
+    </w:p>
+    <w:p>
+      <w:pPr>
+        <w:pStyle w:val="Heading1"/>
+        <w:keepNext/>
+      </w:pPr>
+      <w:r>
+        <w:t>Tačka 3</w:t>
+      </w:r>
+    </w:p>
+    <w:p>
+      <w:pPr>
+        <w:keepNext/>
+      </w:pPr>
+      <w:r>
+        <w:rPr>
+          <w:i/>
+        </w:rPr>
+        <w:t>Primedba iz preseka: Izubili samo podatke iz saobracajne koji se unose</w:t>
+      </w:r>
+    </w:p>
+    <w:p>
+      <w:pPr>
+        <w:keepNext/>
+      </w:pPr>
+      <w:r>
         <w:rPr>
           <w:b/>
         </w:rPr>
         <w:t xml:space="preserve">Ocena: </w:t>
       </w:r>
       <w:r>
-        <w:t>UI i preglednost</w:t>
+        <w:t>Podaci i prikaz — gubitak nije potvrđen</w:t>
       </w:r>
     </w:p>
     <w:p>
@@ -177,7 +237,7 @@
         <w:t>Odgovor — sadašnja arhitektura:</w:t>
       </w:r>
       <w:r>
-        <w:t xml:space="preserve"> Dosije opravdano okuplja identitet, dokumente, raspolaganje, troškove i korišćenje jednog vozila. Primedba se odnosila na preglednost. Sada je prikaz podeljen na pet tabova sa operativnim stanjem iznad njih; za sam raspored nije bila potrebna nova tabela. Duge evidencije naloga imaju pretragu i sortiranje, a kratke evidencije raspolaganja, OJ, ugovora i polisa mini liste.</w:t>
+        <w:t xml:space="preserve"> Identitet i tehničke karakteristike čuvaju se uz vozilo, a dokumenti uz saobraćajnu dozvolu. Podatak koji nije bio vidljiv na ekranu nije nužno bio obrisan. Poređenje pre i posle naših migracija potvrdilo je očuvanje svih starih vrednosti u 172 vozila, 172 dozvole i 23 ugovora. To potvrđuje ovu migraciju, ali ne razrešava prijavu eventualnog gubitka pre nje.</w:t>
       </w:r>
     </w:p>
     <w:p>
@@ -191,7 +251,7 @@
         <w:t>Status 10.09.2026:</w:t>
       </w:r>
       <w:r>
-        <w:t xml:space="preserve"> Realizovano — detalj sada ima pet kartica: Podaci, Raspolaganje i polise, Troškovi, Korišćenje i Dokumenti. Operativno stanje je iznad kartica.</w:t>
+        <w:t xml:space="preserve"> Delimično — podaci vozila i istorija dokumenata jasno su razdvojeni i dostupni. Posle migracije poređene su sve stare vrednosti u 172 vozila, 172 saobraćajne i 23 lizing ugovora: očuvane su. Navodni raniji gubitak zahteva konkretno vozilo i polje.</w:t>
       </w:r>
     </w:p>
     <w:p>
@@ -205,7 +265,97 @@
         <w:t>Predlog rešenja:</w:t>
       </w:r>
       <w:r>
-        <w:t xml:space="preserve"> Zadržati pet tabova u zajedničkoj kartici, operativno zaglavlje i ujednačene kartice. U Raspolaganju koristiti kratke liste sa otvaranjem dodatnih zapisa; DataTables ostaje za brojne naloge.</w:t>
+        <w:t xml:space="preserve"> Uporediti konkretno prijavljeno polje u bazi, uvozu, dokumentu i prikazu. Ne pokretati masovno vraćanje podataka bez identifikovanog manjka.</w:t>
+      </w:r>
+    </w:p>
+    <w:p>
+      <w:pPr>
+        <w:keepLines/>
+      </w:pPr>
+      <w:r>
+        <w:rPr>
+          <w:b/>
+        </w:rPr>
+        <w:t>Pitanje za odluku / dopunu:</w:t>
+      </w:r>
+      <w:r>
+        <w:t xml:space="preserve"> Koje vozilo (tablice ili VIN), koji podatak i na kom ekranu nedostaje? Potreban je jedan konkretan primer i, ako postoji, raniji izvoz ili dokument. Nosilac: prijavilac primedbe i osoba koja matiči vozila.</w:t>
+      </w:r>
+    </w:p>
+    <w:p>
+      <w:pPr>
+        <w:pStyle w:val="Heading1"/>
+        <w:keepNext/>
+      </w:pPr>
+      <w:r>
+        <w:t>Tačka 4</w:t>
+      </w:r>
+    </w:p>
+    <w:p>
+      <w:pPr>
+        <w:keepNext/>
+      </w:pPr>
+      <w:r>
+        <w:rPr>
+          <w:i/>
+        </w:rPr>
+        <w:t>Primedba iz preseka: Na primer nigde ne postoji boja vozila</w:t>
+      </w:r>
+    </w:p>
+    <w:p>
+      <w:pPr>
+        <w:keepNext/>
+      </w:pPr>
+      <w:r>
+        <w:rPr>
+          <w:b/>
+        </w:rPr>
+        <w:t xml:space="preserve">Ocena: </w:t>
+      </w:r>
+      <w:r>
+        <w:t>UI — polje već postoji</w:t>
+      </w:r>
+    </w:p>
+    <w:p>
+      <w:pPr>
+        <w:keepLines/>
+      </w:pPr>
+      <w:r>
+        <w:rPr>
+          <w:b/>
+        </w:rPr>
+        <w:t>Odgovor — sadašnja arhitektura:</w:t>
+      </w:r>
+      <w:r>
+        <w:t xml:space="preserve"> Boja već postoji kao strukturirano polje Vehicle.color. Sada je dostupna u unosu i na detalju vozila. Primedba je bila opravdana kao problem vidljivosti podatka; nova tabela i dupliranje boje u slobodnom opisu nisu potrebni. Prazna vrednost znači da podatak treba dopuniti.</w:t>
+      </w:r>
+    </w:p>
+    <w:p>
+      <w:pPr>
+        <w:keepLines/>
+      </w:pPr>
+      <w:r>
+        <w:rPr>
+          <w:b/>
+        </w:rPr>
+        <w:t>Status 10.09.2026:</w:t>
+      </w:r>
+      <w:r>
+        <w:t xml:space="preserve"> Realizovano — boja se unosi u čarobnjaku i prikazuje u identitetu vozila.</w:t>
+      </w:r>
+    </w:p>
+    <w:p>
+      <w:pPr>
+        <w:keepLines/>
+      </w:pPr>
+      <w:r>
+        <w:rPr>
+          <w:b/>
+        </w:rPr>
+        <w:t>Predlog rešenja:</w:t>
+      </w:r>
+      <w:r>
+        <w:t xml:space="preserve"> Koristiti postojeće polje; prazne boje dopunjava ovlašćeni korisnik iz dokumentacije.</w:t>
       </w:r>
     </w:p>
     <w:p>
@@ -219,7 +369,7 @@
         <w:t>Dalja potvrda:</w:t>
       </w:r>
       <w:r>
-        <w:t xml:space="preserve"> Nije potrebna nova odluka o rasporedu; proveriti svakodnevni rad na računaru sa stvarnim vozilima.</w:t>
+        <w:t xml:space="preserve"> Nema dodatne odluke; nova tabela nije potrebna.</w:t>
       </w:r>
     </w:p>
     <w:p>
@@ -228,7 +378,7 @@
         <w:keepNext/>
       </w:pPr>
       <w:r>
-        <w:t>Tačka 3</w:t>
+        <w:t>Tačka 5</w:t>
       </w:r>
     </w:p>
     <w:p>
@@ -239,7 +389,7 @@
         <w:rPr>
           <w:i/>
         </w:rPr>
-        <w:t>Primedba iz preseka: Izubili samo podatke iz saobracajne koji se unose</w:t>
+        <w:t>Primedba iz preseka: Svi podaci iz saobracajne bi trebalo da budu na jendom mestu</w:t>
       </w:r>
     </w:p>
     <w:p>
@@ -253,7 +403,7 @@
         <w:t xml:space="preserve">Ocena: </w:t>
       </w:r>
       <w:r>
-        <w:t>Podaci i prikaz — gubitak nije potvrđen</w:t>
+        <w:t>UI uz opravdanu strukturu podataka</w:t>
       </w:r>
     </w:p>
     <w:p>
@@ -267,7 +417,7 @@
         <w:t>Odgovor — sadašnja arhitektura:</w:t>
       </w:r>
       <w:r>
-        <w:t xml:space="preserve"> Identitet i tehničke karakteristike čuvaju se uz vozilo, a dokumenti uz saobraćajnu dozvolu. Podatak koji nije bio vidljiv na ekranu nije nužno bio obrisan. Poređenje pre i posle naših migracija potvrdilo je očuvanje svih starih vrednosti u 172 vozila, 172 dozvole i 23 ugovora. To potvrđuje ovu migraciju, ali ne razrešava prijavu eventualnog gubitka pre nje.</w:t>
+        <w:t xml:space="preserve"> Jedan dosije za korisnika ne zahteva jednu tabelu u bazi. Vehicle nosi identitet i tehničke karakteristike, TrafficCard dokument, tablice i njegove datume. Sada su objedinjeni u dosijeu kroz Podatke i Dokumente. Sistem podržava više dokumenata sa istim tablicama na istom vozilu i promenu tablica; zato tablice nisu jedinstveni identitet vozila. Trenutno je blokirano vezivanje istih tablica za različita vozila, čak i istorijski.</w:t>
       </w:r>
     </w:p>
     <w:p>
@@ -281,7 +431,7 @@
         <w:t>Status 10.09.2026:</w:t>
       </w:r>
       <w:r>
-        <w:t xml:space="preserve"> Delimično — podaci vozila i istorija dokumenata jasno su razdvojeni i dostupni. Posle migracije poređene su sve stare vrednosti u 172 vozila, 172 saobraćajne i 23 lizing ugovora: očuvane su. Navodni raniji gubitak zahteva konkretno vozilo i polje.</w:t>
+        <w:t xml:space="preserve"> Realizovano u okviru dosijea — tehničke karakteristike pripadaju vozilu, a broj i rokovi dokumenta dokumentu. Kartice Podaci i Dokumenti drže oba skupa u jednom dosijeu bez dupliranja identiteta.</w:t>
       </w:r>
     </w:p>
     <w:p>
@@ -295,7 +445,7 @@
         <w:t>Predlog rešenja:</w:t>
       </w:r>
       <w:r>
-        <w:t xml:space="preserve"> Uporediti konkretno prijavljeno polje u bazi, uvozu, dokumentu i prikazu. Ne pokretati masovno vraćanje podataka bez identifikovanog manjka.</w:t>
+        <w:t xml:space="preserve"> Zadržati zajednički dosije i istoriju dokumenata. Identitet ne unositi ponovo pri svakoj promeni dozvole. Aktuelni dokument je izdvojen, istorija se otvara samo kada postoji.</w:t>
       </w:r>
     </w:p>
     <w:p>
@@ -309,7 +459,7 @@
         <w:t>Pitanje za odluku / dopunu:</w:t>
       </w:r>
       <w:r>
-        <w:t xml:space="preserve"> Koje vozilo (tablice ili VIN), koji podatak i na kom ekranu nedostaje? Potreban je jedan konkretan primer i, ako postoji, raniji izvoz ili dokument. Nosilac: prijavilac primedbe i osoba koja matiči vozila.</w:t>
+        <w:t xml:space="preserve"> Postoji li u stvarnoj evidenciji primer ponovne dodele istih tablica drugom vozilu? Ako postoji, pre proširenja uvoza treba dogovoriti datiranu istoriju dodele tablica; sadašnja zaštita taj slučaj blokira. Nosilac: matična evidencija.</w:t>
       </w:r>
     </w:p>
     <w:p>
@@ -318,7 +468,7 @@
         <w:keepNext/>
       </w:pPr>
       <w:r>
-        <w:t>Tačka 4</w:t>
+        <w:t>Tačka 6</w:t>
       </w:r>
     </w:p>
     <w:p>
@@ -329,7 +479,7 @@
         <w:rPr>
           <w:i/>
         </w:rPr>
-        <w:t>Primedba iz preseka: Na primer nigde ne postoji boja vozila</w:t>
+        <w:t>Primedba iz preseka: U okviru Matičenja vozila bi trebalo da se dodeljuje oznaka da li je vozio kupljeno na lizing, kredit ili dugoročni najam</w:t>
       </w:r>
     </w:p>
     <w:p>
@@ -343,7 +493,7 @@
         <w:t xml:space="preserve">Ocena: </w:t>
       </w:r>
       <w:r>
-        <w:t>UI — polje već postoji</w:t>
+        <w:t>Poslovni model — delimično pokriveno</w:t>
       </w:r>
     </w:p>
     <w:p>
@@ -357,7 +507,7 @@
         <w:t>Odgovor — sadašnja arhitektura:</w:t>
       </w:r>
       <w:r>
-        <w:t xml:space="preserve"> Boja već postoji kao strukturirano polje Vehicle.color. Sada je dostupna u unosu i na detalju vozila. Primedba je bila opravdana kao problem vidljivosti podatka; nova tabela i dupliranje boje u slobodnom opisu nisu potrebni. Prazna vrednost znači da podatak treba dopuniti.</w:t>
+        <w:t xml:space="preserve"> Matičenje znači formiranje matične evidencije sredstva: identitet, osnov raspolaganja i početni raspored. Ne znači da se sve čuva u jednoj tabeli Vehicle. Čarobnjak sada povezuje vozilo sa istorijom VehicleHolding i, kada je potrebno, Lease i ugovorom. Kredit je način finansiranja vlasništva; lizing i najam su ugovorni osnovi. Poslovna namena, kao što je radna jedinica ili terenska podrška, predlaže se kao zasebna evidencija u planu ispod.</w:t>
       </w:r>
     </w:p>
     <w:p>
@@ -371,7 +521,7 @@
         <w:t>Status 10.09.2026:</w:t>
       </w:r>
       <w:r>
-        <w:t xml:space="preserve"> Realizovano — boja se unosi u čarobnjaku i prikazuje u identitetu vozila.</w:t>
+        <w:t xml:space="preserve"> Realizovano — šest koraka unosa uključuje osnov raspolaganja i finansiranje. Vlasništvo, kredit i lizing/najam nisu ista kategorija. Uvedena je istorija osnova raspolaganja.</w:t>
       </w:r>
     </w:p>
     <w:p>
@@ -385,7 +535,457 @@
         <w:t>Predlog rešenja:</w:t>
       </w:r>
       <w:r>
-        <w:t xml:space="preserve"> Koristiti postojeće polje; prazne boje dopunjava ovlašćeni korisnik iz dokumentacije.</w:t>
+        <w:t xml:space="preserve"> Zadržati postojeći čarobnjak i istoriju raspolaganja. Namenu dodati kao zaseban izbor u prvom koraku, prema novom planu; ne mešati je sa kreditom/lizingom.</w:t>
+      </w:r>
+    </w:p>
+    <w:p>
+      <w:pPr>
+        <w:keepLines/>
+      </w:pPr>
+      <w:r>
+        <w:rPr>
+          <w:b/>
+        </w:rPr>
+        <w:t>Pitanje za odluku / dopunu:</w:t>
+      </w:r>
+      <w:r>
+        <w:t xml:space="preserve"> Ko potvrđuje početni datum raspolaganja i ugovor za stare nepotpune zapise? Preporuka: zaduženi za matične podatke uz potvrdu finansija za kredit/vlasništvo.</w:t>
+      </w:r>
+    </w:p>
+    <w:p>
+      <w:pPr>
+        <w:pStyle w:val="Heading1"/>
+        <w:keepNext/>
+      </w:pPr>
+      <w:r>
+        <w:t>Tačka 7</w:t>
+      </w:r>
+    </w:p>
+    <w:p>
+      <w:pPr>
+        <w:keepNext/>
+      </w:pPr>
+      <w:r>
+        <w:rPr>
+          <w:i/>
+        </w:rPr>
+        <w:t>Primedba iz preseka: Podatka o neto održavanju po svakom od vozila,  nije dobar jer se ne vezuje za period,a ko se vezuje mora da piše za koji</w:t>
+      </w:r>
+    </w:p>
+    <w:p>
+      <w:pPr>
+        <w:keepNext/>
+      </w:pPr>
+      <w:r>
+        <w:rPr>
+          <w:b/>
+        </w:rPr>
+        <w:t xml:space="preserve">Ocena: </w:t>
+      </w:r>
+      <w:r>
+        <w:t>Period i značenje pokazatelja</w:t>
+      </w:r>
+    </w:p>
+    <w:p>
+      <w:pPr>
+        <w:keepLines/>
+      </w:pPr>
+      <w:r>
+        <w:rPr>
+          <w:b/>
+        </w:rPr>
+        <w:t>Odgovor — sadašnja arhitektura:</w:t>
+      </w:r>
+      <w:r>
+        <w:t xml:space="preserve"> Na novom detalju održavanje ima izabrani period. Spoljne usluge/delovi i IMS trebovanja prikazani su odvojeno; naknade osiguranja su zasebne jer mogu pripadati ranijoj šteti. Tako se izbegava dvosmislen naziv „neto održavanje“. Zbir prikazuje evidentirane stavke i ne potvrđuje sam po sebi potpunost evidencije ili jednaku PDV osnovu svih izvora.</w:t>
+      </w:r>
+    </w:p>
+    <w:p>
+      <w:pPr>
+        <w:keepLines/>
+      </w:pPr>
+      <w:r>
+        <w:rPr>
+          <w:b/>
+        </w:rPr>
+        <w:t>Status 10.09.2026:</w:t>
+      </w:r>
+      <w:r>
+        <w:t xml:space="preserve"> Realizovano na detalju — održavanje ima izabrani period i odvojene izvore. Naknade osiguranja su zasebne, jer mogu biti vezane za raniju štetu.</w:t>
+      </w:r>
+    </w:p>
+    <w:p>
+      <w:pPr>
+        <w:keepLines/>
+      </w:pPr>
+      <w:r>
+        <w:rPr>
+          <w:b/>
+        </w:rPr>
+        <w:t>Predlog rešenja:</w:t>
+      </w:r>
+      <w:r>
+        <w:t xml:space="preserve"> Zadržati filter perioda i jasno označene izvore. Tek nakon usaglašavanja osnovice razmatrati objedinjeni iznos održavanja.</w:t>
+      </w:r>
+    </w:p>
+    <w:p>
+      <w:pPr>
+        <w:keepLines/>
+      </w:pPr>
+      <w:r>
+        <w:rPr>
+          <w:b/>
+        </w:rPr>
+        <w:t>Pitanje za odluku / dopunu:</w:t>
+      </w:r>
+      <w:r>
+        <w:t xml:space="preserve"> Da li upravljački izveštaj koristi iznose bez PDV-a ili iznos koji predstavlja stvarni trošak IMS, i koji datum razgraničava period? Finansije treba da potvrde osnovicu svakog izvora; ne uvoditi jedno pravilo napamet.</w:t>
+      </w:r>
+    </w:p>
+    <w:p>
+      <w:pPr>
+        <w:pStyle w:val="Heading1"/>
+        <w:keepNext/>
+      </w:pPr>
+      <w:r>
+        <w:t>Tačka 8</w:t>
+      </w:r>
+    </w:p>
+    <w:p>
+      <w:pPr>
+        <w:keepNext/>
+      </w:pPr>
+      <w:r>
+        <w:rPr>
+          <w:i/>
+        </w:rPr>
+        <w:t>Primedba iz preseka: Održavanje / Vrednost nije dobar pokazatelj jer ne znamo tačno šta uzimamo kao vrednost a šta kao troškove održavanja, knjigovodstvena vrednost nije jednaka tržišnoij vrednosti vozila</w:t>
+      </w:r>
+    </w:p>
+    <w:p>
+      <w:pPr>
+        <w:keepNext/>
+      </w:pPr>
+      <w:r>
+        <w:rPr>
+          <w:b/>
+        </w:rPr>
+        <w:t xml:space="preserve">Ocena: </w:t>
+      </w:r>
+      <w:r>
+        <w:t>Metodologija — ograničeno opravdan pokazatelj</w:t>
+      </w:r>
+    </w:p>
+    <w:p>
+      <w:pPr>
+        <w:keepLines/>
+      </w:pPr>
+      <w:r>
+        <w:rPr>
+          <w:b/>
+        </w:rPr>
+        <w:t>Odgovor — sadašnja arhitektura:</w:t>
+      </w:r>
+      <w:r>
+        <w:t xml:space="preserve"> Primedba na mešanje vrednosti je opravdana. Na novom detalju uklonjeni su odnos održavanja i vrednosti i računanje preostale vrednosti oduzimanjem popravki. Nabavna i knjigovodstvena vrednost prikazane su odvojeno; nedostajući podatak nije nula. Tržišna ili osigurana vrednost zahteva poseban izvor, datum i namenu. Odnos troška i potvrđene vrednosti može kasnije biti pomoćni signal, ali ne samostalna odluka o zameni.</w:t>
+      </w:r>
+    </w:p>
+    <w:p>
+      <w:pPr>
+        <w:keepLines/>
+      </w:pPr>
+      <w:r>
+        <w:rPr>
+          <w:b/>
+        </w:rPr>
+        <w:t>Status 10.09.2026:</w:t>
+      </w:r>
+      <w:r>
+        <w:t xml:space="preserve"> Realizovano na detalju — uklonjen je nejasan odnos održavanja i vrednosti i računanje preostale vrednosti oduzimanjem popravki. Nabavna i knjigovodstvena vrednost prikazane su zasebno; prazno nije nula.</w:t>
+      </w:r>
+    </w:p>
+    <w:p>
+      <w:pPr>
+        <w:keepLines/>
+      </w:pPr>
+      <w:r>
+        <w:rPr>
+          <w:b/>
+        </w:rPr>
+        <w:t>Predlog rešenja:</w:t>
+      </w:r>
+      <w:r>
+        <w:t xml:space="preserve"> Zadržati odvojene vrednosti. Za odluku o zameni kasnije povezati potvrđenu procenu tržišne vrednosti, datum procene, troškove i raspoloživost sredstva.</w:t>
+      </w:r>
+    </w:p>
+    <w:p>
+      <w:pPr>
+        <w:keepLines/>
+      </w:pPr>
+      <w:r>
+        <w:rPr>
+          <w:b/>
+        </w:rPr>
+        <w:t>Pitanje za odluku / dopunu:</w:t>
+      </w:r>
+      <w:r>
+        <w:t xml:space="preserve"> Da li je cilj računovodstveni pregled, osiguranje ili odluka o zameni, i ko dostavlja odgovarajuću vrednost? Preporuka: vrednost birati po svrsi izveštaja, bez zamene praznog polja drugom osnovicom.</w:t>
+      </w:r>
+    </w:p>
+    <w:p>
+      <w:pPr>
+        <w:pStyle w:val="Heading1"/>
+        <w:keepNext/>
+      </w:pPr>
+      <w:r>
+        <w:t>Tačka 9</w:t>
+      </w:r>
+    </w:p>
+    <w:p>
+      <w:pPr>
+        <w:keepNext/>
+      </w:pPr>
+      <w:r>
+        <w:rPr>
+          <w:i/>
+        </w:rPr>
+        <w:t>Primedba iz preseka: Iznosi potrošnje goriva nisu dobri jer nisu vezani za period</w:t>
+      </w:r>
+    </w:p>
+    <w:p>
+      <w:pPr>
+        <w:keepNext/>
+      </w:pPr>
+      <w:r>
+        <w:rPr>
+          <w:b/>
+        </w:rPr>
+        <w:t xml:space="preserve">Ocena: </w:t>
+      </w:r>
+      <w:r>
+        <w:t>Period i prikaz</w:t>
+      </w:r>
+    </w:p>
+    <w:p>
+      <w:pPr>
+        <w:keepLines/>
+      </w:pPr>
+      <w:r>
+        <w:rPr>
+          <w:b/>
+        </w:rPr>
+        <w:t>Odgovor — sadašnja arhitektura:</w:t>
+      </w:r>
+      <w:r>
+        <w:t xml:space="preserve"> Novi detalj filtrira gorivo i AdBlue po zajedničkom periodu sa mesečnim pregledom. Prikazuje bruto iznose iz NIS/OMV transakcija. Zbir točenja nije automatski fizička potrošnja u istom mesecu, niti dokaz finansijskog usaglašavanja. Razlikovanje perioda, proizvoda, količine i iznosa je tehnički ispravno i sada je jasnije u prikazu.</w:t>
+      </w:r>
+    </w:p>
+    <w:p>
+      <w:pPr>
+        <w:keepLines/>
+      </w:pPr>
+      <w:r>
+        <w:rPr>
+          <w:b/>
+        </w:rPr>
+        <w:t>Status 10.09.2026:</w:t>
+      </w:r>
+      <w:r>
+        <w:t xml:space="preserve"> Realizovano na detalju — gorivo/AdBlue ima zajednički period sa mesečnim pregledom i računima. Iznos je eksplicitno bruto, iz NIS/OMV evidencije.</w:t>
+      </w:r>
+    </w:p>
+    <w:p>
+      <w:pPr>
+        <w:keepLines/>
+      </w:pPr>
+      <w:r>
+        <w:rPr>
+          <w:b/>
+        </w:rPr>
+        <w:t>Predlog rešenja:</w:t>
+      </w:r>
+      <w:r>
+        <w:t xml:space="preserve"> Sačuvati period i odvojiti točenja goriva, AdBlue i finansijski zbir. Usaglašavanje ukupnog goriva rešavati zajedno sa tačkama 27, 30 i 31.</w:t>
+      </w:r>
+    </w:p>
+    <w:p>
+      <w:pPr>
+        <w:keepLines/>
+      </w:pPr>
+      <w:r>
+        <w:rPr>
+          <w:b/>
+        </w:rPr>
+        <w:t>Pitanje za odluku / dopunu:</w:t>
+      </w:r>
+      <w:r>
+        <w:t xml:space="preserve"> Koji datum je merodavan za finansijski mesečni izveštaj: transakcija ili knjiženje? Preporuka: operativni pregled po transakciji, finansijski prema potvrđenom pravilu knjiženja, sa prikazom razlika. Nosilac: finansije.</w:t>
+      </w:r>
+    </w:p>
+    <w:p>
+      <w:pPr>
+        <w:pStyle w:val="Heading1"/>
+        <w:keepNext/>
+      </w:pPr>
+      <w:r>
+        <w:t>Tačka 10</w:t>
+      </w:r>
+    </w:p>
+    <w:p>
+      <w:pPr>
+        <w:keepNext/>
+      </w:pPr>
+      <w:r>
+        <w:rPr>
+          <w:i/>
+        </w:rPr>
+        <w:t>Primedba iz preseka: Troškovi servisa po tipu popravke nije dobar grafikon jer nije vezan za period na koji se odnosi</w:t>
+      </w:r>
+    </w:p>
+    <w:p>
+      <w:pPr>
+        <w:keepNext/>
+      </w:pPr>
+      <w:r>
+        <w:rPr>
+          <w:b/>
+        </w:rPr>
+        <w:t xml:space="preserve">Ocena: </w:t>
+      </w:r>
+      <w:r>
+        <w:t>Grafikon — dorada filtriranja i oznaka</w:t>
+      </w:r>
+    </w:p>
+    <w:p>
+      <w:pPr>
+        <w:keepLines/>
+      </w:pPr>
+      <w:r>
+        <w:rPr>
+          <w:b/>
+        </w:rPr>
+        <w:t>Odgovor — sadašnja arhitektura:</w:t>
+      </w:r>
+      <w:r>
+        <w:t xml:space="preserve"> Raspodela održavanja po kategorijama ima poslovnu svrhu i zadržana je uz ispravljen obuhvat. Novi detalj koristi izabrani period, spoljne usluge/delove i IMS trebovanja; prikazuje sve kategorije, nerazvrstane i negativne stavke. Tačnost samog razvrstavanja zavisi od izvornog podatka, pa prikaz ne može naknadno pogoditi vrstu intervencije koja nije evidentirana.</w:t>
+      </w:r>
+    </w:p>
+    <w:p>
+      <w:pPr>
+        <w:keepLines/>
+      </w:pPr>
+      <w:r>
+        <w:rPr>
+          <w:b/>
+        </w:rPr>
+        <w:t>Status 10.09.2026:</w:t>
+      </w:r>
+      <w:r>
+        <w:t xml:space="preserve"> Realizovano — struktura održavanja koristi isti period, obuhvata spoljne usluge i delove i IMS trebovanja, sve kategorije, nerazvrstano i negativne stavke.</w:t>
+      </w:r>
+    </w:p>
+    <w:p>
+      <w:pPr>
+        <w:keepLines/>
+      </w:pPr>
+      <w:r>
+        <w:rPr>
+          <w:b/>
+        </w:rPr>
+        <w:t>Predlog rešenja:</w:t>
+      </w:r>
+      <w:r>
+        <w:t xml:space="preserve"> Uvezati kategorije sa intervencijom i prikazati nerazvrstane stavke; ne menjati kategorije na osnovu pretpostavke iz naziva artikla.</w:t>
+      </w:r>
+    </w:p>
+    <w:p>
+      <w:pPr>
+        <w:keepLines/>
+      </w:pPr>
+      <w:r>
+        <w:rPr>
+          <w:b/>
+        </w:rPr>
+        <w:t>Pitanje za odluku / dopunu:</w:t>
+      </w:r>
+      <w:r>
+        <w:t xml:space="preserve"> Ko odobrava šifarnik vrsta održavanja i razvrstava stare nepovezane stavke? Preporuka: garaža potvrđuje vrstu rada; finansije potvrđuju iznose.</w:t>
+      </w:r>
+    </w:p>
+    <w:p>
+      <w:pPr>
+        <w:pStyle w:val="Heading1"/>
+        <w:keepNext/>
+      </w:pPr>
+      <w:r>
+        <w:t>Tačka 11</w:t>
+      </w:r>
+    </w:p>
+    <w:p>
+      <w:pPr>
+        <w:keepNext/>
+      </w:pPr>
+      <w:r>
+        <w:rPr>
+          <w:i/>
+        </w:rPr>
+        <w:t>Primedba iz preseka: U opis vozila ubaciti negde i boju</w:t>
+      </w:r>
+    </w:p>
+    <w:p>
+      <w:pPr>
+        <w:keepNext/>
+      </w:pPr>
+      <w:r>
+        <w:rPr>
+          <w:b/>
+        </w:rPr>
+        <w:t xml:space="preserve">Ocena: </w:t>
+      </w:r>
+      <w:r>
+        <w:t>UI — mala dopuna</w:t>
+      </w:r>
+    </w:p>
+    <w:p>
+      <w:pPr>
+        <w:keepLines/>
+      </w:pPr>
+      <w:r>
+        <w:rPr>
+          <w:b/>
+        </w:rPr>
+        <w:t>Odgovor — sadašnja arhitektura:</w:t>
+      </w:r>
+      <w:r>
+        <w:t xml:space="preserve"> Boju treba prikazati iz postojećeg strukturiranog polja uz marku, model ili tehničke podatke vozila. Nije potrebno ponovo je ručno upisivati u slobodan opis, jer bi dva unosa mogla da se razlikuju. Ovo je dopuna prikaza, a ne uvođenje novog podatka.</w:t>
+      </w:r>
+    </w:p>
+    <w:p>
+      <w:pPr>
+        <w:keepLines/>
+      </w:pPr>
+      <w:r>
+        <w:rPr>
+          <w:b/>
+        </w:rPr>
+        <w:t>Status 10.09.2026:</w:t>
+      </w:r>
+      <w:r>
+        <w:t xml:space="preserve"> Realizovano — opis boje je vidljiv i može da se menja u podacima vozila.</w:t>
+      </w:r>
+    </w:p>
+    <w:p>
+      <w:pPr>
+        <w:keepLines/>
+      </w:pPr>
+      <w:r>
+        <w:rPr>
+          <w:b/>
+        </w:rPr>
+        <w:t>Predlog rešenja:</w:t>
+      </w:r>
+      <w:r>
+        <w:t xml:space="preserve"> Zadržati prikaz boje iz istog polja u dosijeu, bez drugog ručnog unosa.</w:t>
       </w:r>
     </w:p>
     <w:p>
@@ -399,7 +999,7 @@
         <w:t>Dalja potvrda:</w:t>
       </w:r>
       <w:r>
-        <w:t xml:space="preserve"> Nema dodatne odluke; nova tabela nije potrebna.</w:t>
+        <w:t xml:space="preserve"> Nema dodatnog pitanja; realizovano istim podatkom kao u tački 4.</w:t>
       </w:r>
     </w:p>
     <w:p>
@@ -408,7 +1008,7 @@
         <w:keepNext/>
       </w:pPr>
       <w:r>
-        <w:t>Tačka 5</w:t>
+        <w:t>Tačka 12</w:t>
       </w:r>
     </w:p>
     <w:p>
@@ -419,7 +1019,7 @@
         <w:rPr>
           <w:i/>
         </w:rPr>
-        <w:t>Primedba iz preseka: Svi podaci iz saobracajne bi trebalo da budu na jendom mestu</w:t>
+        <w:t xml:space="preserve">Primedba iz preseka: Proračun isplativosti bi trebalo uraditi ponovo jer nije dobro. Postavićemo ovo drugačije. </w:t>
       </w:r>
     </w:p>
     <w:p>
@@ -433,7 +1033,7 @@
         <w:t xml:space="preserve">Ocena: </w:t>
       </w:r>
       <w:r>
-        <w:t>UI uz opravdanu strukturu podataka</w:t>
+        <w:t>Metodologija obračuna i naziv</w:t>
       </w:r>
     </w:p>
     <w:p>
@@ -447,7 +1047,7 @@
         <w:t>Odgovor — sadašnja arhitektura:</w:t>
       </w:r>
       <w:r>
-        <w:t xml:space="preserve"> Jedan dosije za korisnika ne zahteva jednu tabelu u bazi. Vehicle nosi identitet i tehničke karakteristike, TrafficCard dokument, tablice i njegove datume. Sada su objedinjeni u dosijeu kroz Podatke i Dokumente. Sistem podržava više dokumenata sa istim tablicama na istom vozilu i promenu tablica; zato tablice nisu jedinstveni identitet vozila. Trenutno je blokirano vezivanje istih tablica za različita vozila, čak i istorijski.</w:t>
+        <w:t xml:space="preserve"> Trošak po kilometru može biti koristan podatak, ali sam ne predstavlja isplativost. Sa novog detalja uklonjene su automatske ocene i procene bez dovoljne osnove, a sa nove kontrolne table Crvena zona. Stariji zbirni analitički ekrani i dalje koriste ranije formule i pragove i moraju posebno da se preispitaju. Potpun trošak vlasništva/korišćenja (TCO) još nije završen; traži periodizaciju, usaglašene izvore i jasnu namenu vozila.</w:t>
       </w:r>
     </w:p>
     <w:p>
@@ -461,7 +1061,7 @@
         <w:t>Status 10.09.2026:</w:t>
       </w:r>
       <w:r>
-        <w:t xml:space="preserve"> Realizovano u okviru dosijea — tehničke karakteristike pripadaju vozilu, a broj i rokovi dokumenta dokumentu. Kartice Podaci i Dokumenti drže oba skupa u jednom dosijeu bez dupliranja identiteta.</w:t>
+        <w:t xml:space="preserve"> Delimično — nepouzdana ocena isplativosti i proizvoljni pragovi uklonjeni su sa detalja. Potpun TCO i model odluke o zameni nisu uvedeni; potrebni su usaglašeni podaci o svim troškovima i kilometraži. Zbirna analitika na drugim ekranima nije prepisana ovom izmenom.</w:t>
       </w:r>
     </w:p>
     <w:p>
@@ -475,7 +1075,7 @@
         <w:t>Predlog rešenja:</w:t>
       </w:r>
       <w:r>
-        <w:t xml:space="preserve"> Zadržati zajednički dosije i istoriju dokumenata. Identitet ne unositi ponovo pri svakoj promeni dozvole. Aktuelni dokument je izdvojen, istorija se otvara samo kada postoji.</w:t>
+        <w:t xml:space="preserve"> Popisati sve stare formule i ekrane. Prvo prikazati pouzdane troškove i obuhvat; zatim razviti TCO i pomoć za odluku o zadržavanju/zameni. Nepotvrđene ocene jasno označiti ili ukloniti iz pregleda za odlučivanje.</w:t>
       </w:r>
     </w:p>
     <w:p>
@@ -489,7 +1089,7 @@
         <w:t>Pitanje za odluku / dopunu:</w:t>
       </w:r>
       <w:r>
-        <w:t xml:space="preserve"> Postoji li u stvarnoj evidenciji primer ponovne dodele istih tablica drugom vozilu? Ako postoji, pre proširenja uvoza treba dogovoriti datiranu istoriju dodele tablica; sadašnja zaštita taj slučaj blokira. Nosilac: matična evidencija.</w:t>
+        <w:t xml:space="preserve"> Koju odluku rezultat treba da podrži: smanjenje troškova, zamenu, kupovinu naspram najma ili raspored sredstava? Preporuka: odvojiti ove namene, a metodologiju potvrđuju direktorka i finansije uz garažu.</w:t>
       </w:r>
     </w:p>
     <w:p>
@@ -498,7 +1098,7 @@
         <w:keepNext/>
       </w:pPr>
       <w:r>
-        <w:t>Tačka 6</w:t>
+        <w:t>Tačka 13</w:t>
       </w:r>
     </w:p>
     <w:p>
@@ -509,7 +1109,7 @@
         <w:rPr>
           <w:i/>
         </w:rPr>
-        <w:t>Primedba iz preseka: U okviru Matičenja vozila bi trebalo da se dodeljuje oznaka da li je vozio kupljeno na lizing, kredit ili dugoročni najam</w:t>
+        <w:t>Primedba iz preseka: Mora da se prođe kroz sve formule. One ne mogu biti iste za putnicka, teretna vozila, vozila u nasem vlasnistvu i vozila koja su uzeta u najam ili na lizing. Ovo zahteva malo bolje poznavanje pokazatelja kojima se meri upoteba nekog vozila. I mora se napraviti i razlika u tome po kom jeosnovu dobijeno neko službeno vozilo. Da li je jedna radnik zadužen za vozilo duži vremenski period ili ga vozi ponekad na dnevnom nivou, i proveriti na šta jos je potrebno obratiti paznju.</w:t>
       </w:r>
     </w:p>
     <w:p>
@@ -523,7 +1123,7 @@
         <w:t xml:space="preserve">Ocena: </w:t>
       </w:r>
       <w:r>
-        <w:t>Poslovni model — delimično pokriveno</w:t>
+        <w:t>Poslovna metodologija — deo razlika već postoji</w:t>
       </w:r>
     </w:p>
     <w:p>
@@ -537,7 +1137,7 @@
         <w:t>Odgovor — sadašnja arhitektura:</w:t>
       </w:r>
       <w:r>
-        <w:t xml:space="preserve"> Matičenje znači formiranje matične evidencije sredstva: identitet, osnov raspolaganja i početni raspored. Ne znači da se sve čuva u jednoj tabeli Vehicle. Čarobnjak sada povezuje vozilo sa istorijom VehicleHolding i, kada je potrebno, Lease i ugovorom. Kredit je način finansiranja vlasništva; lizing i najam su ugovorni osnovi. Poslovna namena, kao što je radna jedinica ili terenska podrška, predlaže se kao zasebna evidencija u planu ispod.</w:t>
+        <w:t xml:space="preserve"> Formula trošak/km može ostati ista tamo gde meri vožnju, ali ne može biti jedino merilo korisnosti celog voznog parka. Kamion sa bušaćom garniturom obavlja rad i kada stoji; kombi za opremu podržava rad ekipe. Postojeća tehnička kategorija, masa, vlasništvo i zaduženje ne opisuju dovoljno tu namenu. Starija analitika koristi pragove po masi, uključujući oznaku „Putnička vozila do 3,5 t“, koja nije pouzdana klasifikacija kombija. Predlaže se zasebna poslovna namena i pokazatelji primereni stvarnom radu, uz pregled svih formula i njihovih korisnika u kodu.</w:t>
       </w:r>
     </w:p>
     <w:p>
@@ -551,7 +1151,7 @@
         <w:t>Status 10.09.2026:</w:t>
       </w:r>
       <w:r>
-        <w:t xml:space="preserve"> Realizovano — šest koraka unosa uključuje osnov raspolaganja i finansiranje. Vlasništvo, kredit i lizing/najam nisu ista kategorija. Uvedena je istorija osnova raspolaganja.</w:t>
+        <w:t xml:space="preserve"> Delimično — tehnička kategorija, raspolaganje i korišćenje postoje. Poslovna namena, radni sati i nova metodologija za radne jedinice dodati su u plan; nisu implementirani.</w:t>
       </w:r>
     </w:p>
     <w:p>
@@ -565,7 +1165,7 @@
         <w:t>Predlog rešenja:</w:t>
       </w:r>
       <w:r>
-        <w:t xml:space="preserve"> Zadržati postojeći čarobnjak i istoriju raspolaganja. Namenu dodati kao zaseban izbor u prvom koraku, prema novom planu; ne mešati je sa kreditom/lizingom.</w:t>
+        <w:t xml:space="preserve"> Uvesti poslovnu namenu i istoriju promene, a pokazatelje birati po radu sredstva. Vlasništvo/ugovor određuje sastav troška; stalno/povremeno zaduženje način korišćenja. Masa ostaje tehnički podatak.</w:t>
       </w:r>
     </w:p>
     <w:p>
@@ -579,7 +1179,7 @@
         <w:t>Pitanje za odluku / dopunu:</w:t>
       </w:r>
       <w:r>
-        <w:t xml:space="preserve"> Ko potvrđuje početni datum raspolaganja i ugovor za stare nepotpune zapise? Preporuka: zaduženi za matične podatke uz potvrdu finansija za kredit/vlasništvo.</w:t>
+        <w:t xml:space="preserve"> Koje radne grupe IMS stvarno koristi, da li se meri rad garniture i da li je oprema zasebno sredstvo? Preporuka i konkretna pitanja nalaze se u planu „Radne jedinice i poslovna namena“. Nosilac: direktorka, garaža i rukovodioci terenskih ekipa.</w:t>
       </w:r>
     </w:p>
     <w:p>
@@ -588,7 +1188,7 @@
         <w:keepNext/>
       </w:pPr>
       <w:r>
-        <w:t>Tačka 7</w:t>
+        <w:t>Tačka 14</w:t>
       </w:r>
     </w:p>
     <w:p>
@@ -599,7 +1199,187 @@
         <w:rPr>
           <w:i/>
         </w:rPr>
-        <w:t>Primedba iz preseka: Podatka o neto održavanju po svakom od vozila,  nije dobar jer se ne vezuje za period,a ko se vezuje mora da piše za koji</w:t>
+        <w:t>Primedba iz preseka: Fokus je da ono sto se je dostupno bude privedeno nameni. To je ono sto će sse videti sa leve strane: Spisak vozila, Saobracajne dozvole, Putni nalozi, Zaduzenja vozila, Garaža IMS, Izveštaji i Ostalo.</w:t>
+      </w:r>
+    </w:p>
+    <w:p>
+      <w:pPr>
+        <w:keepNext/>
+      </w:pPr>
+      <w:r>
+        <w:rPr>
+          <w:b/>
+        </w:rPr>
+        <w:t>Ocena:</w:t>
+      </w:r>
+      <w:r>
+        <w:t xml:space="preserve"> UI i navigacija — realizovano prema poslednjoj korekciji</w:t>
+      </w:r>
+    </w:p>
+    <w:p>
+      <w:pPr>
+        <w:keepLines/>
+      </w:pPr>
+      <w:r>
+        <w:rPr>
+          <w:b/>
+        </w:rPr>
+        <w:t>Odgovor — sadašnja arhitektura:</w:t>
+      </w:r>
+      <w:r>
+        <w:t xml:space="preserve"> Korisnik je naknadno tražio da Pregled i Analitika ostanu u sidebaru. Vraćeni su, pa redosled sada glasi: Pregled, Spisak vozila, Analitika, Saobraćajne dozvole, Putni nalozi, Zaduženja vozila, Garaža IMS, Izveštaji i Ostalo.</w:t>
+      </w:r>
+    </w:p>
+    <w:p>
+      <w:pPr>
+        <w:keepLines/>
+      </w:pPr>
+      <w:r>
+        <w:rPr>
+          <w:b/>
+        </w:rPr>
+        <w:t>Status 10.09.2026:</w:t>
+      </w:r>
+      <w:r>
+        <w:t xml:space="preserve"> Realizovano — Pregled vodi na postojeću kontrolnu tablu, a Analitika na postojeći analitički ekran.</w:t>
+      </w:r>
+    </w:p>
+    <w:p>
+      <w:pPr>
+        <w:keepLines/>
+      </w:pPr>
+      <w:r>
+        <w:rPr>
+          <w:b/>
+        </w:rPr>
+        <w:t>Predlog rešenja:</w:t>
+      </w:r>
+      <w:r>
+        <w:t xml:space="preserve"> Sprovedeno. Vraćanje linka na Analitiku nije potvrda njene stare finansijske metodologije; ranije otvorena pitanja obračuna ostaju.</w:t>
+      </w:r>
+    </w:p>
+    <w:p>
+      <w:pPr>
+        <w:keepLines/>
+      </w:pPr>
+      <w:r>
+        <w:rPr>
+          <w:b/>
+        </w:rPr>
+        <w:t>Dalja potvrda:</w:t>
+      </w:r>
+      <w:r>
+        <w:t xml:space="preserve"> Nema otvorene odluke o ovim stavkama menija.</w:t>
+      </w:r>
+    </w:p>
+    <w:p>
+      <w:pPr>
+        <w:pStyle w:val="Heading1"/>
+        <w:keepNext/>
+      </w:pPr>
+      <w:r>
+        <w:t>Tačka 15</w:t>
+      </w:r>
+    </w:p>
+    <w:p>
+      <w:pPr>
+        <w:keepNext/>
+      </w:pPr>
+      <w:r>
+        <w:rPr>
+          <w:i/>
+        </w:rPr>
+        <w:t>Primedba iz preseka: U okviru izveštaja će se naći Potorsnja, Polise, Popravke van IMS, Popravke u IMS, Lizing i najam (ali ćemo ažuriranje ove tabele dugačije postaviti).</w:t>
+      </w:r>
+    </w:p>
+    <w:p>
+      <w:pPr>
+        <w:keepNext/>
+      </w:pPr>
+      <w:r>
+        <w:rPr>
+          <w:b/>
+        </w:rPr>
+        <w:t>Ocena:</w:t>
+      </w:r>
+      <w:r>
+        <w:t xml:space="preserve"> Premeštanje realizovano; novi postupak ažuriranja lizinga otvoren</w:t>
+      </w:r>
+    </w:p>
+    <w:p>
+      <w:pPr>
+        <w:keepLines/>
+      </w:pPr>
+      <w:r>
+        <w:rPr>
+          <w:b/>
+        </w:rPr>
+        <w:t>Odgovor — sadašnja arhitektura:</w:t>
+      </w:r>
+      <w:r>
+        <w:t xml:space="preserve"> Prva grupa u Izveštajima sadrži Potrošnju, Polise, Popravke van IMS, Popravke u IMS i Lizing i najam. Postojeći finansijski, garažni i upravljački izveštaji ostaju ispod njih. Premešteni su ulazi u postojeće evidencije; unos i izmena i dalje koriste postojeće funkcije i prava.</w:t>
+      </w:r>
+    </w:p>
+    <w:p>
+      <w:pPr>
+        <w:keepLines/>
+      </w:pPr>
+      <w:r>
+        <w:rPr>
+          <w:b/>
+        </w:rPr>
+        <w:t>Status 10.09.2026:</w:t>
+      </w:r>
+      <w:r>
+        <w:t xml:space="preserve"> Delimično — svih pet pregleda premešteno je u Izveštaje. Novi postupak ažuriranja lizinga/najma nije implementiran jer nije definisan.</w:t>
+      </w:r>
+    </w:p>
+    <w:p>
+      <w:pPr>
+        <w:keepLines/>
+      </w:pPr>
+      <w:r>
+        <w:rPr>
+          <w:b/>
+        </w:rPr>
+        <w:t>Predlog rešenja:</w:t>
+      </w:r>
+      <w:r>
+        <w:t xml:space="preserve"> Za novi postupak zadržati istoriju ugovora, promena uslova i perioda. Mesto unosa i odgovornosti usaglasiti pre izmene procesa.</w:t>
+      </w:r>
+    </w:p>
+    <w:p>
+      <w:pPr>
+        <w:keepLines/>
+      </w:pPr>
+      <w:r>
+        <w:rPr>
+          <w:b/>
+        </w:rPr>
+        <w:t>Pitanje za odluku / dopunu:</w:t>
+      </w:r>
+      <w:r>
+        <w:t xml:space="preserve"> Ko unosi novi ugovor, promenu uslova i produženje lizinga/najma, a ko ih proverava? Preporuka: unos uz vozilo/ugovor i odvojeni zbirni pregled, bez prepisivanja ranijih uslova.</w:t>
+      </w:r>
+    </w:p>
+    <w:p>
+      <w:pPr>
+        <w:pStyle w:val="Heading1"/>
+        <w:keepNext/>
+      </w:pPr>
+      <w:r>
+        <w:t>Tačka 16</w:t>
+      </w:r>
+    </w:p>
+    <w:p>
+      <w:pPr>
+        <w:keepNext/>
+      </w:pPr>
+      <w:r>
+        <w:rPr>
+          <w:i/>
+        </w:rPr>
+        <w:t xml:space="preserve">Primedba iz preseka: Kontrolna tabla i Analitika će biti vidljivi kada se srede i privedu nameni i budemo sigurni da sadrže tačne podatke. </w:t>
       </w:r>
     </w:p>
     <w:p>
@@ -613,7 +1393,7 @@
         <w:t xml:space="preserve">Ocena: </w:t>
       </w:r>
       <w:r>
-        <w:t>Period i značenje pokazatelja</w:t>
+        <w:t>Objavljivanje i potvrda pokazatelja</w:t>
       </w:r>
     </w:p>
     <w:p>
@@ -627,7 +1407,7 @@
         <w:t>Odgovor — sadašnja arhitektura:</w:t>
       </w:r>
       <w:r>
-        <w:t xml:space="preserve"> Na novom detalju održavanje ima izabrani period. Spoljne usluge/delovi i IMS trebovanja prikazani su odvojeno; naknade osiguranja su zasebne jer mogu pripadati ranijoj šteti. Tako se izbegava dvosmislen naziv „neto održavanje“. Zbir prikazuje evidentirane stavke i ne potvrđuje sam po sebi potpunost evidencije ili jednaku PDV osnovu svih izvora.</w:t>
+        <w:t xml:space="preserve"> Nova kontrolna tabla prikazuje trenutno evidentirano stanje, jasne brojače, sklopiva upozorenja i centre. Brojanje centara provereno je nezavisnim SQL upitom: 164 aktivna vozila u 9 centara na dan provere. To potvrđuje saglasnost obračuna sa bazom, ne fizički popis ili usaglašenost finansija. Starija zbirna Analitika nije ovim završena. Vidljivost i poslovnu prihvatljivost treba potvrđivati za svaki pregled zasebno.</w:t>
       </w:r>
     </w:p>
     <w:p>
@@ -641,7 +1421,7 @@
         <w:t>Status 10.09.2026:</w:t>
       </w:r>
       <w:r>
-        <w:t xml:space="preserve"> Realizovano na detalju — održavanje ima izabrani period i odvojene izvore. Naknade osiguranja su zasebne, jer mogu biti vezane za raniju štetu.</w:t>
+        <w:t xml:space="preserve"> Delimično — nova kontrolna tabla realizovana i tehnički proverena, uključujući statistiku centara. Stariji zbirni ekrani Analitike, finansijsko usaglašavanje i poslovna potvrda nisu završeni.</w:t>
       </w:r>
     </w:p>
     <w:p>
@@ -655,7 +1435,7 @@
         <w:t>Predlog rešenja:</w:t>
       </w:r>
       <w:r>
-        <w:t xml:space="preserve"> Zadržati filter perioda i jasno označene izvore. Tek nakon usaglašavanja osnovice razmatrati objedinjeni iznos održavanja.</w:t>
+        <w:t xml:space="preserve"> Prihvatati pokazatelje pojedinačno, uz definiciju, izvor, datum i kontrolni primer. Uvesti odvojenu potvrdu za operativnu tablu i buduće finansijske/analitičke izveštaje.</w:t>
       </w:r>
     </w:p>
     <w:p>
@@ -669,7 +1449,7 @@
         <w:t>Pitanje za odluku / dopunu:</w:t>
       </w:r>
       <w:r>
-        <w:t xml:space="preserve"> Da li upravljački izveštaj koristi iznose bez PDV-a ili iznos koji predstavlja stvarni trošak IMS, i koji datum razgraničava period? Finansije treba da potvrde osnovicu svakog izvora; ne uvoditi jedno pravilo napamet.</w:t>
+        <w:t xml:space="preserve"> Ko daje poslovnu potvrdu za kontrolnu tablu, a ko za finansijsku analitiku? Preporuka: garaža potvrđuje stanje sredstava, finansije svoje iznose, direktorka namenu pokazatelja. Provera koda nije zamena za te potvrde.</w:t>
       </w:r>
     </w:p>
     <w:p>
@@ -678,7 +1458,7 @@
         <w:keepNext/>
       </w:pPr>
       <w:r>
-        <w:t>Tačka 8</w:t>
+        <w:t>Tačka 17</w:t>
       </w:r>
     </w:p>
     <w:p>
@@ -689,7 +1469,7 @@
         <w:rPr>
           <w:i/>
         </w:rPr>
-        <w:t>Primedba iz preseka: Održavanje / Vrednost nije dobar pokazatelj jer ne znamo tačno šta uzimamo kao vrednost a šta kao troškove održavanja, knjigovodstvena vrednost nije jednaka tržišnoij vrednosti vozila</w:t>
+        <w:t xml:space="preserve">Primedba iz preseka: Ceo deo koji se odnosi na garažu IMS će se poraditi posle sastanka sa Veljovićem i Dramlićem, posle kog ćemo promenit procedure koje se odnose na vozila i upravaljanje voznim parkom. Uključiti Mariju Mazalović da se odmah procedure i promene. I da se da čovek koji će matičiti vozilo i voditi računa o karticama. </w:t>
       </w:r>
     </w:p>
     <w:p>
@@ -703,7 +1483,7 @@
         <w:t xml:space="preserve">Ocena: </w:t>
       </w:r>
       <w:r>
-        <w:t>Metodologija — ograničeno opravdan pokazatelj</w:t>
+        <w:t>Organizacija i poslovne procedure</w:t>
       </w:r>
     </w:p>
     <w:p>
@@ -717,7 +1497,7 @@
         <w:t>Odgovor — sadašnja arhitektura:</w:t>
       </w:r>
       <w:r>
-        <w:t xml:space="preserve"> Primedba na mešanje vrednosti je opravdana. Na novom detalju uklonjeni su odnos održavanja i vrednosti i računanje preostale vrednosti oduzimanjem popravki. Nabavna i knjigovodstvena vrednost prikazane su odvojeno; nedostajući podatak nije nula. Tržišna ili osigurana vrednost zahteva poseban izvor, datum i namenu. Odnos troška i potvrđene vrednosti može kasnije biti pomoćni signal, ali ne samostalna odluka o zameni.</w:t>
+        <w:t xml:space="preserve"> Ovaj zahtev prvenstveno zavisi od dogovorene organizacije rada. Potrebno je odrediti ko prijavljuje kvar, odobrava intervenciju, izdaje delove, zatvara rad i održava matične podatke i kartice. Aplikacija može podržati dogovorene odgovornosti i kontrole, ali ne može samostalno odrediti vlasnika procesa. Sastanak i ažuriranje procedura predstavljaju osnovu za preciznu doradu funkcionalnosti.</w:t>
       </w:r>
     </w:p>
     <w:p>
@@ -731,7 +1511,7 @@
         <w:t>Status 10.09.2026:</w:t>
       </w:r>
       <w:r>
-        <w:t xml:space="preserve"> Realizovano na detalju — uklonjen je nejasan odnos održavanja i vrednosti i računanje preostale vrednosti oduzimanjem popravki. Nabavna i knjigovodstvena vrednost prikazane su zasebno; prazno nije nula.</w:t>
+        <w:t xml:space="preserve"> Otvoreno — procedure garaže, odgovorne osobe i predaja matičnih podataka zahtevaju dogovor sa navedenim učesnicima. Nije izmišljena procedura niti imenovan odgovorni korisnik.</w:t>
       </w:r>
     </w:p>
     <w:p>
@@ -745,7 +1525,7 @@
         <w:t>Predlog rešenja:</w:t>
       </w:r>
       <w:r>
-        <w:t xml:space="preserve"> Zadržati odvojene vrednosti. Za odluku o zameni kasnije povezati potvrđenu procenu tržišne vrednosti, datum procene, troškove i raspoloživost sredstva.</w:t>
+        <w:t xml:space="preserve"> Dogovoriti tok prijava → odobrenje → interna ili spoljna intervencija → delovi/trebovanje → zatvaranje. Osloniti se na postojeći Kvar, delove i veze sa nabavkom; tek po proceduri dodavati nedostajuće statuse i prava.</w:t>
       </w:r>
     </w:p>
     <w:p>
@@ -759,7 +1539,7 @@
         <w:t>Pitanje za odluku / dopunu:</w:t>
       </w:r>
       <w:r>
-        <w:t xml:space="preserve"> Da li je cilj računovodstveni pregled, osiguranje ili odluka o zameni, i ko dostavlja odgovarajuću vrednost? Preporuka: vrednost birati po svrsi izveštaja, bez zamene praznog polja drugom osnovicom.</w:t>
+        <w:t xml:space="preserve"> Na sastanku sa Veljovićem, Dramlićem i Marijom Mazalović odrediti ko matiči, ko odobrava rad i ko zatvara intervenciju; ko unosi radne sate opreme i ko kontroliše dopunu dokumentacije? Imena i rokove treba upisati u proceduru.</w:t>
       </w:r>
     </w:p>
     <w:p>
@@ -768,7 +1548,7 @@
         <w:keepNext/>
       </w:pPr>
       <w:r>
-        <w:t>Tačka 9</w:t>
+        <w:t>Tačka 18</w:t>
       </w:r>
     </w:p>
     <w:p>
@@ -779,7 +1559,97 @@
         <w:rPr>
           <w:i/>
         </w:rPr>
-        <w:t>Primedba iz preseka: Iznosi potrošnje goriva nisu dobri jer nisu vezani za period</w:t>
+        <w:t xml:space="preserve">Primedba iz preseka: DDOR potraživanja mogu da se brišu jer više nemaju svrhu, ovo ce se pratiti </w:t>
+      </w:r>
+    </w:p>
+    <w:p>
+      <w:pPr>
+        <w:keepNext/>
+      </w:pPr>
+      <w:r>
+        <w:rPr>
+          <w:b/>
+        </w:rPr>
+        <w:t>Ocena:</w:t>
+      </w:r>
+      <w:r>
+        <w:t xml:space="preserve"> Uklanjanje suvišnog pregleda — završeno</w:t>
+      </w:r>
+    </w:p>
+    <w:p>
+      <w:pPr>
+        <w:keepLines/>
+      </w:pPr>
+      <w:r>
+        <w:rPr>
+          <w:b/>
+        </w:rPr>
+        <w:t>Odgovor — sadašnja arhitektura:</w:t>
+      </w:r>
+      <w:r>
+        <w:t xml:space="preserve"> Poseban DDOR izveštaj uklonjen je iz spiska izveštaja i URL ruta, zajedno sa prikazom i njegovim zasebnim upitom. Postojeća sinhronizacija i naknade osiguranja uz vozilo ostaju dostupne.</w:t>
+      </w:r>
+    </w:p>
+    <w:p>
+      <w:pPr>
+        <w:keepLines/>
+      </w:pPr>
+      <w:r>
+        <w:rPr>
+          <w:b/>
+        </w:rPr>
+        <w:t>Status 10.09.2026:</w:t>
+      </w:r>
+      <w:r>
+        <w:t xml:space="preserve"> Realizovano — uklanjanje DDOR pregleda je završeno. Istorijski podaci nisu brisani.</w:t>
+      </w:r>
+    </w:p>
+    <w:p>
+      <w:pPr>
+        <w:keepLines/>
+      </w:pPr>
+      <w:r>
+        <w:rPr>
+          <w:b/>
+        </w:rPr>
+        <w:t>Predlog rešenja:</w:t>
+      </w:r>
+      <w:r>
+        <w:t xml:space="preserve"> Sprovedeno; naknade se pregledaju uz vozilo. Nije potrebna migracija.</w:t>
+      </w:r>
+    </w:p>
+    <w:p>
+      <w:pPr>
+        <w:keepLines/>
+      </w:pPr>
+      <w:r>
+        <w:rPr>
+          <w:b/>
+        </w:rPr>
+        <w:t>Dalja potvrda:</w:t>
+      </w:r>
+      <w:r>
+        <w:t xml:space="preserve"> Nema otvorene odluke za uklanjanje ovog pregleda; tačka je zatvorena.</w:t>
+      </w:r>
+    </w:p>
+    <w:p>
+      <w:pPr>
+        <w:pStyle w:val="Heading1"/>
+        <w:keepNext/>
+      </w:pPr>
+      <w:r>
+        <w:t>Tačka 19</w:t>
+      </w:r>
+    </w:p>
+    <w:p>
+      <w:pPr>
+        <w:keepNext/>
+      </w:pPr>
+      <w:r>
+        <w:rPr>
+          <w:i/>
+        </w:rPr>
+        <w:t xml:space="preserve">Primedba iz preseka: Popravke van IMS mogu će obuhvatati i sve pored popravki, sve što je pratilo Zahteve za uslugu, pored popravki i kupovinu guma, potrošnog materijala. Pozicija moze da se zove Usluge van IMS. </w:t>
       </w:r>
     </w:p>
     <w:p>
@@ -793,7 +1663,7 @@
         <w:t xml:space="preserve">Ocena: </w:t>
       </w:r>
       <w:r>
-        <w:t>Period i prikaz</w:t>
+        <w:t>Naziv i proširenje obuhvata</w:t>
       </w:r>
     </w:p>
     <w:p>
@@ -807,7 +1677,7 @@
         <w:t>Odgovor — sadašnja arhitektura:</w:t>
       </w:r>
       <w:r>
-        <w:t xml:space="preserve"> Novi detalj filtrira gorivo i AdBlue po zajedničkom periodu sa mesečnim pregledom. Prikazuje bruto iznose iz NIS/OMV transakcija. Zbir točenja nije automatski fizička potrošnja u istom mesecu, niti dokaz finansijskog usaglašavanja. Razlikovanje perioda, proizvoda, količine i iznosa je tehnički ispravno i sada je jasnije u prikazu.</w:t>
+        <w:t xml:space="preserve"> Postojeći naziv „Popravke van IMS“ jeste uzak ako evidencija uključuje i kupovinu guma, delova i potrošnog materijala. Ni naziv „Usluge van IMS“ ne opisuje u potpunosti robu. Precizniji naziv mogao bi biti „Spoljni troškovi vozila“ ili „Nabavke i usluge van IMS“, uz kategorije rada, delova, guma i materijala. Širi obuhvat je opravdan, ali kategorije treba sačuvati radi analitike.</w:t>
       </w:r>
     </w:p>
     <w:p>
@@ -821,7 +1691,7 @@
         <w:t>Status 10.09.2026:</w:t>
       </w:r>
       <w:r>
-        <w:t xml:space="preserve"> Realizovano na detalju — gorivo/AdBlue ima zajednički period sa mesečnim pregledom i računima. Iznos je eksplicitno bruto, iz NIS/OMV evidencije.</w:t>
+        <w:t xml:space="preserve"> Realizovano na detalju — korišćen je naziv Spoljne usluge i delovi. Globalno preimenovanje izveštaja/menija ostaje otvoreno.</w:t>
       </w:r>
     </w:p>
     <w:p>
@@ -835,7 +1705,7 @@
         <w:t>Predlog rešenja:</w:t>
       </w:r>
       <w:r>
-        <w:t xml:space="preserve"> Sačuvati period i odvojiti točenja goriva, AdBlue i finansijski zbir. Usaglašavanje ukupnog goriva rešavati zajedno sa tačkama 27, 30 i 31.</w:t>
+        <w:t xml:space="preserve"> Predlog naziva: Nabavke i usluge van IMS, sa kategorijama usluga, guma, delova i materijala. Izveštaj treba da razlikuje kupovinu u magacin i stvarno izdavanje vozilu.</w:t>
       </w:r>
     </w:p>
     <w:p>
@@ -849,7 +1719,7 @@
         <w:t>Pitanje za odluku / dopunu:</w:t>
       </w:r>
       <w:r>
-        <w:t xml:space="preserve"> Koji datum je merodavan za finansijski mesečni izveštaj: transakcija ili knjiženje? Preporuka: operativni pregled po transakciji, finansijski prema potvrđenom pravilu knjiženja, sa prikazom razlika. Nosilac: finansije.</w:t>
+        <w:t xml:space="preserve"> Da li pregled treba da pokazuje svu nabavku ili trošak pripisan vozilu? Preporuka: odvojena pogleda, da nabavka dela i njegovo kasnije trebovanje ne budu dvaput trošak istog vozila.</w:t>
       </w:r>
     </w:p>
     <w:p>
@@ -858,7 +1728,7 @@
         <w:keepNext/>
       </w:pPr>
       <w:r>
-        <w:t>Tačka 10</w:t>
+        <w:t>Tačka 20</w:t>
       </w:r>
     </w:p>
     <w:p>
@@ -869,7 +1739,7 @@
         <w:rPr>
           <w:i/>
         </w:rPr>
-        <w:t>Primedba iz preseka: Troškovi servisa po tipu popravke nije dobar grafikon jer nije vezan za period na koji se odnosi</w:t>
+        <w:t>Primedba iz preseka: Popravke u IMS se prate preko trebovanja koje unosi Jasminaka Knezević u APL aplikaciju. Ovde smo samo izgubili vezu kroz koju se vidi da li je u piranju redovno odrzavanje ili vanredna popravka. Ali to ćemo posle rešiti kroz izveštaje koje ćemo praviti kada se postavi nova procedura za upravljanje voznim parkom.</w:t>
       </w:r>
     </w:p>
     <w:p>
@@ -883,7 +1753,7 @@
         <w:t xml:space="preserve">Ocena: </w:t>
       </w:r>
       <w:r>
-        <w:t>Grafikon — dorada filtriranja i oznaka</w:t>
+        <w:t>Integracija postoji; potrebna klasifikacija intervencije</w:t>
       </w:r>
     </w:p>
     <w:p>
@@ -897,7 +1767,7 @@
         <w:t>Odgovor — sadašnja arhitektura:</w:t>
       </w:r>
       <w:r>
-        <w:t xml:space="preserve"> Raspodela održavanja po kategorijama ima poslovnu svrhu i zadržana je uz ispravljen obuhvat. Novi detalj koristi izabrani period, spoljne usluge/delove i IMS trebovanja; prikazuje sve kategorije, nerazvrstane i negativne stavke. Tačnost samog razvrstavanja zavisi od izvornog podatka, pa prikaz ne može naknadno pogoditi vrstu intervencije koja nije evidentirana.</w:t>
+        <w:t xml:space="preserve"> Integracija APL trebovanja već postoji. U modelu Kvar postoji vrsta intervencije: mali servis, veliki servis i popravka; Requisition ima vezu sa kvarom. Osnova za povezivanje, dakle, nije izgubljena iz cele arhitekture. Treba proveriti da li su konkretna uvezena trebovanja povezana i da li te tri vrste odgovaraju traženoj podeli redovno/vanredno. Vrsta dela sama po sebi nije dovoljan dokaz vrste održavanja; nepovezana istorija mora ostati označena kao nerazvrstana.</w:t>
       </w:r>
     </w:p>
     <w:p>
@@ -911,7 +1781,7 @@
         <w:t>Status 10.09.2026:</w:t>
       </w:r>
       <w:r>
-        <w:t xml:space="preserve"> Realizovano — struktura održavanja koristi isti period, obuhvata spoljne usluge i delove i IMS trebovanja, sve kategorije, nerazvrstano i negativne stavke.</w:t>
+        <w:t xml:space="preserve"> Delimično — postoje trebovanja, veza sa kvarom i tri vrste intervencije. Potpunost povezivanja i nova podela redovno/vanredno, prema proceduri garaže, nisu završeni.</w:t>
       </w:r>
     </w:p>
     <w:p>
@@ -925,7 +1795,7 @@
         <w:t>Predlog rešenja:</w:t>
       </w:r>
       <w:r>
-        <w:t xml:space="preserve"> Uvezati kategorije sa intervencijom i prikazati nerazvrstane stavke; ne menjati kategorije na osnovu pretpostavke iz naziva artikla.</w:t>
+        <w:t xml:space="preserve"> Iskoristiti Kvar.work_type i vezu trebovanja sa intervencijom. Po odobrenoj proceduri dopuniti klasifikaciju ako postojeće tri vrste nisu dovoljne. Prikazati listu nepovezanih trebovanja.</w:t>
       </w:r>
     </w:p>
     <w:p>
@@ -939,7 +1809,7 @@
         <w:t>Pitanje za odluku / dopunu:</w:t>
       </w:r>
       <w:r>
-        <w:t xml:space="preserve"> Ko odobrava šifarnik vrsta održavanja i razvrstava stare nepovezane stavke? Preporuka: garaža potvrđuje vrstu rada; finansije potvrđuju iznose.</w:t>
+        <w:t xml:space="preserve"> Da li „redovno/vanredno“ znači planirano/neplanirano, servis/popravka ili drugo pravilo IMS? Ko povezuje APL trebovanje sa intervencijom i kojim identifikatorom? Preporuka: garaža određuje vrstu, APL ostaje izvor utroška i vrednosti.</w:t>
       </w:r>
     </w:p>
     <w:p>
@@ -948,7 +1818,7 @@
         <w:keepNext/>
       </w:pPr>
       <w:r>
-        <w:t>Tačka 11</w:t>
+        <w:t>Tačka 21</w:t>
       </w:r>
     </w:p>
     <w:p>
@@ -959,7 +1829,7 @@
         <w:rPr>
           <w:i/>
         </w:rPr>
-        <w:t>Primedba iz preseka: U opis vozila ubaciti negde i boju</w:t>
+        <w:t xml:space="preserve">Primedba iz preseka: Usluge van IMS kroz Nabavku. U Nabavci kada stigne bilo koja faktura vezuje se direktno za garažu i za konkretno vozilo. Tako se rade i polise. </w:t>
       </w:r>
     </w:p>
     <w:p>
@@ -973,7 +1843,7 @@
         <w:t xml:space="preserve">Ocena: </w:t>
       </w:r>
       <w:r>
-        <w:t>UI — mala dopuna</w:t>
+        <w:t>Nabavka — osnovna veza već podržana</w:t>
       </w:r>
     </w:p>
     <w:p>
@@ -987,7 +1857,7 @@
         <w:t>Odgovor — sadašnja arhitektura:</w:t>
       </w:r>
       <w:r>
-        <w:t xml:space="preserve"> Boju treba prikazati iz postojećeg strukturiranog polja uz marku, model ili tehničke podatke vozila. Nije potrebno ponovo je ručno upisivati u slobodan opis, jer bi dva unosa mogla da se razlikuju. Ovo je dopuna prikaza, a ne uvođenje novog podatka.</w:t>
+        <w:t xml:space="preserve"> ProcurementInvoice već ima oznaku garaže i opcionu vezu sa jednim vozilom, nezavisno od zahteva. To pokriva jednostavnu fakturu za jedno vozilo. Ne znači da su sve fakture već povezane niti da je faktura automatski polisa sa evidentiranim pokrićem i rokovima. Zbirna faktura za više vozila zahteva raspodelu stavki ili iznosa i kontrolu zbira. Postojeće dodatne veze sa šiframa posla nisu dokaz da postoji takva raspodela troška po vozilima.</w:t>
       </w:r>
     </w:p>
     <w:p>
@@ -1001,7 +1871,7 @@
         <w:t>Status 10.09.2026:</w:t>
       </w:r>
       <w:r>
-        <w:t xml:space="preserve"> Realizovano — opis boje je vidljiv i može da se menja u podacima vozila.</w:t>
+        <w:t xml:space="preserve"> Delimično — direktna veza fakture sa garažom i jednim vozilom već postoji. Nisu dovršeni postupak za sve fakture, raspodela na više vozila i povezivanje sa polisama.</w:t>
       </w:r>
     </w:p>
     <w:p>
@@ -1015,7 +1885,97 @@
         <w:t>Predlog rešenja:</w:t>
       </w:r>
       <w:r>
-        <w:t xml:space="preserve"> Zadržati prikaz boje iz istog polja u dosijeu, bez drugog ručnog unosa.</w:t>
+        <w:t xml:space="preserve"> Iskoristiti postojeću vezu za fakturu jednog vozila. Za više vozila planirati raspodelu sa kontrolom da zbir odgovara dokumentu; za polise povezati finansijski dokument i evidenciju pokrića.</w:t>
+      </w:r>
+    </w:p>
+    <w:p>
+      <w:pPr>
+        <w:keepLines/>
+      </w:pPr>
+      <w:r>
+        <w:rPr>
+          <w:b/>
+        </w:rPr>
+        <w:t>Pitanje za odluku / dopunu:</w:t>
+      </w:r>
+      <w:r>
+        <w:t xml:space="preserve"> Da li u praksi jedna faktura/polisa obuhvata više vozila i postoji li specifikacija iznosa po vozilu? Ko razvrstava takav dokument? Preporuka: raspodela po specifikaciji, bez proizvoljne podele i bez automatskog dodavanja iste fakture već uvezenom trošku.</w:t>
+      </w:r>
+    </w:p>
+    <w:p>
+      <w:pPr>
+        <w:pStyle w:val="Heading1"/>
+        <w:keepNext/>
+      </w:pPr>
+      <w:r>
+        <w:t>Tačka 22</w:t>
+      </w:r>
+    </w:p>
+    <w:p>
+      <w:pPr>
+        <w:keepNext/>
+      </w:pPr>
+      <w:r>
+        <w:rPr>
+          <w:i/>
+        </w:rPr>
+        <w:t xml:space="preserve">Primedba iz preseka: U izveštaj i pregled vozila koja su starosti do 7 godina i prepoznata kao vozila velike vrednosti za potrebe kasko osiguranja. </w:t>
+      </w:r>
+    </w:p>
+    <w:p>
+      <w:pPr>
+        <w:keepNext/>
+      </w:pPr>
+      <w:r>
+        <w:rPr>
+          <w:b/>
+        </w:rPr>
+        <w:t>Ocena:</w:t>
+      </w:r>
+      <w:r>
+        <w:t xml:space="preserve"> Namenski izveštaj — realizovano prema naknadnoj korekciji korisnika</w:t>
+      </w:r>
+    </w:p>
+    <w:p>
+      <w:pPr>
+        <w:keepLines/>
+      </w:pPr>
+      <w:r>
+        <w:rPr>
+          <w:b/>
+        </w:rPr>
+        <w:t>Odgovor — sadašnja arhitektura:</w:t>
+      </w:r>
+      <w:r>
+        <w:t xml:space="preserve"> Korisnik je naknadno odredio da se prikazuju samo vozila starija od 7 godina. Uslov visoke vrednosti i raniji predlog do 7 godina više se ne primenjuju. Kasko pregled koristi razliku godine preseka i godine proizvodnje &gt; 7, bez uslova vlasništva; nepoznata godišta se ne proglašavaju podobnim.</w:t>
+      </w:r>
+    </w:p>
+    <w:p>
+      <w:pPr>
+        <w:keepLines/>
+      </w:pPr>
+      <w:r>
+        <w:rPr>
+          <w:b/>
+        </w:rPr>
+        <w:t>Status 10.09.2026:</w:t>
+      </w:r>
+      <w:r>
+        <w:t xml:space="preserve"> Realizovano — filteri datuma, centra i kategorije, prateći podaci i Excel izvoz. Starost tačno 7 godina nije uključena.</w:t>
+      </w:r>
+    </w:p>
+    <w:p>
+      <w:pPr>
+        <w:keepLines/>
+      </w:pPr>
+      <w:r>
+        <w:rPr>
+          <w:b/>
+        </w:rPr>
+        <w:t>Predlog rešenja:</w:t>
+      </w:r>
+      <w:r>
+        <w:t xml:space="preserve"> Sprovedeno iz postojećih tabela, bez migracije. Početni fond su trenutno neotpisana vozila; istorijski status otpisa se ne rekonstruiše.</w:t>
       </w:r>
     </w:p>
     <w:p>
@@ -1029,7 +1989,7 @@
         <w:t>Dalja potvrda:</w:t>
       </w:r>
       <w:r>
-        <w:t xml:space="preserve"> Nema dodatnog pitanja; realizovano istim podatkom kao u tački 4.</w:t>
+        <w:t xml:space="preserve"> Kriterijum starosti je potvrđen; nema otvorenog pitanja o pragu vrednosti.</w:t>
       </w:r>
     </w:p>
     <w:p>
@@ -1038,7 +1998,7 @@
         <w:keepNext/>
       </w:pPr>
       <w:r>
-        <w:t>Tačka 12</w:t>
+        <w:t>Tačka 23</w:t>
       </w:r>
     </w:p>
     <w:p>
@@ -1049,7 +2009,277 @@
         <w:rPr>
           <w:i/>
         </w:rPr>
-        <w:t xml:space="preserve">Primedba iz preseka: Proračun isplativosti bi trebalo uraditi ponovo jer nije dobro. Postavićemo ovo drugačije. </w:t>
+        <w:t>Primedba iz preseka: Tako će se napraviti izveštaj za potrebe auto osiguranja vozila, u koji će ući sva vozila koja su u vlasništvu IMS sa pratećim podacima.</w:t>
+      </w:r>
+    </w:p>
+    <w:p>
+      <w:pPr>
+        <w:keepNext/>
+      </w:pPr>
+      <w:r>
+        <w:rPr>
+          <w:b/>
+        </w:rPr>
+        <w:t>Ocena:</w:t>
+      </w:r>
+      <w:r>
+        <w:t xml:space="preserve"> Izveštaj vlasničkih vozila — realizovano uz označen izvor osnova</w:t>
+      </w:r>
+    </w:p>
+    <w:p>
+      <w:pPr>
+        <w:keepLines/>
+      </w:pPr>
+      <w:r>
+        <w:rPr>
+          <w:b/>
+        </w:rPr>
+        <w:t>Odgovor — sadašnja arhitektura:</w:t>
+      </w:r>
+      <w:r>
+        <w:t xml:space="preserve"> Novi pregled koristi tekući VehicleHolding, zatim važeći Lease; kada oba nedostaju, prikazuje podrazumevano vlasništvo IMS po dogovorenom pravilu. Ugovorna vozila su isključena. Uz red se vidi da li je vlasništvo evidentirano ili podrazumevano; dostupan je i izbor samo evidentiranih osnova.</w:t>
+      </w:r>
+    </w:p>
+    <w:p>
+      <w:pPr>
+        <w:keepLines/>
+      </w:pPr>
+      <w:r>
+        <w:rPr>
+          <w:b/>
+        </w:rPr>
+        <w:t>Status 10.09.2026:</w:t>
+      </w:r>
+      <w:r>
+        <w:t xml:space="preserve"> Realizovano — datum preseka, centar, kategorija, filter osnova, identitet, tehnički podaci, dokument i Excel. Pregled obuhvata trenutno neotpisana vozila u korisničkom obuhvatu.</w:t>
+      </w:r>
+    </w:p>
+    <w:p>
+      <w:pPr>
+        <w:keepLines/>
+      </w:pPr>
+      <w:r>
+        <w:rPr>
+          <w:b/>
+        </w:rPr>
+        <w:t>Predlog rešenja:</w:t>
+      </w:r>
+      <w:r>
+        <w:t xml:space="preserve"> Operativni pregled je spreman; pre zvanične predaje proveriti nepotpune podatke i poreklo osnova.</w:t>
+      </w:r>
+    </w:p>
+    <w:p>
+      <w:pPr>
+        <w:keepLines/>
+      </w:pPr>
+      <w:r>
+        <w:rPr>
+          <w:b/>
+        </w:rPr>
+        <w:t>Pitanje za odluku / dopunu:</w:t>
+      </w:r>
+      <w:r>
+        <w:t xml:space="preserve"> Da li je za predaju osiguranju potrebna prethodna potvrda svih podrazumevanih vlasničkih zapisa? Ova poslovna potvrda nije zamenjena samim izvozom.</w:t>
+      </w:r>
+    </w:p>
+    <w:p>
+      <w:pPr>
+        <w:pStyle w:val="Heading1"/>
+        <w:keepNext/>
+      </w:pPr>
+      <w:r>
+        <w:t>Tačka 24</w:t>
+      </w:r>
+    </w:p>
+    <w:p>
+      <w:pPr>
+        <w:keepNext/>
+      </w:pPr>
+      <w:r>
+        <w:rPr>
+          <w:i/>
+        </w:rPr>
+        <w:t>Primedba iz preseka: Pregled svih kupljenih delova od AutoDekija.</w:t>
+      </w:r>
+    </w:p>
+    <w:p>
+      <w:pPr>
+        <w:keepNext/>
+      </w:pPr>
+      <w:r>
+        <w:rPr>
+          <w:b/>
+        </w:rPr>
+        <w:t>Ocena:</w:t>
+      </w:r>
+      <w:r>
+        <w:t xml:space="preserve"> Pregled stavki pripremljen; identitet AutoDekija još nije potvrđen</w:t>
+      </w:r>
+    </w:p>
+    <w:p>
+      <w:pPr>
+        <w:keepLines/>
+      </w:pPr>
+      <w:r>
+        <w:rPr>
+          <w:b/>
+        </w:rPr>
+        <w:t>Odgovor — sadašnja arhitektura:</w:t>
+      </w:r>
+      <w:r>
+        <w:t xml:space="preserve"> Izveštaj koristi postojeće stavke ulaznih faktura i, kao zaseban izbor, robne stavke iz Nabavke. Filtrira dobavljača po PIB-u/šifri, period i naziv artikla; prikazuje dokument, količinu, cenu, izvornu vrednost i datum osvežavanja. Zaglavlja faktura se ne sabiraju ponovo po svakoj stavci.</w:t>
+      </w:r>
+    </w:p>
+    <w:p>
+      <w:pPr>
+        <w:keepLines/>
+      </w:pPr>
+      <w:r>
+        <w:rPr>
+          <w:b/>
+        </w:rPr>
+        <w:t>Status 10.09.2026:</w:t>
+      </w:r>
+      <w:r>
+        <w:t xml:space="preserve"> Delimično — pregled i Excel izvoz su izrađeni. U trenutno uvezenim izvorima nije pronađen dobavljač pod nazivom AutoDeki; nije potvrđen spisak njegovih kupovina.</w:t>
+      </w:r>
+    </w:p>
+    <w:p>
+      <w:pPr>
+        <w:keepLines/>
+      </w:pPr>
+      <w:r>
+        <w:rPr>
+          <w:b/>
+        </w:rPr>
+        <w:t>Predlog rešenja:</w:t>
+      </w:r>
+      <w:r>
+        <w:t xml:space="preserve"> Potvrditi odgovarajući identifikator iz Nabavke. Fakture i robni promet prikazuju se odvojeno; kupovina ne potvrđuje ugradnju, a robna evidencija uključuje izvornu vrstu dokumenta.</w:t>
+      </w:r>
+    </w:p>
+    <w:p>
+      <w:pPr>
+        <w:keepLines/>
+      </w:pPr>
+      <w:r>
+        <w:rPr>
+          <w:b/>
+        </w:rPr>
+        <w:t>Pitanje za odluku / dopunu:</w:t>
+      </w:r>
+      <w:r>
+        <w:t xml:space="preserve"> Koji je tačan poslovni naziv ili PIB/šifra AutoDekija? Upit korisniku je postavljen; nije izabran drugi dobavljač na osnovu pretpostavke.</w:t>
+      </w:r>
+    </w:p>
+    <w:p>
+      <w:pPr>
+        <w:pStyle w:val="Heading1"/>
+        <w:keepNext/>
+      </w:pPr>
+      <w:r>
+        <w:t>Tačka 25</w:t>
+      </w:r>
+    </w:p>
+    <w:p>
+      <w:pPr>
+        <w:keepNext/>
+      </w:pPr>
+      <w:r>
+        <w:rPr>
+          <w:i/>
+        </w:rPr>
+        <w:t xml:space="preserve">Primedba iz preseka: Izvetaj Zatvoreni putni nalozi može da se obriše. Nikolina će ih pratiti kroz deo aplikacije Putni nalozi. </w:t>
+      </w:r>
+    </w:p>
+    <w:p>
+      <w:pPr>
+        <w:keepNext/>
+      </w:pPr>
+      <w:r>
+        <w:rPr>
+          <w:b/>
+        </w:rPr>
+        <w:t>Ocena:</w:t>
+      </w:r>
+      <w:r>
+        <w:t xml:space="preserve"> Uklanjanje duplog pregleda — završeno</w:t>
+      </w:r>
+    </w:p>
+    <w:p>
+      <w:pPr>
+        <w:keepLines/>
+      </w:pPr>
+      <w:r>
+        <w:rPr>
+          <w:b/>
+        </w:rPr>
+        <w:t>Odgovor — sadašnja arhitektura:</w:t>
+      </w:r>
+      <w:r>
+        <w:t xml:space="preserve"> Poseban izveštaj Zatvoreni putni nalozi već je uklonjen iz trenutnog koda. Osnovni pregled Putni nalozi ima filter statusa opravdanja, pretragu i štampu liste. Evidencija naloga ostaje sačuvana.</w:t>
+      </w:r>
+    </w:p>
+    <w:p>
+      <w:pPr>
+        <w:keepLines/>
+      </w:pPr>
+      <w:r>
+        <w:rPr>
+          <w:b/>
+        </w:rPr>
+        <w:t>Status 10.09.2026:</w:t>
+      </w:r>
+      <w:r>
+        <w:t xml:space="preserve"> Realizovano — potvrđeno je da poseban izveštaj i njegova URL ruta ne postoje. Ispravljen je prethodni otvoreni status u dokumentaciji.</w:t>
+      </w:r>
+    </w:p>
+    <w:p>
+      <w:pPr>
+        <w:keepLines/>
+      </w:pPr>
+      <w:r>
+        <w:rPr>
+          <w:b/>
+        </w:rPr>
+        <w:t>Predlog rešenja:</w:t>
+      </w:r>
+      <w:r>
+        <w:t xml:space="preserve"> Sprovedeno; pregled naloga ostaje u Putnim nalozima.</w:t>
+      </w:r>
+    </w:p>
+    <w:p>
+      <w:pPr>
+        <w:keepLines/>
+      </w:pPr>
+      <w:r>
+        <w:rPr>
+          <w:b/>
+        </w:rPr>
+        <w:t>Dalja potvrda:</w:t>
+      </w:r>
+      <w:r>
+        <w:t xml:space="preserve"> Nema otvorene odluke za uklanjanje ovog pregleda; tačka je zatvorena.</w:t>
+      </w:r>
+    </w:p>
+    <w:p>
+      <w:pPr>
+        <w:pStyle w:val="Heading1"/>
+        <w:keepNext/>
+      </w:pPr>
+      <w:r>
+        <w:t>Tačka 26</w:t>
+      </w:r>
+    </w:p>
+    <w:p>
+      <w:pPr>
+        <w:keepNext/>
+      </w:pPr>
+      <w:r>
+        <w:rPr>
+          <w:i/>
+        </w:rPr>
+        <w:t>Primedba iz preseka: Izvestaj koji se odnosi na troskove pracenja vozila skinuti sa efaktura kao bi se videla i specifikacija po proizvodima i broj vozila koja su na praćenju</w:t>
       </w:r>
     </w:p>
     <w:p>
@@ -1063,7 +2293,7 @@
         <w:t xml:space="preserve">Ocena: </w:t>
       </w:r>
       <w:r>
-        <w:t>Metodologija obračuna i naziv</w:t>
+        <w:t>Izvor podataka i detaljnost izveštaja</w:t>
       </w:r>
     </w:p>
     <w:p>
@@ -1077,7 +2307,7 @@
         <w:t>Odgovor — sadašnja arhitektura:</w:t>
       </w:r>
       <w:r>
-        <w:t xml:space="preserve"> Trošak po kilometru može biti koristan podatak, ali sam ne predstavlja isplativost. Sa novog detalja uklonjene su automatske ocene i procene bez dovoljne osnove, a sa nove kontrolne table Crvena zona. Stariji zbirni analitički ekrani i dalje koriste ranije formule i pragove i moraju posebno da se preispitaju. Potpun trošak vlasništva/korišćenja (TCO) još nije završen; traži periodizaciju, usaglašene izvore i jasnu namenu vozila.</w:t>
+        <w:t xml:space="preserve"> Sadašnji upit za troškove praćenja uzima podatke zaglavlja fakture i iznos, bez specifikacije proizvoda. Zato ne može sam dati tražene detalje. Potrebno je povezivanje sa stavkama e-fakture ili pratećom specifikacijom. Broj vozila može se pouzdano prikazati samo ako izvor identifikuje vozila ili jasno definiše šta obračunska količina predstavlja; broj stavki nije nužno broj vozila.</w:t>
       </w:r>
     </w:p>
     <w:p>
@@ -1091,7 +2321,7 @@
         <w:t>Status 10.09.2026:</w:t>
       </w:r>
       <w:r>
-        <w:t xml:space="preserve"> Delimično — nepouzdana ocena isplativosti i proizvoljni pragovi uklonjeni su sa detalja. Potpun TCO i model odluke o zameni nisu uvedeni; potrebni su usaglašeni podaci o svim troškovima i kilometraži. Zbirna analitika na drugim ekranima nije prepisana ovom izmenom.</w:t>
+        <w:t xml:space="preserve"> Otvoreno — nije uvedena raspodela fakture praćenja na pojedinačna vozila; ovaj trošak je eksplicitno izvan pokazatelja na detalju.</w:t>
       </w:r>
     </w:p>
     <w:p>
@@ -1105,7 +2335,7 @@
         <w:t>Predlog rešenja:</w:t>
       </w:r>
       <w:r>
-        <w:t xml:space="preserve"> Popisati sve stare formule i ekrane. Prvo prikazati pouzdane troškove i obuhvat; zatim razviti TCO i pomoć za odluku o zadržavanju/zameni. Nepotvrđene ocene jasno označiti ili ukloniti iz pregleda za odlučivanje.</w:t>
+        <w:t xml:space="preserve"> Povezati stavke e-fakture i specifikaciju praćenja sa identitetima vozila/uređaja i periodom usluge. Brojiti različita obuhvaćena vozila, ne broj redova fakture.</w:t>
       </w:r>
     </w:p>
     <w:p>
@@ -1119,7 +2349,7 @@
         <w:t>Pitanje za odluku / dopunu:</w:t>
       </w:r>
       <w:r>
-        <w:t xml:space="preserve"> Koju odluku rezultat treba da podrži: smanjenje troškova, zamenu, kupovinu naspram najma ili raspored sredstava? Preporuka: odvojiti ove namene, a metodologiju potvrđuju direktorka i finansije uz garažu.</w:t>
+        <w:t xml:space="preserve"> Postoji li uz fakturu specifikacija sa tablicama, VIN-om ili identifikatorom uređaja i da li količina predstavlja vozila, uređaje ili mesece? Ko je dostavlja? Preporuka: bez mape prikazati iznos i nepokrivenost, bez izmišljenog broja vozila.</w:t>
       </w:r>
     </w:p>
     <w:p>
@@ -1128,7 +2358,7 @@
         <w:keepNext/>
       </w:pPr>
       <w:r>
-        <w:t>Tačka 13</w:t>
+        <w:t>Tačka 27</w:t>
       </w:r>
     </w:p>
     <w:p>
@@ -1139,7 +2369,187 @@
         <w:rPr>
           <w:i/>
         </w:rPr>
-        <w:t>Primedba iz preseka: Mora da se prođe kroz sve formule. One ne mogu biti iste za putnicka, teretna vozila, vozila u nasem vlasnistvu i vozila koja su uzeta u najam ili na lizing. Ovo zahteva malo bolje poznavanje pokazatelja kojima se meri upoteba nekog vozila. I mora se napraviti i razlika u tome po kom jeosnovu dobijeno neko službeno vozilo. Da li je jedna radnik zadužen za vozilo duži vremenski period ili ga vozi ponekad na dnevnom nivou, i proveriti na šta jos je potrebno obratiti paznju.</w:t>
+        <w:t>Primedba iz preseka: Izvestaj koji se odnosi na ukupno potroseno gorivo u IMS proveriti.</w:t>
+      </w:r>
+    </w:p>
+    <w:p>
+      <w:pPr>
+        <w:keepNext/>
+      </w:pPr>
+      <w:r>
+        <w:rPr>
+          <w:b/>
+        </w:rPr>
+        <w:t>Ocena:</w:t>
+      </w:r>
+      <w:r>
+        <w:t xml:space="preserve"> Tehnička kontrola završena; obuhvati različitih izvora razdvojeni</w:t>
+      </w:r>
+    </w:p>
+    <w:p>
+      <w:pPr>
+        <w:keepLines/>
+      </w:pPr>
+      <w:r>
+        <w:rPr>
+          <w:b/>
+        </w:rPr>
+        <w:t>Odgovor — sadašnja arhitektura:</w:t>
+      </w:r>
+      <w:r>
+        <w:t xml:space="preserve"> Novi detaljni pregled koristi NIS/OMV transakcije i istorijski raspored na datum točenja. Filteri obuhvataju period, dobavljača, vrstu/naziv proizvoda, centar i šifru posla; moguće je grupisanje ili pregled transakcija i Excel izvoz. Svaka transakcija se broji jednom, a proizvodi i valute ostaju odvojeni.</w:t>
+      </w:r>
+    </w:p>
+    <w:p>
+      <w:pPr>
+        <w:keepLines/>
+      </w:pPr>
+      <w:r>
+        <w:rPr>
+          <w:b/>
+        </w:rPr>
+        <w:t>Status 10.09.2026:</w:t>
+      </w:r>
+      <w:r>
+        <w:t xml:space="preserve"> Provereno — direktni SQL zbirovi i svih šest grupisanja daju iste brojeve i iznose za obuhvat novog pregleda. Stari SQL pregledi imaju drugačiji obuhvat i OMV dupliranje; detalji provere su u dopuni i JSON zapisniku.</w:t>
+      </w:r>
+    </w:p>
+    <w:p>
+      <w:pPr>
+        <w:keepLines/>
+      </w:pPr>
+      <w:r>
+        <w:rPr>
+          <w:b/>
+        </w:rPr>
+        <w:t>Predlog rešenja:</w:t>
+      </w:r>
+      <w:r>
+        <w:t xml:space="preserve"> NIS/OMV točenja koristiti za operativnu analizu. Knjiženo gorivo, uključujući magacin i zaposlene, ostaje zaseban računovodstveni pregled jer nema istu detaljnost po proizvodima i vozilima.</w:t>
+      </w:r>
+    </w:p>
+    <w:p>
+      <w:pPr>
+        <w:keepLines/>
+      </w:pPr>
+      <w:r>
+        <w:rPr>
+          <w:b/>
+        </w:rPr>
+        <w:t>Pitanje za odluku / dopunu:</w:t>
+      </w:r>
+      <w:r>
+        <w:t xml:space="preserve"> Finansije treba da potvrde vremenske razlike i merodavne iznose za knjiženje. Provera transakcija nije automatsko usaglašavanje svih knjiženja.</w:t>
+      </w:r>
+    </w:p>
+    <w:p>
+      <w:pPr>
+        <w:pStyle w:val="Heading1"/>
+        <w:keepNext/>
+      </w:pPr>
+      <w:r>
+        <w:t>Tačka 28</w:t>
+      </w:r>
+    </w:p>
+    <w:p>
+      <w:pPr>
+        <w:keepNext/>
+      </w:pPr>
+      <w:r>
+        <w:rPr>
+          <w:i/>
+        </w:rPr>
+        <w:t>Primedba iz preseka: U okviru izveštaja Pregled ukupnih troskova po kontima,  centrima i messecima je dobar, jedino sto je potrebno je korigovati iznos, ne postoji zarez koji odvaja decimalna mesta.</w:t>
+      </w:r>
+    </w:p>
+    <w:p>
+      <w:pPr>
+        <w:keepNext/>
+      </w:pPr>
+      <w:r>
+        <w:rPr>
+          <w:b/>
+        </w:rPr>
+        <w:t>Ocena:</w:t>
+      </w:r>
+      <w:r>
+        <w:t xml:space="preserve"> Format, obrada i izvoz brojeva — realizovano</w:t>
+      </w:r>
+    </w:p>
+    <w:p>
+      <w:pPr>
+        <w:keepLines/>
+      </w:pPr>
+      <w:r>
+        <w:rPr>
+          <w:b/>
+        </w:rPr>
+        <w:t>Odgovor — sadašnja arhitektura:</w:t>
+      </w:r>
+      <w:r>
+        <w:t xml:space="preserve"> Duguje se prenosi kao numerička vrednost sa decimalnom tačkom, a prikazuje u srpskom formatu sa dve decimale, npr. 1.234,56. Sortiranje, filter opsega i Excel/CSV izvoz koriste numeričku vrednost, bez uklanjanja decimalne tačke kao da je separator hiljada.</w:t>
+      </w:r>
+    </w:p>
+    <w:p>
+      <w:pPr>
+        <w:keepLines/>
+      </w:pPr>
+      <w:r>
+        <w:rPr>
+          <w:b/>
+        </w:rPr>
+        <w:t>Status 10.09.2026:</w:t>
+      </w:r>
+      <w:r>
+        <w:t xml:space="preserve"> Realizovano — provereni pozitivni iznosi, nula, negativna stavka, izvoz i granica 1000.00. Ispravljena je i greška poziva kontejnera tabele u dugmetu Reset filtera.</w:t>
+      </w:r>
+    </w:p>
+    <w:p>
+      <w:pPr>
+        <w:keepLines/>
+      </w:pPr>
+      <w:r>
+        <w:rPr>
+          <w:b/>
+        </w:rPr>
+        <w:t>Predlog rešenja:</w:t>
+      </w:r>
+      <w:r>
+        <w:t xml:space="preserve"> Sprovedeno u postojećem izveštaju; nisu menjani izvorni finansijski podaci.</w:t>
+      </w:r>
+    </w:p>
+    <w:p>
+      <w:pPr>
+        <w:keepLines/>
+      </w:pPr>
+      <w:r>
+        <w:rPr>
+          <w:b/>
+        </w:rPr>
+        <w:t>Dalja potvrda:</w:t>
+      </w:r>
+      <w:r>
+        <w:t xml:space="preserve"> Nema dodatne poslovne odluke za ovu ispravku.</w:t>
+      </w:r>
+    </w:p>
+    <w:p>
+      <w:pPr>
+        <w:pStyle w:val="Heading1"/>
+        <w:keepNext/>
+      </w:pPr>
+      <w:r>
+        <w:t>Tačka 29</w:t>
+      </w:r>
+    </w:p>
+    <w:p>
+      <w:pPr>
+        <w:keepNext/>
+      </w:pPr>
+      <w:r>
+        <w:rPr>
+          <w:i/>
+        </w:rPr>
+        <w:t xml:space="preserve">Primedba iz preseka: Izveštaj Pregled Najvećih Dobavljača Usluga, bi tebalo napraviti drugačije, tko što će se prvo odrediti vremenski period za koji je potrebno uraditi pregled, sumirati potraživanja po pravnom licu i sortirati ih po iznosu. Ovo je bitno na godišnjem nivou da bi mogli da ispratimo da li za sve imamo ugovore. </w:t>
       </w:r>
     </w:p>
     <w:p>
@@ -1153,7 +2563,7 @@
         <w:t xml:space="preserve">Ocena: </w:t>
       </w:r>
       <w:r>
-        <w:t>Poslovna metodologija — deo razlika već postoji</w:t>
+        <w:t>Funkcionalna dorada zbirnog izveštaja</w:t>
       </w:r>
     </w:p>
     <w:p>
@@ -1167,7 +2577,7 @@
         <w:t>Odgovor — sadašnja arhitektura:</w:t>
       </w:r>
       <w:r>
-        <w:t xml:space="preserve"> Formula trošak/km može ostati ista tamo gde meri vožnju, ali ne može biti jedino merilo korisnosti celog voznog parka. Kamion sa bušaćom garniturom obavlja rad i kada stoji; kombi za opremu podržava rad ekipe. Postojeća tehnička kategorija, masa, vlasništvo i zaduženje ne opisuju dovoljno tu namenu. Starija analitika koristi pragove po masi, uključujući oznaku „Putnička vozila do 3,5 t“, koja nije pouzdana klasifikacija kombija. Predlaže se zasebna poslovna namena i pokazatelji primereni stvarnom radu, uz pregled svih formula i njihovih korisnika u kodu.</w:t>
+        <w:t xml:space="preserve"> Sadašnji ekran prikazuje detaljne stavke, pa naziv „najveći dobavljači“ ne odgovara potpuno njegovom rezultatu. Predlog izbora perioda, grupisanja po pravnom licu i sortiranja po ukupnom iznosu je opravdan. Treba definisati koji promet i iznos se rangiraju; kolonu „potražuje“ ne treba automatski poistovetiti sa vrednošću nabavke. Za proveru pokrivenosti ugovorima potrebna je i veza prometa sa odgovarajućim ugovorima.</w:t>
       </w:r>
     </w:p>
     <w:p>
@@ -1181,7 +2591,7 @@
         <w:t>Status 10.09.2026:</w:t>
       </w:r>
       <w:r>
-        <w:t xml:space="preserve"> Delimično — tehnička kategorija, raspolaganje i korišćenje postoje. Poslovna namena, radni sati i nova metodologija za radne jedinice dodati su u plan; nisu implementirani.</w:t>
+        <w:t xml:space="preserve"> Otvoreno — godišnje rangiranje dobavljača i vezivanje ugovora nisu realizovani.</w:t>
       </w:r>
     </w:p>
     <w:p>
@@ -1195,7 +2605,7 @@
         <w:t>Predlog rešenja:</w:t>
       </w:r>
       <w:r>
-        <w:t xml:space="preserve"> Uvesti poslovnu namenu i istoriju promene, a pokazatelje birati po radu sredstva. Vlasništvo/ugovor određuje sastav troška; stalno/povremeno zaduženje način korišćenja. Masa ostaje tehnički podatak.</w:t>
+        <w:t xml:space="preserve"> Izbor perioda → grupisanje po identifikatoru pravnog lica → zbir potvrđene vrste iznosa → opadajući redosled → detaljne stavke i povezani ugovori. Postojanje bilo kog ugovora sa dobavljačem ne dokazuje pokrivenost svih nabavki.</w:t>
       </w:r>
     </w:p>
     <w:p>
@@ -1209,7 +2619,7 @@
         <w:t>Pitanje za odluku / dopunu:</w:t>
       </w:r>
       <w:r>
-        <w:t xml:space="preserve"> Koje radne grupe IMS stvarno koristi, da li se meri rad garniture i da li je oprema zasebno sredstvo? Preporuka i konkretna pitanja nalaze se u planu „Radne jedinice i poslovna namena“. Nosilac: direktorka, garaža i rukovodioci terenskih ekipa.</w:t>
+        <w:t xml:space="preserve"> Da li se rangira fakturisana nabavka, knjiženi promet, plaćeno ili otvorene obaveze? Ko potvrđuje obuhvat ugovora? Preporuka: za kontrolu nabavke koristiti usaglašenu vrednost prometa u periodu, a nepokrivene stavke izdvojiti.</w:t>
       </w:r>
     </w:p>
     <w:p>
@@ -1218,7 +2628,7 @@
         <w:keepNext/>
       </w:pPr>
       <w:r>
-        <w:t>Tačka 14</w:t>
+        <w:t>Tačka 30</w:t>
       </w:r>
     </w:p>
     <w:p>
@@ -1229,7 +2639,7 @@
         <w:rPr>
           <w:i/>
         </w:rPr>
-        <w:t>Primedba iz preseka: Fokus je da ono sto se je dostupno bude privedeno nameni. To je ono sto će sse videti sa leve strane: Spisak vozila, Saobracajne dozvole, Putni nalozi, Zaduzenja vozila, Garaža IMS, Izveštaji i Ostalo.</w:t>
+        <w:t>Primedba iz preseka:  Izveštaji koji se odnose na potrošnju goriva moraju drugačije da se postave. Samo iznosi koji se nalaze u view ima [dbo].[fleet_nis_sifpos] I [fleet_omv_sifpos] se uzimaju direktno iz ovog pregleda. Za ostale pokazatelje kao sto su veza sa [organizational_unit_id] I [fleet_jobcode] mora da se radi na drugom mestu gde ce uzeti u obzir I datum kada je bilo vozilo na toj sifri.  View-i nisu dobri jer je potrebno da se problem resi kroz Django.</w:t>
       </w:r>
     </w:p>
     <w:p>
@@ -1243,7 +2653,7 @@
         <w:t xml:space="preserve">Ocena: </w:t>
       </w:r>
       <w:r>
-        <w:t>UI i prioriteti rada</w:t>
+        <w:t>Istorijska raspodela — implementirana u sadašnjem kodu</w:t>
       </w:r>
     </w:p>
     <w:p>
@@ -1257,7 +2667,7 @@
         <w:t>Odgovor — sadašnja arhitektura:</w:t>
       </w:r>
       <w:r>
-        <w:t xml:space="preserve"> Predloženi levi meni je razuman za svakodnevni rad. Postojeći širi meni može se opravdati neposrednom dostupnošću funkcija, dok predloženo grupisanje smanjuje opterećenje korisnika. Raspored treba uskladiti sa ulogama i poslovima korisnika. Naziv „Spisak vozila“ je precizniji od „Spisak automobila“, jer aplikacija obuhvata i druge kategorije.</w:t>
+        <w:t xml:space="preserve"> Izveštaji NIS/OMV u fleet/support/fuel_reports.py već biraju poslednju dodelu JobCode koja nije posle datuma transakcije. To je ispravna vremenska logika. Međutim, koriste transakcione tabele, pa preuzimanje iznosa isključivo iz dva navedena SQL pregleda još mora da se usaglasi sa ovim zahtevom. SQL i Django nisu suprotstavljeni: izvor može ostati SQL, a poslovna raspodela u Django. Presudni su jedinstveni identitet transakcije, datum i potpuno povezivanje bez dupliranja.</w:t>
       </w:r>
     </w:p>
     <w:p>
@@ -1271,7 +2681,7 @@
         <w:t>Status 10.09.2026:</w:t>
       </w:r>
       <w:r>
-        <w:t xml:space="preserve"> Otvoreno — kompletan predloženi raspored levog menija nije primenjen.</w:t>
+        <w:t xml:space="preserve"> Delimično — povezivanje uvoza sa vozilom prilagođeno je istoriji saobraćajnih dokumenata i tablica. Postojeća istorijska JobCode logika nije zamenjena novim izveštajem; finansijsko usaglašavanje je otvoreno.</w:t>
       </w:r>
     </w:p>
     <w:p>
@@ -1285,7 +2695,7 @@
         <w:t>Predlog rešenja:</w:t>
       </w:r>
       <w:r>
-        <w:t xml:space="preserve"> Primena zadatog menija: Spisak vozila, Saobraćajne dozvole, Putni nalozi, Zaduženja vozila, Garaža IMS, Izveštaji, Ostalo. Uskladiti vidljivost sa postojećim pravima.</w:t>
+        <w:t xml:space="preserve"> Dokumentovati mapiranje iznosa iz fleet_nis_sifpos i fleet_omv_sifpos na jedinstvene transakcije; OJ/šifru vezivati prema merodavnom datumu, a ne današnjoj dodeli. Nedostajuću istoriju izdvojiti, bez dodele unazad napamet.</w:t>
       </w:r>
     </w:p>
     <w:p>
@@ -1296,10 +2706,10 @@
         <w:rPr>
           <w:b/>
         </w:rPr>
-        <w:t>Dalja potvrda:</w:t>
-      </w:r>
-      <w:r>
-        <w:t xml:space="preserve"> Raspored je već određen; nema potrebe ponovo tražiti odluku o nazivima.</w:t>
+        <w:t>Pitanje za odluku / dopunu:</w:t>
+      </w:r>
+      <w:r>
+        <w:t xml:space="preserve"> Da li SQL pregledi sadrže stabilan ključ i isti nivo detalja kao transakcije, i koji datum vodi raspodelu na šifru posla? Preporuka: iznos usaglasiti sa zadatim pregledima, vremensku raspodelu zadržati u jednom zajedničkom Django servisu.</w:t>
       </w:r>
     </w:p>
     <w:p>
@@ -1308,7 +2718,7 @@
         <w:keepNext/>
       </w:pPr>
       <w:r>
-        <w:t>Tačka 15</w:t>
+        <w:t>Tačka 31</w:t>
       </w:r>
     </w:p>
     <w:p>
@@ -1319,7 +2729,7 @@
         <w:rPr>
           <w:i/>
         </w:rPr>
-        <w:t>Primedba iz preseka: U okviru izveštaja će se naći Potorsnja, Polise, Popravke van IMS, Popravke u IMS, Lizing i najam (ali ćemo ažuriranje ove tabele dugačije postaviti).</w:t>
+        <w:t>Primedba iz preseka: Takodje mora da se povede racuna da se tabela [IMS_ERP].[dbo].[fleet_fuelconsumption] napuni podacima koji se nalaze u prethodna view-a. Ovaj izveptaj nam je bitan da bi mogao da se koristi u finasijsama za knjizenja. Plan je da se predje na ovaj izvestaj od septembra meseca 2026. Godine, do tada ga testirati sa Veselinkom.</w:t>
       </w:r>
     </w:p>
     <w:p>
@@ -1333,7 +2743,7 @@
         <w:t xml:space="preserve">Ocena: </w:t>
       </w:r>
       <w:r>
-        <w:t>Navigacija i održavanje evidencija</w:t>
+        <w:t>Punjenje postoji; potpunost i usaglašenost treba potvrditi</w:t>
       </w:r>
     </w:p>
     <w:p>
@@ -1347,7 +2757,7 @@
         <w:t>Odgovor — sadašnja arhitektura:</w:t>
       </w:r>
       <w:r>
-        <w:t xml:space="preserve"> Pregledi se mogu objediniti u okviru Izveštaja. Polise i ugovori o lizingu/najmu imaju i funkcije unosa, izmene i praćenja rokova, pa te radnje treba jasno učiniti dostupnim. Drugačiji postupak ažuriranja lizinga i najma predstavlja zaseban poslovni zahtev koji treba definisati. Promena mesta u meniju sama po sebi ne menja postojeće podatke i obračune.</w:t>
+        <w:t xml:space="preserve"> Postoje uvozi koji upisuju NIS i OMV podatke u FuelConsumption. To ne potvrđuje da tabela sadrži sve podatke iz pomenutih pregleda niti da su svi iznosi usaglašeni. Novi izveštaji koriste transakcione tabele, dok obračun troška po kilometru koristi FuelConsumption, pa se ti izvori moraju usaglasiti za isti obuhvat. Potrebno je proveriti broj transakcija, količine, iznose, duplikate, nepovezana vozila i istorijsku raspodelu. Planirani septembarski početak nije dokaz da je testiranje sa finansijama završeno.</w:t>
       </w:r>
     </w:p>
     <w:p>
@@ -1361,7 +2771,7 @@
         <w:t>Status 10.09.2026:</w:t>
       </w:r>
       <w:r>
-        <w:t xml:space="preserve"> Otvoreno — novi zbirni izveštaji nisu predmet ove iteracije; na detalju su dostupni ugovori, polise i finansijske stavke.</w:t>
+        <w:t xml:space="preserve"> Otvoreno — nije izvršeno novo popunjavanje FuelConsumption niti potvrda sa finansijama. Novi detalj ne koristi ekstrapolaciju te evidencije za ocenu isplativosti.</w:t>
       </w:r>
     </w:p>
     <w:p>
@@ -1375,7 +2785,7 @@
         <w:t>Predlog rešenja:</w:t>
       </w:r>
       <w:r>
-        <w:t xml:space="preserve"> Odvojiti radni unos ugovora/polisa od zbirnog izveštavanja. Pregledi mogu biti pod Izveštaji, a dodavanje i izmena uz vozilo ili odgovarajuću evidenciju.</w:t>
+        <w:t xml:space="preserve"> Najpre izveštaj razlika, zatim kontrolisano punjenje FuelConsumption uz ključ izvora, bez duplikata pri ponovnom uvozu i uz obradu korekcija. Pre korišćenja za knjiženje potvrditi kontrolne sume i spisak izuzetaka.</w:t>
       </w:r>
     </w:p>
     <w:p>
@@ -1389,1446 +2799,6 @@
         <w:t>Pitanje za odluku / dopunu:</w:t>
       </w:r>
       <w:r>
-        <w:t xml:space="preserve"> Ko unosi novi ugovor, produženje i prestanak lizinga/najma, a ko ih proverava? Preporuka: čuvati istoriju perioda i vezu sa ugovorom; ne prepisivati stare uslove novim.</w:t>
-      </w:r>
-    </w:p>
-    <w:p>
-      <w:pPr>
-        <w:pStyle w:val="Heading1"/>
-        <w:keepNext/>
-      </w:pPr>
-      <w:r>
-        <w:t>Tačka 16</w:t>
-      </w:r>
-    </w:p>
-    <w:p>
-      <w:pPr>
-        <w:keepNext/>
-      </w:pPr>
-      <w:r>
-        <w:rPr>
-          <w:i/>
-        </w:rPr>
-        <w:t xml:space="preserve">Primedba iz preseka: Kontrolna tabla i Analitika će biti vidljivi kada se srede i privedu nameni i budemo sigurni da sadrže tačne podatke. </w:t>
-      </w:r>
-    </w:p>
-    <w:p>
-      <w:pPr>
-        <w:keepNext/>
-      </w:pPr>
-      <w:r>
-        <w:rPr>
-          <w:b/>
-        </w:rPr>
-        <w:t xml:space="preserve">Ocena: </w:t>
-      </w:r>
-      <w:r>
-        <w:t>Objavljivanje i potvrda pokazatelja</w:t>
-      </w:r>
-    </w:p>
-    <w:p>
-      <w:pPr>
-        <w:keepLines/>
-      </w:pPr>
-      <w:r>
-        <w:rPr>
-          <w:b/>
-        </w:rPr>
-        <w:t>Odgovor — sadašnja arhitektura:</w:t>
-      </w:r>
-      <w:r>
-        <w:t xml:space="preserve"> Nova kontrolna tabla prikazuje trenutno evidentirano stanje, jasne brojače, sklopiva upozorenja i centre. Brojanje centara provereno je nezavisnim SQL upitom: 164 aktivna vozila u 9 centara na dan provere. To potvrđuje saglasnost obračuna sa bazom, ne fizički popis ili usaglašenost finansija. Starija zbirna Analitika nije ovim završena. Vidljivost i poslovnu prihvatljivost treba potvrđivati za svaki pregled zasebno.</w:t>
-      </w:r>
-    </w:p>
-    <w:p>
-      <w:pPr>
-        <w:keepLines/>
-      </w:pPr>
-      <w:r>
-        <w:rPr>
-          <w:b/>
-        </w:rPr>
-        <w:t>Status 10.09.2026:</w:t>
-      </w:r>
-      <w:r>
-        <w:t xml:space="preserve"> Delimično — nova kontrolna tabla realizovana i tehnički proverena, uključujući statistiku centara. Stariji zbirni ekrani Analitike, finansijsko usaglašavanje i poslovna potvrda nisu završeni.</w:t>
-      </w:r>
-    </w:p>
-    <w:p>
-      <w:pPr>
-        <w:keepLines/>
-      </w:pPr>
-      <w:r>
-        <w:rPr>
-          <w:b/>
-        </w:rPr>
-        <w:t>Predlog rešenja:</w:t>
-      </w:r>
-      <w:r>
-        <w:t xml:space="preserve"> Prihvatati pokazatelje pojedinačno, uz definiciju, izvor, datum i kontrolni primer. Uvesti odvojenu potvrdu za operativnu tablu i buduće finansijske/analitičke izveštaje.</w:t>
-      </w:r>
-    </w:p>
-    <w:p>
-      <w:pPr>
-        <w:keepLines/>
-      </w:pPr>
-      <w:r>
-        <w:rPr>
-          <w:b/>
-        </w:rPr>
-        <w:t>Pitanje za odluku / dopunu:</w:t>
-      </w:r>
-      <w:r>
-        <w:t xml:space="preserve"> Ko daje poslovnu potvrdu za kontrolnu tablu, a ko za finansijsku analitiku? Preporuka: garaža potvrđuje stanje sredstava, finansije svoje iznose, direktorka namenu pokazatelja. Provera koda nije zamena za te potvrde.</w:t>
-      </w:r>
-    </w:p>
-    <w:p>
-      <w:pPr>
-        <w:pStyle w:val="Heading1"/>
-        <w:keepNext/>
-      </w:pPr>
-      <w:r>
-        <w:t>Tačka 17</w:t>
-      </w:r>
-    </w:p>
-    <w:p>
-      <w:pPr>
-        <w:keepNext/>
-      </w:pPr>
-      <w:r>
-        <w:rPr>
-          <w:i/>
-        </w:rPr>
-        <w:t xml:space="preserve">Primedba iz preseka: Ceo deo koji se odnosi na garažu IMS će se poraditi posle sastanka sa Veljovićem i Dramlićem, posle kog ćemo promenit procedure koje se odnose na vozila i upravaljanje voznim parkom. Uključiti Mariju Mazalović da se odmah procedure i promene. I da se da čovek koji će matičiti vozilo i voditi računa o karticama. </w:t>
-      </w:r>
-    </w:p>
-    <w:p>
-      <w:pPr>
-        <w:keepNext/>
-      </w:pPr>
-      <w:r>
-        <w:rPr>
-          <w:b/>
-        </w:rPr>
-        <w:t xml:space="preserve">Ocena: </w:t>
-      </w:r>
-      <w:r>
-        <w:t>Organizacija i poslovne procedure</w:t>
-      </w:r>
-    </w:p>
-    <w:p>
-      <w:pPr>
-        <w:keepLines/>
-      </w:pPr>
-      <w:r>
-        <w:rPr>
-          <w:b/>
-        </w:rPr>
-        <w:t>Odgovor — sadašnja arhitektura:</w:t>
-      </w:r>
-      <w:r>
-        <w:t xml:space="preserve"> Ovaj zahtev prvenstveno zavisi od dogovorene organizacije rada. Potrebno je odrediti ko prijavljuje kvar, odobrava intervenciju, izdaje delove, zatvara rad i održava matične podatke i kartice. Aplikacija može podržati dogovorene odgovornosti i kontrole, ali ne može samostalno odrediti vlasnika procesa. Sastanak i ažuriranje procedura predstavljaju osnovu za preciznu doradu funkcionalnosti.</w:t>
-      </w:r>
-    </w:p>
-    <w:p>
-      <w:pPr>
-        <w:keepLines/>
-      </w:pPr>
-      <w:r>
-        <w:rPr>
-          <w:b/>
-        </w:rPr>
-        <w:t>Status 10.09.2026:</w:t>
-      </w:r>
-      <w:r>
-        <w:t xml:space="preserve"> Otvoreno — procedure garaže, odgovorne osobe i predaja matičnih podataka zahtevaju dogovor sa navedenim učesnicima. Nije izmišljena procedura niti imenovan odgovorni korisnik.</w:t>
-      </w:r>
-    </w:p>
-    <w:p>
-      <w:pPr>
-        <w:keepLines/>
-      </w:pPr>
-      <w:r>
-        <w:rPr>
-          <w:b/>
-        </w:rPr>
-        <w:t>Predlog rešenja:</w:t>
-      </w:r>
-      <w:r>
-        <w:t xml:space="preserve"> Dogovoriti tok prijava → odobrenje → interna ili spoljna intervencija → delovi/trebovanje → zatvaranje. Osloniti se na postojeći Kvar, delove i veze sa nabavkom; tek po proceduri dodavati nedostajuće statuse i prava.</w:t>
-      </w:r>
-    </w:p>
-    <w:p>
-      <w:pPr>
-        <w:keepLines/>
-      </w:pPr>
-      <w:r>
-        <w:rPr>
-          <w:b/>
-        </w:rPr>
-        <w:t>Pitanje za odluku / dopunu:</w:t>
-      </w:r>
-      <w:r>
-        <w:t xml:space="preserve"> Na sastanku sa Veljovićem, Dramlićem i Marijom Mazalović odrediti ko matiči, ko odobrava rad i ko zatvara intervenciju; ko unosi radne sate opreme i ko kontroliše dopunu dokumentacije? Imena i rokove treba upisati u proceduru.</w:t>
-      </w:r>
-    </w:p>
-    <w:p>
-      <w:pPr>
-        <w:pStyle w:val="Heading1"/>
-        <w:keepNext/>
-      </w:pPr>
-      <w:r>
-        <w:t>Tačka 18</w:t>
-      </w:r>
-    </w:p>
-    <w:p>
-      <w:pPr>
-        <w:keepNext/>
-      </w:pPr>
-      <w:r>
-        <w:rPr>
-          <w:i/>
-        </w:rPr>
-        <w:t xml:space="preserve">Primedba iz preseka: DDOR potraživanja mogu da se brišu jer više nemaju svrhu, ovo ce se pratiti </w:t>
-      </w:r>
-    </w:p>
-    <w:p>
-      <w:pPr>
-        <w:keepNext/>
-      </w:pPr>
-      <w:r>
-        <w:rPr>
-          <w:b/>
-        </w:rPr>
-        <w:t xml:space="preserve">Ocena: </w:t>
-      </w:r>
-      <w:r>
-        <w:t>Uklanjanje pregleda, uz razjašnjenje namene</w:t>
-      </w:r>
-    </w:p>
-    <w:p>
-      <w:pPr>
-        <w:keepLines/>
-      </w:pPr>
-      <w:r>
-        <w:rPr>
-          <w:b/>
-        </w:rPr>
-        <w:t>Odgovor — sadašnja arhitektura:</w:t>
-      </w:r>
-      <w:r>
-        <w:t xml:space="preserve"> Poseban DDOR ekran može se ukloniti kada se odredi gde će se oblast dalje pratiti. Istorijske naknade su sada sačuvane i na detalju odvojene od troškova. U starijoj analitici postoje obračuni koji ih koriste, pa uklanjanje menija nije isto što i brisanje izvora. Završetak rečenice direktorke nedostaje i treba razjasniti odredišnu evidenciju.</w:t>
-      </w:r>
-    </w:p>
-    <w:p>
-      <w:pPr>
-        <w:keepLines/>
-      </w:pPr>
-      <w:r>
-        <w:rPr>
-          <w:b/>
-        </w:rPr>
-        <w:t>Status 10.09.2026:</w:t>
-      </w:r>
-      <w:r>
-        <w:t xml:space="preserve"> Sačuvano — istorija naknada osiguranja nije obrisana. Na detalju su naknade odvojene od troškova i dostupne po periodu. Brisanje posebnog DDOR izveštaja nije sprovedeno.</w:t>
-      </w:r>
-    </w:p>
-    <w:p>
-      <w:pPr>
-        <w:keepLines/>
-      </w:pPr>
-      <w:r>
-        <w:rPr>
-          <w:b/>
-        </w:rPr>
-        <w:t>Predlog rešenja:</w:t>
-      </w:r>
-      <w:r>
-        <w:t xml:space="preserve"> Ukloniti suvišan ulaz nakon dogovora o zamenskom pregledu; istoriju naknada zadržati i proveriti zavisne obračune.</w:t>
-      </w:r>
-    </w:p>
-    <w:p>
-      <w:pPr>
-        <w:keepLines/>
-      </w:pPr>
-      <w:r>
-        <w:rPr>
-          <w:b/>
-        </w:rPr>
-        <w:t>Pitanje za odluku / dopunu:</w:t>
-      </w:r>
-      <w:r>
-        <w:t xml:space="preserve"> Gde će se potraživanja/naknade dalje pratiti i ko održava taj izvor? Originalna rečenica je nedovršena. Preporuka: jedan merodavan izvor sa vezom na štetu i vozilo, bez brisanja istorije.</w:t>
-      </w:r>
-    </w:p>
-    <w:p>
-      <w:pPr>
-        <w:pStyle w:val="Heading1"/>
-        <w:keepNext/>
-      </w:pPr>
-      <w:r>
-        <w:t>Tačka 19</w:t>
-      </w:r>
-    </w:p>
-    <w:p>
-      <w:pPr>
-        <w:keepNext/>
-      </w:pPr>
-      <w:r>
-        <w:rPr>
-          <w:i/>
-        </w:rPr>
-        <w:t xml:space="preserve">Primedba iz preseka: Popravke van IMS mogu će obuhvatati i sve pored popravki, sve što je pratilo Zahteve za uslugu, pored popravki i kupovinu guma, potrošnog materijala. Pozicija moze da se zove Usluge van IMS. </w:t>
-      </w:r>
-    </w:p>
-    <w:p>
-      <w:pPr>
-        <w:keepNext/>
-      </w:pPr>
-      <w:r>
-        <w:rPr>
-          <w:b/>
-        </w:rPr>
-        <w:t xml:space="preserve">Ocena: </w:t>
-      </w:r>
-      <w:r>
-        <w:t>Naziv i proširenje obuhvata</w:t>
-      </w:r>
-    </w:p>
-    <w:p>
-      <w:pPr>
-        <w:keepLines/>
-      </w:pPr>
-      <w:r>
-        <w:rPr>
-          <w:b/>
-        </w:rPr>
-        <w:t>Odgovor — sadašnja arhitektura:</w:t>
-      </w:r>
-      <w:r>
-        <w:t xml:space="preserve"> Postojeći naziv „Popravke van IMS“ jeste uzak ako evidencija uključuje i kupovinu guma, delova i potrošnog materijala. Ni naziv „Usluge van IMS“ ne opisuje u potpunosti robu. Precizniji naziv mogao bi biti „Spoljni troškovi vozila“ ili „Nabavke i usluge van IMS“, uz kategorije rada, delova, guma i materijala. Širi obuhvat je opravdan, ali kategorije treba sačuvati radi analitike.</w:t>
-      </w:r>
-    </w:p>
-    <w:p>
-      <w:pPr>
-        <w:keepLines/>
-      </w:pPr>
-      <w:r>
-        <w:rPr>
-          <w:b/>
-        </w:rPr>
-        <w:t>Status 10.09.2026:</w:t>
-      </w:r>
-      <w:r>
-        <w:t xml:space="preserve"> Realizovano na detalju — korišćen je naziv Spoljne usluge i delovi. Globalno preimenovanje izveštaja/menija ostaje otvoreno.</w:t>
-      </w:r>
-    </w:p>
-    <w:p>
-      <w:pPr>
-        <w:keepLines/>
-      </w:pPr>
-      <w:r>
-        <w:rPr>
-          <w:b/>
-        </w:rPr>
-        <w:t>Predlog rešenja:</w:t>
-      </w:r>
-      <w:r>
-        <w:t xml:space="preserve"> Predlog naziva: Nabavke i usluge van IMS, sa kategorijama usluga, guma, delova i materijala. Izveštaj treba da razlikuje kupovinu u magacin i stvarno izdavanje vozilu.</w:t>
-      </w:r>
-    </w:p>
-    <w:p>
-      <w:pPr>
-        <w:keepLines/>
-      </w:pPr>
-      <w:r>
-        <w:rPr>
-          <w:b/>
-        </w:rPr>
-        <w:t>Pitanje za odluku / dopunu:</w:t>
-      </w:r>
-      <w:r>
-        <w:t xml:space="preserve"> Da li pregled treba da pokazuje svu nabavku ili trošak pripisan vozilu? Preporuka: odvojena pogleda, da nabavka dela i njegovo kasnije trebovanje ne budu dvaput trošak istog vozila.</w:t>
-      </w:r>
-    </w:p>
-    <w:p>
-      <w:pPr>
-        <w:pStyle w:val="Heading1"/>
-        <w:keepNext/>
-      </w:pPr>
-      <w:r>
-        <w:t>Tačka 20</w:t>
-      </w:r>
-    </w:p>
-    <w:p>
-      <w:pPr>
-        <w:keepNext/>
-      </w:pPr>
-      <w:r>
-        <w:rPr>
-          <w:i/>
-        </w:rPr>
-        <w:t>Primedba iz preseka: Popravke u IMS se prate preko trebovanja koje unosi Jasminaka Knezević u APL aplikaciju. Ovde smo samo izgubili vezu kroz koju se vidi da li je u piranju redovno odrzavanje ili vanredna popravka. Ali to ćemo posle rešiti kroz izveštaje koje ćemo praviti kada se postavi nova procedura za upravljanje voznim parkom.</w:t>
-      </w:r>
-    </w:p>
-    <w:p>
-      <w:pPr>
-        <w:keepNext/>
-      </w:pPr>
-      <w:r>
-        <w:rPr>
-          <w:b/>
-        </w:rPr>
-        <w:t xml:space="preserve">Ocena: </w:t>
-      </w:r>
-      <w:r>
-        <w:t>Integracija postoji; potrebna klasifikacija intervencije</w:t>
-      </w:r>
-    </w:p>
-    <w:p>
-      <w:pPr>
-        <w:keepLines/>
-      </w:pPr>
-      <w:r>
-        <w:rPr>
-          <w:b/>
-        </w:rPr>
-        <w:t>Odgovor — sadašnja arhitektura:</w:t>
-      </w:r>
-      <w:r>
-        <w:t xml:space="preserve"> Integracija APL trebovanja već postoji. U modelu Kvar postoji vrsta intervencije: mali servis, veliki servis i popravka; Requisition ima vezu sa kvarom. Osnova za povezivanje, dakle, nije izgubljena iz cele arhitekture. Treba proveriti da li su konkretna uvezena trebovanja povezana i da li te tri vrste odgovaraju traženoj podeli redovno/vanredno. Vrsta dela sama po sebi nije dovoljan dokaz vrste održavanja; nepovezana istorija mora ostati označena kao nerazvrstana.</w:t>
-      </w:r>
-    </w:p>
-    <w:p>
-      <w:pPr>
-        <w:keepLines/>
-      </w:pPr>
-      <w:r>
-        <w:rPr>
-          <w:b/>
-        </w:rPr>
-        <w:t>Status 10.09.2026:</w:t>
-      </w:r>
-      <w:r>
-        <w:t xml:space="preserve"> Delimično — postoje trebovanja, veza sa kvarom i tri vrste intervencije. Potpunost povezivanja i nova podela redovno/vanredno, prema proceduri garaže, nisu završeni.</w:t>
-      </w:r>
-    </w:p>
-    <w:p>
-      <w:pPr>
-        <w:keepLines/>
-      </w:pPr>
-      <w:r>
-        <w:rPr>
-          <w:b/>
-        </w:rPr>
-        <w:t>Predlog rešenja:</w:t>
-      </w:r>
-      <w:r>
-        <w:t xml:space="preserve"> Iskoristiti Kvar.work_type i vezu trebovanja sa intervencijom. Po odobrenoj proceduri dopuniti klasifikaciju ako postojeće tri vrste nisu dovoljne. Prikazati listu nepovezanih trebovanja.</w:t>
-      </w:r>
-    </w:p>
-    <w:p>
-      <w:pPr>
-        <w:keepLines/>
-      </w:pPr>
-      <w:r>
-        <w:rPr>
-          <w:b/>
-        </w:rPr>
-        <w:t>Pitanje za odluku / dopunu:</w:t>
-      </w:r>
-      <w:r>
-        <w:t xml:space="preserve"> Da li „redovno/vanredno“ znači planirano/neplanirano, servis/popravka ili drugo pravilo IMS? Ko povezuje APL trebovanje sa intervencijom i kojim identifikatorom? Preporuka: garaža određuje vrstu, APL ostaje izvor utroška i vrednosti.</w:t>
-      </w:r>
-    </w:p>
-    <w:p>
-      <w:pPr>
-        <w:pStyle w:val="Heading1"/>
-        <w:keepNext/>
-      </w:pPr>
-      <w:r>
-        <w:t>Tačka 21</w:t>
-      </w:r>
-    </w:p>
-    <w:p>
-      <w:pPr>
-        <w:keepNext/>
-      </w:pPr>
-      <w:r>
-        <w:rPr>
-          <w:i/>
-        </w:rPr>
-        <w:t xml:space="preserve">Primedba iz preseka: Usluge van IMS kroz Nabavku. U Nabavci kada stigne bilo koja faktura vezuje se direktno za garažu i za konkretno vozilo. Tako se rade i polise. </w:t>
-      </w:r>
-    </w:p>
-    <w:p>
-      <w:pPr>
-        <w:keepNext/>
-      </w:pPr>
-      <w:r>
-        <w:rPr>
-          <w:b/>
-        </w:rPr>
-        <w:t xml:space="preserve">Ocena: </w:t>
-      </w:r>
-      <w:r>
-        <w:t>Nabavka — osnovna veza već podržana</w:t>
-      </w:r>
-    </w:p>
-    <w:p>
-      <w:pPr>
-        <w:keepLines/>
-      </w:pPr>
-      <w:r>
-        <w:rPr>
-          <w:b/>
-        </w:rPr>
-        <w:t>Odgovor — sadašnja arhitektura:</w:t>
-      </w:r>
-      <w:r>
-        <w:t xml:space="preserve"> ProcurementInvoice već ima oznaku garaže i opcionu vezu sa jednim vozilom, nezavisno od zahteva. To pokriva jednostavnu fakturu za jedno vozilo. Ne znači da su sve fakture već povezane niti da je faktura automatski polisa sa evidentiranim pokrićem i rokovima. Zbirna faktura za više vozila zahteva raspodelu stavki ili iznosa i kontrolu zbira. Postojeće dodatne veze sa šiframa posla nisu dokaz da postoji takva raspodela troška po vozilima.</w:t>
-      </w:r>
-    </w:p>
-    <w:p>
-      <w:pPr>
-        <w:keepLines/>
-      </w:pPr>
-      <w:r>
-        <w:rPr>
-          <w:b/>
-        </w:rPr>
-        <w:t>Status 10.09.2026:</w:t>
-      </w:r>
-      <w:r>
-        <w:t xml:space="preserve"> Delimično — direktna veza fakture sa garažom i jednim vozilom već postoji. Nisu dovršeni postupak za sve fakture, raspodela na više vozila i povezivanje sa polisama.</w:t>
-      </w:r>
-    </w:p>
-    <w:p>
-      <w:pPr>
-        <w:keepLines/>
-      </w:pPr>
-      <w:r>
-        <w:rPr>
-          <w:b/>
-        </w:rPr>
-        <w:t>Predlog rešenja:</w:t>
-      </w:r>
-      <w:r>
-        <w:t xml:space="preserve"> Iskoristiti postojeću vezu za fakturu jednog vozila. Za više vozila planirati raspodelu sa kontrolom da zbir odgovara dokumentu; za polise povezati finansijski dokument i evidenciju pokrića.</w:t>
-      </w:r>
-    </w:p>
-    <w:p>
-      <w:pPr>
-        <w:keepLines/>
-      </w:pPr>
-      <w:r>
-        <w:rPr>
-          <w:b/>
-        </w:rPr>
-        <w:t>Pitanje za odluku / dopunu:</w:t>
-      </w:r>
-      <w:r>
-        <w:t xml:space="preserve"> Da li u praksi jedna faktura/polisa obuhvata više vozila i postoji li specifikacija iznosa po vozilu? Ko razvrstava takav dokument? Preporuka: raspodela po specifikaciji, bez proizvoljne podele i bez automatskog dodavanja iste fakture već uvezenom trošku.</w:t>
-      </w:r>
-    </w:p>
-    <w:p>
-      <w:pPr>
-        <w:pStyle w:val="Heading1"/>
-        <w:keepNext/>
-      </w:pPr>
-      <w:r>
-        <w:t>Tačka 22</w:t>
-      </w:r>
-    </w:p>
-    <w:p>
-      <w:pPr>
-        <w:keepNext/>
-      </w:pPr>
-      <w:r>
-        <w:rPr>
-          <w:i/>
-        </w:rPr>
-        <w:t xml:space="preserve">Primedba iz preseka: U izveštaj i pregled vozila koja su starosti do 7 godina i prepoznata kao vozila velike vrednosti za potrebe kasko osiguranja. </w:t>
-      </w:r>
-    </w:p>
-    <w:p>
-      <w:pPr>
-        <w:keepNext/>
-      </w:pPr>
-      <w:r>
-        <w:rPr>
-          <w:b/>
-        </w:rPr>
-        <w:t xml:space="preserve">Ocena: </w:t>
-      </w:r>
-      <w:r>
-        <w:t>Novi namenski izveštaj</w:t>
-      </w:r>
-    </w:p>
-    <w:p>
-      <w:pPr>
-        <w:keepLines/>
-      </w:pPr>
-      <w:r>
-        <w:rPr>
-          <w:b/>
-        </w:rPr>
-        <w:t>Odgovor — sadašnja arhitektura:</w:t>
-      </w:r>
-      <w:r>
-        <w:t xml:space="preserve"> Podaci o vozilu predstavljaju osnovu za ovaj pregled. Potrebno je definisati datum obračuna starosti, prag i vrstu vrednosti, kao i da li uslovi „do sedam godina“ i „velike vrednosti“ važe zajedno ili odvojeno. Prag treba da bude podesiv. Knjigovodstvena vrednost ne treba prećutno da se koristi kao osigurana vrednost. Ovaj zahtev predstavlja namensku doradu izveštavanja.</w:t>
-      </w:r>
-    </w:p>
-    <w:p>
-      <w:pPr>
-        <w:keepLines/>
-      </w:pPr>
-      <w:r>
-        <w:rPr>
-          <w:b/>
-        </w:rPr>
-        <w:t>Status 10.09.2026:</w:t>
-      </w:r>
-      <w:r>
-        <w:t xml:space="preserve"> Otvoreno — izveštaj osiguranja po starosti/vrednosti nije kreiran.</w:t>
-      </w:r>
-    </w:p>
-    <w:p>
-      <w:pPr>
-        <w:keepLines/>
-      </w:pPr>
-      <w:r>
-        <w:rPr>
-          <w:b/>
-        </w:rPr>
-        <w:t>Predlog rešenja:</w:t>
-      </w:r>
-      <w:r>
-        <w:t xml:space="preserve"> Napraviti podesiv namenski izveštaj sa datumom preseka, granicom starosti, vrstom i pragom vrednosti. Nepoznate podatke izdvojiti u dopunu.</w:t>
-      </w:r>
-    </w:p>
-    <w:p>
-      <w:pPr>
-        <w:keepLines/>
-      </w:pPr>
-      <w:r>
-        <w:rPr>
-          <w:b/>
-        </w:rPr>
-        <w:t>Pitanje za odluku / dopunu:</w:t>
-      </w:r>
-      <w:r>
-        <w:t xml:space="preserve"> Da li važe oba uslova zajedno ili bilo koji: do 7 godina i/ili visoka vrednost? Koji je prag, vrsta vrednosti i datum za starost? Preporuka: finansije/osiguranje potvrđuju kriterijume; ne pretpostavljati knjigovodstvenu kao osiguranu vrednost.</w:t>
-      </w:r>
-    </w:p>
-    <w:p>
-      <w:pPr>
-        <w:pStyle w:val="Heading1"/>
-        <w:keepNext/>
-      </w:pPr>
-      <w:r>
-        <w:t>Tačka 23</w:t>
-      </w:r>
-    </w:p>
-    <w:p>
-      <w:pPr>
-        <w:keepNext/>
-      </w:pPr>
-      <w:r>
-        <w:rPr>
-          <w:i/>
-        </w:rPr>
-        <w:t>Primedba iz preseka: Tako će se napraviti izveštaj za potrebe auto osiguranja vozila, u koji će ući sva vozila koja su u vlasništvu IMS sa pratećim podacima.</w:t>
-      </w:r>
-    </w:p>
-    <w:p>
-      <w:pPr>
-        <w:keepNext/>
-      </w:pPr>
-      <w:r>
-        <w:rPr>
-          <w:b/>
-        </w:rPr>
-        <w:t xml:space="preserve">Ocena: </w:t>
-      </w:r>
-      <w:r>
-        <w:t>Izveštaj i dosledna evidencija vlasništva</w:t>
-      </w:r>
-    </w:p>
-    <w:p>
-      <w:pPr>
-        <w:keepLines/>
-      </w:pPr>
-      <w:r>
-        <w:rPr>
-          <w:b/>
-        </w:rPr>
-        <w:t>Odgovor — sadašnja arhitektura:</w:t>
-      </w:r>
-      <w:r>
-        <w:t xml:space="preserve"> Za operativni detalj već je prihvaćeno pravilo: tekući VehicleHolding ima prednost, zatim važeći lizing/najam, a kada oba nedostaju prikazuje se Vlasništvo IMS. To pravilo ostaje. Migracija nije izmišljala datume sticanja za 149 vozila bez ugovornog osnova. Za namenski izvoz osiguranju treba prikazati i izvor osnova raspolaganja i razjasniti da li se uključuju svi operativno označeni vlasnički zapisi ili samo oni sa potvrđenom evidencijom.</w:t>
-      </w:r>
-    </w:p>
-    <w:p>
-      <w:pPr>
-        <w:keepLines/>
-      </w:pPr>
-      <w:r>
-        <w:rPr>
-          <w:b/>
-        </w:rPr>
-        <w:t>Status 10.09.2026:</w:t>
-      </w:r>
-      <w:r>
-        <w:t xml:space="preserve"> Delimično — postoji eksplicitna evidencija osnova. Migracija za 149 vozila nije upisivala pretpostavljeno vlasništvo. Naknadno, po izričitom pravilu korisnika, detalj bez tekućeg osnova i važećeg lizinga/najma prikazuje Vlasništvo IMS. To je podrazumevani prikaz, ne izmišljena istorija vlasništva. Zbirni izveštaj još nije završen.</w:t>
-      </w:r>
-    </w:p>
-    <w:p>
-      <w:pPr>
-        <w:keepLines/>
-      </w:pPr>
-      <w:r>
-        <w:rPr>
-          <w:b/>
-        </w:rPr>
-        <w:t>Predlog rešenja:</w:t>
-      </w:r>
-      <w:r>
-        <w:t xml:space="preserve"> Izvoz treba da sadrži identitet, dokument, osnov i izvor raspolaganja na izabrani datum. Kredit ne isključuje vlasništvo; ugovorna vozila ne mešati automatski sa vlasničkim spiskom.</w:t>
-      </w:r>
-    </w:p>
-    <w:p>
-      <w:pPr>
-        <w:keepLines/>
-      </w:pPr>
-      <w:r>
-        <w:rPr>
-          <w:b/>
-        </w:rPr>
-        <w:t>Pitanje za odluku / dopunu:</w:t>
-      </w:r>
-      <w:r>
-        <w:t xml:space="preserve"> Za predaju osiguranju: uključiti i zapise koji se po prihvaćenom podrazumevanom pravilu prikazuju kao Vlasništvo IMS, uz oznaku izvora, ili prvo potvrditi njihovu osnovnu evidenciju? Preporuka: proveriti osnov pre zvanične predaje. Operativni prikaz se time ne menja.</w:t>
-      </w:r>
-    </w:p>
-    <w:p>
-      <w:pPr>
-        <w:pStyle w:val="Heading1"/>
-        <w:keepNext/>
-      </w:pPr>
-      <w:r>
-        <w:t>Tačka 24</w:t>
-      </w:r>
-    </w:p>
-    <w:p>
-      <w:pPr>
-        <w:keepNext/>
-      </w:pPr>
-      <w:r>
-        <w:rPr>
-          <w:i/>
-        </w:rPr>
-        <w:t>Primedba iz preseka: Pregled svih kupljenih delova od AutoDekija.</w:t>
-      </w:r>
-    </w:p>
-    <w:p>
-      <w:pPr>
-        <w:keepNext/>
-      </w:pPr>
-      <w:r>
-        <w:rPr>
-          <w:b/>
-        </w:rPr>
-        <w:t xml:space="preserve">Ocena: </w:t>
-      </w:r>
-      <w:r>
-        <w:t>Novi pregled na nivou stavki</w:t>
-      </w:r>
-    </w:p>
-    <w:p>
-      <w:pPr>
-        <w:keepLines/>
-      </w:pPr>
-      <w:r>
-        <w:rPr>
-          <w:b/>
-        </w:rPr>
-        <w:t>Odgovor — sadašnja arhitektura:</w:t>
-      </w:r>
-      <w:r>
-        <w:t xml:space="preserve"> Za pregled svih kupljenih delova potrebni su dobavljač, period, artikli, količine i iznosi, uz obradu povrata i odobrenja. Ukupni iznosi faktura nisu dovoljni za specifikaciju delova. Kupovina dela i njegova ugradnja u vozilo predstavljaju različite događaje: za pregled po vozilu potrebna je veza sa izdavanjem iz magacina ili konkretnom intervencijom. Dobavljača treba birati prema stabilnoj šifri, a ne samo tekstu naziva.</w:t>
-      </w:r>
-    </w:p>
-    <w:p>
-      <w:pPr>
-        <w:keepLines/>
-      </w:pPr>
-      <w:r>
-        <w:rPr>
-          <w:b/>
-        </w:rPr>
-        <w:t>Status 10.09.2026:</w:t>
-      </w:r>
-      <w:r>
-        <w:t xml:space="preserve"> Otvoreno — nije uveden zaseban uvoz/povezivanje delova AutoDeki.</w:t>
-      </w:r>
-    </w:p>
-    <w:p>
-      <w:pPr>
-        <w:keepLines/>
-      </w:pPr>
-      <w:r>
-        <w:rPr>
-          <w:b/>
-        </w:rPr>
-        <w:t>Predlog rešenja:</w:t>
-      </w:r>
-      <w:r>
-        <w:t xml:space="preserve"> Filtrirati dobavljača stabilnim identifikatorom i periodom, prikazati artikle, količine, cene, povrate i dokument. Posebno povezati ugrađene delove sa vozilom/intervencijom.</w:t>
-      </w:r>
-    </w:p>
-    <w:p>
-      <w:pPr>
-        <w:keepLines/>
-      </w:pPr>
-      <w:r>
-        <w:rPr>
-          <w:b/>
-        </w:rPr>
-        <w:t>Pitanje za odluku / dopunu:</w:t>
-      </w:r>
-      <w:r>
-        <w:t xml:space="preserve"> Traži li se sve kupljeno od AutoDekija ili i u koje vozilo je ugrađeno? Koji je identifikator dobavljača i gde je potpuna specifikacija stavki? Preporuka: početni pregled kupovine, pa veza sa izdavanjem za pregled po vozilu.</w:t>
-      </w:r>
-    </w:p>
-    <w:p>
-      <w:pPr>
-        <w:pStyle w:val="Heading1"/>
-        <w:keepNext/>
-      </w:pPr>
-      <w:r>
-        <w:t>Tačka 25</w:t>
-      </w:r>
-    </w:p>
-    <w:p>
-      <w:pPr>
-        <w:keepNext/>
-      </w:pPr>
-      <w:r>
-        <w:rPr>
-          <w:i/>
-        </w:rPr>
-        <w:t xml:space="preserve">Primedba iz preseka: Izvetaj Zatvoreni putni nalozi može da se obriše. Nikolina će ih pratiti kroz deo aplikacije Putni nalozi. </w:t>
-      </w:r>
-    </w:p>
-    <w:p>
-      <w:pPr>
-        <w:keepNext/>
-      </w:pPr>
-      <w:r>
-        <w:rPr>
-          <w:b/>
-        </w:rPr>
-        <w:t xml:space="preserve">Ocena: </w:t>
-      </w:r>
-      <w:r>
-        <w:t>UI — uklanjanje duplog pristupa</w:t>
-      </w:r>
-    </w:p>
-    <w:p>
-      <w:pPr>
-        <w:keepLines/>
-      </w:pPr>
-      <w:r>
-        <w:rPr>
-          <w:b/>
-        </w:rPr>
-        <w:t>Odgovor — sadašnja arhitektura:</w:t>
-      </w:r>
-      <w:r>
-        <w:t xml:space="preserve"> Ako osnovni pregled putnih naloga omogućava filtriranje zatvorenih naloga i potrebnu pretragu, poseban izveštaj može se ukloniti. Njegovo ranije postojanje ima opravdanje kao prečica za određeni posao. Treba potvrditi da osnovni pregled zadržava potrebne kolone i izvoz. Uklanjanje izveštaja ne podrazumeva brisanje zatvorenih naloga.</w:t>
-      </w:r>
-    </w:p>
-    <w:p>
-      <w:pPr>
-        <w:keepLines/>
-      </w:pPr>
-      <w:r>
-        <w:rPr>
-          <w:b/>
-        </w:rPr>
-        <w:t>Status 10.09.2026:</w:t>
-      </w:r>
-      <w:r>
-        <w:t xml:space="preserve"> Otvoreno — poseban izveštaj zatvorenih naloga nije uklonjen. Na detalju ostaju istorije obe vrste naloga.</w:t>
-      </w:r>
-    </w:p>
-    <w:p>
-      <w:pPr>
-        <w:keepLines/>
-      </w:pPr>
-      <w:r>
-        <w:rPr>
-          <w:b/>
-        </w:rPr>
-        <w:t>Predlog rešenja:</w:t>
-      </w:r>
-      <w:r>
-        <w:t xml:space="preserve"> Proveriti filter zatvorenih naloga, potrebne kolone i izvoz na Putnim nalozima; potom ukloniti dupli izveštaj iz menija, uz očuvanje svih zapisa.</w:t>
-      </w:r>
-    </w:p>
-    <w:p>
-      <w:pPr>
-        <w:keepLines/>
-      </w:pPr>
-      <w:r>
-        <w:rPr>
-          <w:b/>
-        </w:rPr>
-        <w:t>Pitanje za odluku / dopunu:</w:t>
-      </w:r>
-      <w:r>
-        <w:t xml:space="preserve"> Koje kolone, filtere i izvoz Nikolina koristi iz sadašnjeg izveštaja? Preporuka: preneti ih u osnovni pregled pre uklanjanja prečice.</w:t>
-      </w:r>
-    </w:p>
-    <w:p>
-      <w:pPr>
-        <w:pStyle w:val="Heading1"/>
-        <w:keepNext/>
-      </w:pPr>
-      <w:r>
-        <w:t>Tačka 26</w:t>
-      </w:r>
-    </w:p>
-    <w:p>
-      <w:pPr>
-        <w:keepNext/>
-      </w:pPr>
-      <w:r>
-        <w:rPr>
-          <w:i/>
-        </w:rPr>
-        <w:t>Primedba iz preseka: Izvestaj koji se odnosi na troskove pracenja vozila skinuti sa efaktura kao bi se videla i specifikacija po proizvodima i broj vozila koja su na praćenju</w:t>
-      </w:r>
-    </w:p>
-    <w:p>
-      <w:pPr>
-        <w:keepNext/>
-      </w:pPr>
-      <w:r>
-        <w:rPr>
-          <w:b/>
-        </w:rPr>
-        <w:t xml:space="preserve">Ocena: </w:t>
-      </w:r>
-      <w:r>
-        <w:t>Izvor podataka i detaljnost izveštaja</w:t>
-      </w:r>
-    </w:p>
-    <w:p>
-      <w:pPr>
-        <w:keepLines/>
-      </w:pPr>
-      <w:r>
-        <w:rPr>
-          <w:b/>
-        </w:rPr>
-        <w:t>Odgovor — sadašnja arhitektura:</w:t>
-      </w:r>
-      <w:r>
-        <w:t xml:space="preserve"> Sadašnji upit za troškove praćenja uzima podatke zaglavlja fakture i iznos, bez specifikacije proizvoda. Zato ne može sam dati tražene detalje. Potrebno je povezivanje sa stavkama e-fakture ili pratećom specifikacijom. Broj vozila može se pouzdano prikazati samo ako izvor identifikuje vozila ili jasno definiše šta obračunska količina predstavlja; broj stavki nije nužno broj vozila.</w:t>
-      </w:r>
-    </w:p>
-    <w:p>
-      <w:pPr>
-        <w:keepLines/>
-      </w:pPr>
-      <w:r>
-        <w:rPr>
-          <w:b/>
-        </w:rPr>
-        <w:t>Status 10.09.2026:</w:t>
-      </w:r>
-      <w:r>
-        <w:t xml:space="preserve"> Otvoreno — nije uvedena raspodela fakture praćenja na pojedinačna vozila; ovaj trošak je eksplicitno izvan pokazatelja na detalju.</w:t>
-      </w:r>
-    </w:p>
-    <w:p>
-      <w:pPr>
-        <w:keepLines/>
-      </w:pPr>
-      <w:r>
-        <w:rPr>
-          <w:b/>
-        </w:rPr>
-        <w:t>Predlog rešenja:</w:t>
-      </w:r>
-      <w:r>
-        <w:t xml:space="preserve"> Povezati stavke e-fakture i specifikaciju praćenja sa identitetima vozila/uređaja i periodom usluge. Brojiti različita obuhvaćena vozila, ne broj redova fakture.</w:t>
-      </w:r>
-    </w:p>
-    <w:p>
-      <w:pPr>
-        <w:keepLines/>
-      </w:pPr>
-      <w:r>
-        <w:rPr>
-          <w:b/>
-        </w:rPr>
-        <w:t>Pitanje za odluku / dopunu:</w:t>
-      </w:r>
-      <w:r>
-        <w:t xml:space="preserve"> Postoji li uz fakturu specifikacija sa tablicama, VIN-om ili identifikatorom uređaja i da li količina predstavlja vozila, uređaje ili mesece? Ko je dostavlja? Preporuka: bez mape prikazati iznos i nepokrivenost, bez izmišljenog broja vozila.</w:t>
-      </w:r>
-    </w:p>
-    <w:p>
-      <w:pPr>
-        <w:pStyle w:val="Heading1"/>
-        <w:keepNext/>
-      </w:pPr>
-      <w:r>
-        <w:t>Tačka 27</w:t>
-      </w:r>
-    </w:p>
-    <w:p>
-      <w:pPr>
-        <w:keepNext/>
-      </w:pPr>
-      <w:r>
-        <w:rPr>
-          <w:i/>
-        </w:rPr>
-        <w:t>Primedba iz preseka: Izvestaj koji se odnosi na ukupno potroseno gorivo u IMS proveriti.</w:t>
-      </w:r>
-    </w:p>
-    <w:p>
-      <w:pPr>
-        <w:keepNext/>
-      </w:pPr>
-      <w:r>
-        <w:rPr>
-          <w:b/>
-        </w:rPr>
-        <w:t xml:space="preserve">Ocena: </w:t>
-      </w:r>
-      <w:r>
-        <w:t>Kontrola usaglašenosti izvora</w:t>
-      </w:r>
-    </w:p>
-    <w:p>
-      <w:pPr>
-        <w:keepLines/>
-      </w:pPr>
-      <w:r>
-        <w:rPr>
-          <w:b/>
-        </w:rPr>
-        <w:t>Odgovor — sadašnja arhitektura:</w:t>
-      </w:r>
-      <w:r>
-        <w:t xml:space="preserve"> Sadašnji mesečni izveštaj čita računovodstveni SQL pregled, što ima opravdanje za knjižene iznose. Kartične transakcije predstavljaju točenja i mogu imati drugačiji vremenski obuhvat. Razlike treba proveriti prema periodu knjiženja i transakcije, vrsti proizvoda, rabatima, korekcijama i osnovi iznosa. Bez poređenja istog obuhvata nije opravdano unapred zaključiti da je aplikacioni zbir pogrešan. Tačnost produkcionih iznosa nije potvrđena ovom analizom koda.</w:t>
-      </w:r>
-    </w:p>
-    <w:p>
-      <w:pPr>
-        <w:keepLines/>
-      </w:pPr>
-      <w:r>
-        <w:rPr>
-          <w:b/>
-        </w:rPr>
-        <w:t>Status 10.09.2026:</w:t>
-      </w:r>
-      <w:r>
-        <w:t xml:space="preserve"> Delimično — detalj koristi postojeći zajednički izvor NIS/OMV računa i jasno navodi period i bruto iznos; to nije potvrda usaglašenosti sa finansijama.</w:t>
-      </w:r>
-    </w:p>
-    <w:p>
-      <w:pPr>
-        <w:keepLines/>
-      </w:pPr>
-      <w:r>
-        <w:rPr>
-          <w:b/>
-        </w:rPr>
-        <w:t>Predlog rešenja:</w:t>
-      </w:r>
-      <w:r>
-        <w:t xml:space="preserve"> Uraditi kontrolu za isti mesec: broj transakcija, količine po proizvodu, iznosi, storna, rabati, nepovezane stavke i vremenske razlike između točenja i knjiženja.</w:t>
-      </w:r>
-    </w:p>
-    <w:p>
-      <w:pPr>
-        <w:keepLines/>
-      </w:pPr>
-      <w:r>
-        <w:rPr>
-          <w:b/>
-        </w:rPr>
-        <w:t>Pitanje za odluku / dopunu:</w:t>
-      </w:r>
-      <w:r>
-        <w:t xml:space="preserve"> Koji zaključeni mesec i kontrolni zbir finansije daju za usaglašavanje? Preporuka: jedan potpun mesec kao početni kontrolni skup, zatim septembar 2026. u dogovorenom obuhvatu.</w:t>
-      </w:r>
-    </w:p>
-    <w:p>
-      <w:pPr>
-        <w:pStyle w:val="Heading1"/>
-        <w:keepNext/>
-      </w:pPr>
-      <w:r>
-        <w:t>Tačka 28</w:t>
-      </w:r>
-    </w:p>
-    <w:p>
-      <w:pPr>
-        <w:keepNext/>
-      </w:pPr>
-      <w:r>
-        <w:rPr>
-          <w:i/>
-        </w:rPr>
-        <w:t>Primedba iz preseka: U okviru izveštaja Pregled ukupnih troskova po kontima,  centrima i messecima je dobar, jedino sto je potrebno je korigovati iznos, ne postoji zarez koji odvaja decimalna mesta.</w:t>
-      </w:r>
-    </w:p>
-    <w:p>
-      <w:pPr>
-        <w:keepNext/>
-      </w:pPr>
-      <w:r>
-        <w:rPr>
-          <w:b/>
-        </w:rPr>
-        <w:t xml:space="preserve">Ocena: </w:t>
-      </w:r>
-      <w:r>
-        <w:t>Format brojeva i provera njihove obrade</w:t>
-      </w:r>
-    </w:p>
-    <w:p>
-      <w:pPr>
-        <w:keepLines/>
-      </w:pPr>
-      <w:r>
-        <w:rPr>
-          <w:b/>
-        </w:rPr>
-        <w:t>Odgovor — sadašnja arhitektura:</w:t>
-      </w:r>
-      <w:r>
-        <w:t xml:space="preserve"> Zahtev za dosledan prikaz, npr. 1.234,56, opravdan je. Ipak, potrebno je proveriti i obradu brojeva: postojeći JavaScript uklanja tačke pri pretvaranju teksta u broj. Ako ulaz ima tačku kao decimalni separator, vrednost može biti pogrešno protumačena. Zato provera treba da obuhvati prikaz, sortiranje, filtriranje i izvoz, a ne samo vizuelno dodavanje zareza. To je konkretan rizik za proveru, ne potvrđena greška svakog iznosa.</w:t>
-      </w:r>
-    </w:p>
-    <w:p>
-      <w:pPr>
-        <w:keepLines/>
-      </w:pPr>
-      <w:r>
-        <w:rPr>
-          <w:b/>
-        </w:rPr>
-        <w:t>Status 10.09.2026:</w:t>
-      </w:r>
-      <w:r>
-        <w:t xml:space="preserve"> Otvoreno — zbirni izveštaj po kontu/centru i njegovo formatiranje nisu menjani. Novi detalj prikazuje iznose na dve decimale za izabrani period.</w:t>
-      </w:r>
-    </w:p>
-    <w:p>
-      <w:pPr>
-        <w:keepLines/>
-      </w:pPr>
-      <w:r>
-        <w:rPr>
-          <w:b/>
-        </w:rPr>
-        <w:t>Predlog rešenja:</w:t>
-      </w:r>
-      <w:r>
-        <w:t xml:space="preserve"> Brojeve zadržati kao numeričke vrednosti, a srpski format primeniti samo za prikaz. Proveriti iznose, numeričko sortiranje, zbir i Excel izvoz na primerima 1.234,56; 0,00 i -123,45.</w:t>
-      </w:r>
-    </w:p>
-    <w:p>
-      <w:pPr>
-        <w:keepLines/>
-      </w:pPr>
-      <w:r>
-        <w:rPr>
-          <w:b/>
-        </w:rPr>
-        <w:t>Dalja potvrda:</w:t>
-      </w:r>
-      <w:r>
-        <w:t xml:space="preserve"> Nema nove poslovne odluke; ovo je konkretna ispravka prikaza i obrade koju treba završiti i proveriti.</w:t>
-      </w:r>
-    </w:p>
-    <w:p>
-      <w:pPr>
-        <w:pStyle w:val="Heading1"/>
-        <w:keepNext/>
-      </w:pPr>
-      <w:r>
-        <w:t>Tačka 29</w:t>
-      </w:r>
-    </w:p>
-    <w:p>
-      <w:pPr>
-        <w:keepNext/>
-      </w:pPr>
-      <w:r>
-        <w:rPr>
-          <w:i/>
-        </w:rPr>
-        <w:t xml:space="preserve">Primedba iz preseka: Izveštaj Pregled Najvećih Dobavljača Usluga, bi tebalo napraviti drugačije, tko što će se prvo odrediti vremenski period za koji je potrebno uraditi pregled, sumirati potraživanja po pravnom licu i sortirati ih po iznosu. Ovo je bitno na godišnjem nivou da bi mogli da ispratimo da li za sve imamo ugovore. </w:t>
-      </w:r>
-    </w:p>
-    <w:p>
-      <w:pPr>
-        <w:keepNext/>
-      </w:pPr>
-      <w:r>
-        <w:rPr>
-          <w:b/>
-        </w:rPr>
-        <w:t xml:space="preserve">Ocena: </w:t>
-      </w:r>
-      <w:r>
-        <w:t>Funkcionalna dorada zbirnog izveštaja</w:t>
-      </w:r>
-    </w:p>
-    <w:p>
-      <w:pPr>
-        <w:keepLines/>
-      </w:pPr>
-      <w:r>
-        <w:rPr>
-          <w:b/>
-        </w:rPr>
-        <w:t>Odgovor — sadašnja arhitektura:</w:t>
-      </w:r>
-      <w:r>
-        <w:t xml:space="preserve"> Sadašnji ekran prikazuje detaljne stavke, pa naziv „najveći dobavljači“ ne odgovara potpuno njegovom rezultatu. Predlog izbora perioda, grupisanja po pravnom licu i sortiranja po ukupnom iznosu je opravdan. Treba definisati koji promet i iznos se rangiraju; kolonu „potražuje“ ne treba automatski poistovetiti sa vrednošću nabavke. Za proveru pokrivenosti ugovorima potrebna je i veza prometa sa odgovarajućim ugovorima.</w:t>
-      </w:r>
-    </w:p>
-    <w:p>
-      <w:pPr>
-        <w:keepLines/>
-      </w:pPr>
-      <w:r>
-        <w:rPr>
-          <w:b/>
-        </w:rPr>
-        <w:t>Status 10.09.2026:</w:t>
-      </w:r>
-      <w:r>
-        <w:t xml:space="preserve"> Otvoreno — godišnje rangiranje dobavljača i vezivanje ugovora nisu realizovani.</w:t>
-      </w:r>
-    </w:p>
-    <w:p>
-      <w:pPr>
-        <w:keepLines/>
-      </w:pPr>
-      <w:r>
-        <w:rPr>
-          <w:b/>
-        </w:rPr>
-        <w:t>Predlog rešenja:</w:t>
-      </w:r>
-      <w:r>
-        <w:t xml:space="preserve"> Izbor perioda → grupisanje po identifikatoru pravnog lica → zbir potvrđene vrste iznosa → opadajući redosled → detaljne stavke i povezani ugovori. Postojanje bilo kog ugovora sa dobavljačem ne dokazuje pokrivenost svih nabavki.</w:t>
-      </w:r>
-    </w:p>
-    <w:p>
-      <w:pPr>
-        <w:keepLines/>
-      </w:pPr>
-      <w:r>
-        <w:rPr>
-          <w:b/>
-        </w:rPr>
-        <w:t>Pitanje za odluku / dopunu:</w:t>
-      </w:r>
-      <w:r>
-        <w:t xml:space="preserve"> Da li se rangira fakturisana nabavka, knjiženi promet, plaćeno ili otvorene obaveze? Ko potvrđuje obuhvat ugovora? Preporuka: za kontrolu nabavke koristiti usaglašenu vrednost prometa u periodu, a nepokrivene stavke izdvojiti.</w:t>
-      </w:r>
-    </w:p>
-    <w:p>
-      <w:pPr>
-        <w:pStyle w:val="Heading1"/>
-        <w:keepNext/>
-      </w:pPr>
-      <w:r>
-        <w:t>Tačka 30</w:t>
-      </w:r>
-    </w:p>
-    <w:p>
-      <w:pPr>
-        <w:keepNext/>
-      </w:pPr>
-      <w:r>
-        <w:rPr>
-          <w:i/>
-        </w:rPr>
-        <w:t>Primedba iz preseka:  Izveštaji koji se odnose na potrošnju goriva moraju drugačije da se postave. Samo iznosi koji se nalaze u view ima [dbo].[fleet_nis_sifpos] I [fleet_omv_sifpos] se uzimaju direktno iz ovog pregleda. Za ostale pokazatelje kao sto su veza sa [organizational_unit_id] I [fleet_jobcode] mora da se radi na drugom mestu gde ce uzeti u obzir I datum kada je bilo vozilo na toj sifri.  View-i nisu dobri jer je potrebno da se problem resi kroz Django.</w:t>
-      </w:r>
-    </w:p>
-    <w:p>
-      <w:pPr>
-        <w:keepNext/>
-      </w:pPr>
-      <w:r>
-        <w:rPr>
-          <w:b/>
-        </w:rPr>
-        <w:t xml:space="preserve">Ocena: </w:t>
-      </w:r>
-      <w:r>
-        <w:t>Istorijska raspodela — implementirana u sadašnjem kodu</w:t>
-      </w:r>
-    </w:p>
-    <w:p>
-      <w:pPr>
-        <w:keepLines/>
-      </w:pPr>
-      <w:r>
-        <w:rPr>
-          <w:b/>
-        </w:rPr>
-        <w:t>Odgovor — sadašnja arhitektura:</w:t>
-      </w:r>
-      <w:r>
-        <w:t xml:space="preserve"> Izveštaji NIS/OMV u fleet/support/fuel_reports.py već biraju poslednju dodelu JobCode koja nije posle datuma transakcije. To je ispravna vremenska logika. Međutim, koriste transakcione tabele, pa preuzimanje iznosa isključivo iz dva navedena SQL pregleda još mora da se usaglasi sa ovim zahtevom. SQL i Django nisu suprotstavljeni: izvor može ostati SQL, a poslovna raspodela u Django. Presudni su jedinstveni identitet transakcije, datum i potpuno povezivanje bez dupliranja.</w:t>
-      </w:r>
-    </w:p>
-    <w:p>
-      <w:pPr>
-        <w:keepLines/>
-      </w:pPr>
-      <w:r>
-        <w:rPr>
-          <w:b/>
-        </w:rPr>
-        <w:t>Status 10.09.2026:</w:t>
-      </w:r>
-      <w:r>
-        <w:t xml:space="preserve"> Delimično — povezivanje uvoza sa vozilom prilagođeno je istoriji saobraćajnih dokumenata i tablica. Postojeća istorijska JobCode logika nije zamenjena novim izveštajem; finansijsko usaglašavanje je otvoreno.</w:t>
-      </w:r>
-    </w:p>
-    <w:p>
-      <w:pPr>
-        <w:keepLines/>
-      </w:pPr>
-      <w:r>
-        <w:rPr>
-          <w:b/>
-        </w:rPr>
-        <w:t>Predlog rešenja:</w:t>
-      </w:r>
-      <w:r>
-        <w:t xml:space="preserve"> Dokumentovati mapiranje iznosa iz fleet_nis_sifpos i fleet_omv_sifpos na jedinstvene transakcije; OJ/šifru vezivati prema merodavnom datumu, a ne današnjoj dodeli. Nedostajuću istoriju izdvojiti, bez dodele unazad napamet.</w:t>
-      </w:r>
-    </w:p>
-    <w:p>
-      <w:pPr>
-        <w:keepLines/>
-      </w:pPr>
-      <w:r>
-        <w:rPr>
-          <w:b/>
-        </w:rPr>
-        <w:t>Pitanje za odluku / dopunu:</w:t>
-      </w:r>
-      <w:r>
-        <w:t xml:space="preserve"> Da li SQL pregledi sadrže stabilan ključ i isti nivo detalja kao transakcije, i koji datum vodi raspodelu na šifru posla? Preporuka: iznos usaglasiti sa zadatim pregledima, vremensku raspodelu zadržati u jednom zajedničkom Django servisu.</w:t>
-      </w:r>
-    </w:p>
-    <w:p>
-      <w:pPr>
-        <w:pStyle w:val="Heading1"/>
-        <w:keepNext/>
-      </w:pPr>
-      <w:r>
-        <w:t>Tačka 31</w:t>
-      </w:r>
-    </w:p>
-    <w:p>
-      <w:pPr>
-        <w:keepNext/>
-      </w:pPr>
-      <w:r>
-        <w:rPr>
-          <w:i/>
-        </w:rPr>
-        <w:t>Primedba iz preseka: Takodje mora da se povede racuna da se tabela [IMS_ERP].[dbo].[fleet_fuelconsumption] napuni podacima koji se nalaze u prethodna view-a. Ovaj izveptaj nam je bitan da bi mogao da se koristi u finasijsama za knjizenja. Plan je da se predje na ovaj izvestaj od septembra meseca 2026. Godine, do tada ga testirati sa Veselinkom.</w:t>
-      </w:r>
-    </w:p>
-    <w:p>
-      <w:pPr>
-        <w:keepNext/>
-      </w:pPr>
-      <w:r>
-        <w:rPr>
-          <w:b/>
-        </w:rPr>
-        <w:t xml:space="preserve">Ocena: </w:t>
-      </w:r>
-      <w:r>
-        <w:t>Punjenje postoji; potpunost i usaglašenost treba potvrditi</w:t>
-      </w:r>
-    </w:p>
-    <w:p>
-      <w:pPr>
-        <w:keepLines/>
-      </w:pPr>
-      <w:r>
-        <w:rPr>
-          <w:b/>
-        </w:rPr>
-        <w:t>Odgovor — sadašnja arhitektura:</w:t>
-      </w:r>
-      <w:r>
-        <w:t xml:space="preserve"> Postoje uvozi koji upisuju NIS i OMV podatke u FuelConsumption. To ne potvrđuje da tabela sadrži sve podatke iz pomenutih pregleda niti da su svi iznosi usaglašeni. Novi izveštaji koriste transakcione tabele, dok obračun troška po kilometru koristi FuelConsumption, pa se ti izvori moraju usaglasiti za isti obuhvat. Potrebno je proveriti broj transakcija, količine, iznose, duplikate, nepovezana vozila i istorijsku raspodelu. Planirani septembarski početak nije dokaz da je testiranje sa finansijama završeno.</w:t>
-      </w:r>
-    </w:p>
-    <w:p>
-      <w:pPr>
-        <w:keepLines/>
-      </w:pPr>
-      <w:r>
-        <w:rPr>
-          <w:b/>
-        </w:rPr>
-        <w:t>Status 10.09.2026:</w:t>
-      </w:r>
-      <w:r>
-        <w:t xml:space="preserve"> Otvoreno — nije izvršeno novo popunjavanje FuelConsumption niti potvrda sa finansijama. Novi detalj ne koristi ekstrapolaciju te evidencije za ocenu isplativosti.</w:t>
-      </w:r>
-    </w:p>
-    <w:p>
-      <w:pPr>
-        <w:keepLines/>
-      </w:pPr>
-      <w:r>
-        <w:rPr>
-          <w:b/>
-        </w:rPr>
-        <w:t>Predlog rešenja:</w:t>
-      </w:r>
-      <w:r>
-        <w:t xml:space="preserve"> Najpre izveštaj razlika, zatim kontrolisano punjenje FuelConsumption uz ključ izvora, bez duplikata pri ponovnom uvozu i uz obradu korekcija. Pre korišćenja za knjiženje potvrditi kontrolne sume i spisak izuzetaka.</w:t>
-      </w:r>
-    </w:p>
-    <w:p>
-      <w:pPr>
-        <w:keepLines/>
-      </w:pPr>
-      <w:r>
-        <w:rPr>
-          <w:b/>
-        </w:rPr>
-        <w:t>Pitanje za odluku / dopunu:</w:t>
-      </w:r>
-      <w:r>
         <w:t xml:space="preserve"> Da li je test sa Veselinkom već sproveden, koje razlike su otvorene i ko potvrđuje spremnost za septembarska knjiženja? Preporuka: ne smatrati planirani datum dokazom spremnosti; evidentirati konkretnu potvrdu i obuhvat.</w:t>
       </w:r>
     </w:p>
@@ -2857,13 +2827,7 @@
         <w:keepNext/>
       </w:pPr>
       <w:r>
-        <w:rPr>
-          <w:b/>
-        </w:rPr>
-        <w:t xml:space="preserve">Ocena: </w:t>
-      </w:r>
-      <w:r>
-        <w:t>Novi izveštaj i kvalitet kilometraže</w:t>
+        <w:t>Ocena: Kilometraža i stvarni približno mesečni intervali — realizovano i ispravljeno</w:t>
       </w:r>
     </w:p>
     <w:p>
@@ -2871,13 +2835,7 @@
         <w:keepLines/>
       </w:pPr>
       <w:r>
-        <w:rPr>
-          <w:b/>
-        </w:rPr>
-        <w:t>Odgovor — sadašnja arhitektura:</w:t>
-      </w:r>
-      <w:r>
-        <w:t xml:space="preserve"> Postoje kilometraže na zaduženjima i očitanja uz točenja, ali ona sama ne garantuju stanje na granici svakog meseca. Novi detalj prikazuje samo razliku prihvatljivih očitanja i stvarne datume pokrivenosti, bez godišnje ekstrapolacije. Za tačnu mesečnu kilometražu potreban je dogovoren izvor i redovno očitavanje. Kod radnih jedinica treba dodati sate rada ili terenske dane kada se pouzdano beleže; kilometraža i radni sati nisu međusobno zamenljive veličine.</w:t>
+        <w:t>Odgovor — sadašnja arhitektura: Koriste se NIS/OMV očitavanja, ranija evidencija goriva za datume bez direktnog izvora i početno/završno stanje naloga vozila sa pripadajućim datumima. OMV corrected_mileage je uvezeni podatak iz kolone Corrected mileage; aplikacija ne zna ko ga je i zašto korigovao. Izvorno stanje se prikazuje kada se razlikuje.</w:t>
       </w:r>
     </w:p>
     <w:p>
@@ -2885,13 +2843,7 @@
         <w:keepLines/>
       </w:pPr>
       <w:r>
-        <w:rPr>
-          <w:b/>
-        </w:rPr>
-        <w:t>Status 10.09.2026:</w:t>
-      </w:r>
-      <w:r>
-        <w:t xml:space="preserve"> Delimično — prikazuje se razlika rastućih očitanja sa računa i stvarni datumi pokrivenosti. Mesečna pređena kilometraža i l/100 km nisu proglašeni potvrđenim bez potrebnih očitanja.</w:t>
+        <w:t>Status 10.09.2026: Format je potvrđen: 186.900,00 → 188.682,00 = 1.782,00 km. Decimalni prikaz je odvojen od brojčane vrednosti za sortiranje i računanje. Termin u tabu je očitavanje.</w:t>
       </w:r>
     </w:p>
     <w:p>
@@ -2899,13 +2851,7 @@
         <w:keepLines/>
       </w:pPr>
       <w:r>
-        <w:rPr>
-          <w:b/>
-        </w:rPr>
-        <w:t>Predlog rešenja:</w:t>
-      </w:r>
-      <w:r>
-        <w:t xml:space="preserve"> Dogovoriti mesečna granična očitanja ili potvrđen kontinuirani izvor; obraditi zamenu/reset brojila i nedostajuće podatke. Za radne jedinice prikazati odgovarajuće sate/dane, odvojeno od km.</w:t>
+        <w:t>Predlog rešenja: Sprovedeno. Stvarni datumi, približno 30 dana, bez interpolacije i preklapanja distance. Opadanja unutar intervala blokiraju nepouzdan obračun.</w:t>
       </w:r>
     </w:p>
     <w:p>
@@ -2913,13 +2859,7 @@
         <w:keepLines/>
       </w:pPr>
       <w:r>
-        <w:rPr>
-          <w:b/>
-        </w:rPr>
-        <w:t>Pitanje za odluku / dopunu:</w:t>
-      </w:r>
-      <w:r>
-        <w:t xml:space="preserve"> Koji izvor potvrđuje mesečnu kilometražu i ko unosi stanje na granici meseca? Za garniture: postoje li radni sati i čiji brojač mere — motor vozila ili rad garniture? Preporuka: bez dovoljnog izvora prikazati pokrivenost, ne procenu kao tačan podatak.</w:t>
+        <w:t>Pitanje za odluku / dopunu: Za kalendarski mesečni pregled cele flote i dalje su potrebna granična očitavanja ili potvrđen kontinuirani izvor; postojeći tab ne izmišlja nedostajuće datume.</w:t>
       </w:r>
     </w:p>
     <w:p>
@@ -4353,7 +4293,13 @@
     </w:p>
     <w:p>
       <w:r>
-        <w:t>4. Izveštaji i navigacija: završiti zadati meni, format brojeva, zamenu duplog pregleda naloga i namenske preglede osiguranja, delova, praćenja i dobavljača (1, 14, 15, 18, 22–26, 28, 29). UI ispravke bez zavisnosti od metodologije mogu se raditi odmah.</w:t>
+        <w:rPr>
+          <w:b/>
+        </w:rPr>
+        <w:t>4. Izveštaji i navigacija:</w:t>
+      </w:r>
+      <w:r>
+        <w:t xml:space="preserve"> meni, uklanjanja, novi raspored listi, izveštaji osiguranja i decimalni prikaz su realizovani. Pregled delova je pripremljen uz otvorenu identifikaciju AutoDekija. Ostaju novi postupak ažuriranja lizinga/najma, praćenje vozila i rangiranje dobavljača.</w:t>
       </w:r>
     </w:p>
     <w:p>
@@ -5978,6 +5924,668 @@
             </a:graphic>
           </wp:inline>
         </w:drawing>
+      </w:r>
+    </w:p>
+    <w:p>
+      <w:pPr>
+        <w:pStyle w:val="Heading1"/>
+      </w:pPr>
+      <w:r>
+        <w:t>Uklanjanje suvišnih pregleda — 10.09.2026.</w:t>
+      </w:r>
+    </w:p>
+    <w:p>
+      <w:r>
+        <w:t>Uklonjen je poseban DDOR pregled: stavka u Izveštajima, URL ruta, funkcija prikaza, šablon i zaseban SQL upit. Potvrđeno je da je izveštaj Zatvoreni putni nalozi već uklonjen. Uklanjanja iz originalnih tačaka 18 i 25 zatvorena su; preostala reorganizacija menija je zaseban posao.</w:t>
+      </w:r>
+    </w:p>
+    <w:p>
+      <w:r>
+        <w:t>Podaci o naknadama i nalozima, njihovi osnovni pregledi i sinhronizacija nisu brisani. Nije potrebna migracija. Provere: 5/5 testova izvestaja i 13/13 testova osnovnih naloga i detalja vozila prolazi (18/18), na izolovanoj test bazi.</w:t>
+      </w:r>
+    </w:p>
+    <w:p>
+      <w:pPr>
+        <w:pStyle w:val="Heading1"/>
+      </w:pPr>
+      <w:r>
+        <w:t>Raspored menija i Izveštaja — 10.09.2026.</w:t>
+      </w:r>
+    </w:p>
+    <w:p>
+      <w:r>
+        <w:t>Levi meni sveden je na traženih sedam stavki. Pet pregleda premešteno je u prvu grupu Vozni park na stranici Izveštaji; uklonjena je duplirana prečica Izveštaji sa servera iz Ostalo. Kontrolna tabla i Analitika nisu više u levom meniju, a njihovi ekrani i adrese ostaju u aplikaciji.</w:t>
+      </w:r>
+    </w:p>
+    <w:p>
+      <w:r>
+        <w:t>Postojeće funkcije unosa/izmene i prava nisu menjani; nema nove tabele ni migracije. Novi način ažuriranja lizinga/najma ostaje zasebna otvorena odluka. Provere: 5/5 postojećih testova izveštaja prolazi; renderovanjem potvrđeno sedam veza u traženom redosledu, pet premeštenih pregleda na početku i ispravnost odredišnih URL adresa.</w:t>
+      </w:r>
+    </w:p>
+    <w:p>
+      <w:pPr>
+        <w:pStyle w:val="Heading1"/>
+      </w:pPr>
+      <w:r>
+        <w:t>Novi Izveštaji, osiguranje, delovi i provera goriva — 10.09.2026.</w:t>
+      </w:r>
+    </w:p>
+    <w:p>
+      <w:r>
+        <w:t>Ekran Izveštaji sada ima pretražive liste sa pojedinačnim ikonama. Redosled u dve kolone: Vozni park / Finansije; Osiguranje / Garaža; Uprava / Nabavka i delovi. Ovo uključuje poslednju korekciju rasporeda korisnika.</w:t>
+      </w:r>
+    </w:p>
+    <w:p>
+      <w:r>
+        <w:t>Osiguranje: po izričitoj naknadnoj korekciji uveden je kasko izbor vozila starijih od 7 godina, bez kriterijuma visoke vrednosti. U postojećoj bazi na dan provere: 88 kandidata po godištu. Pregled vlasništva IMS daje 148 trenutno neotpisanih vozila prema operativnom pravilu, sva sa podrazumevanim osnovom u tom preseku. To nije naknadno upisano vlasništvo niti dokaz za zvaničnu predaju osiguranju.</w:t>
+      </w:r>
+    </w:p>
+    <w:p>
+      <w:r>
+        <w:t>Gorivo: period provere 01.01–10.09.2026. NIS ima 2.607 transakcija i 17.630.290,80 bruto; OMV ima 1.629 transakcija svih proizvoda i 13.766.901,87 bruto. Samo gorivo OMV, bez AdBlue i ostalih kupovina: 1.562 transakcije i 13.662.120,97. U proveravanom skupu valuta je RSD. Brojevi i iznosi novog prikaza jednaki su nezavisnim direktnim SQL zbirovima; sve grupe se usaglašavaju sa istim skupom transakcija.</w:t>
+      </w:r>
+    </w:p>
+    <w:p>
+      <w:r>
+        <w:t>Postojeći fleet_nis_sifpos daje 2.335 redova i 15.718.380,38 jer ograničava kategoriju na putnička vozila i koristi uslove na tekućoj istoriji dodele. fleet_omv_sifpos koristi Date_to umesto transaction_date i daje 1.704 reda / 14.395.787,82. U tom OMV obuhvatu postoji 1.630 različitih transakcija, odnosno 74 dodatna reda iz spajanja sa JobCode. Novi Django pregled bira jednu istorijsku dodelu i ne umnožava transakcije.</w:t>
+      </w:r>
+    </w:p>
+    <w:p>
+      <w:r>
+        <w:t>Računovodstveni fleet_tro_goriva_m obuhvata konto 51300 i kategorije NIS/OMV, Magacin i Zaposleni. Njegov obuhvat nije izjednačen sa kartičnim točenjima. U proverenoj 2026. postoje 25 zbirnih redova po mesecu/kategoriji. SQL pregledi nisu menjani, FuelConsumption nije masovno popunjavan, a finansijsko usaglašavanje ostaje sa nadležnim korisnicima. Zapis: izvestaji/provera_izvestaja_gorivo_20260910.json.</w:t>
+      </w:r>
+    </w:p>
+    <w:p>
+      <w:r>
+        <w:t>Delovi: izveštaj čita postojeće EufItemSnapshot ili GoodsSnapshot iz Nabavke, bez sabiranja oba izvora i bez ponavljanja ukupne vrednosti fakture po svakoj stavci. Pod nazivom AutoDeki nema potvrđenog dobavljača u uvezenim podacima. Korisniku je postavljeno pitanje o poslovnom nazivu/PIB-u/šifri. Do odgovora radi izbor dobavljača, ali ne tvrdi se da je pregled AutoDekija usaglašen.</w:t>
+      </w:r>
+    </w:p>
+    <w:p>
+      <w:r>
+        <w:t>Ukupni troškovi: numerički prenos, srpski prikaz sa dve decimale, sortiranje, filter granica i Excel/CSV izvoz. Ispravljen je i postojeći pogrešan poziv dt.container u resetovanju filtera. Nedostajući iznos ostaje različit od nule.</w:t>
+      </w:r>
+    </w:p>
+    <w:p>
+      <w:r>
+        <w:t>Novi izveštaji imaju provere prava prema postojećem pristupu vozilima, gorivu i Nabavci; gde postoji korisnički obuhvat centara primenjuje se na vozila i transakcije. Nepotpuni podaci i nedostajuće dodele su označeni. Nisu uvedene nove tabele ni migracije.</w:t>
+      </w:r>
+    </w:p>
+    <w:p>
+      <w:r>
+        <w:t>Provere: 60/60 ciljanih testova prolazi. Chrome na izolovanoj bazi potvrđuje raspored, ikone, pretragu izveštaja, sva četiri nova pregleda, prikaz iznosa, numerički izvoz i filter troška. Novi ekrani renderovani su i čitanjem stvarne SQL Server baze (HTTP 200). Slike ispod su demonstracione, nisu produkcioni iznosi.</w:t>
+      </w:r>
+    </w:p>
+    <w:p>
+      <w:pPr>
+        <w:pStyle w:val="Heading2"/>
+      </w:pPr>
+      <w:r>
+        <w:t>Izveštaji — liste sa ikonama i raspored kartica</w:t>
+      </w:r>
+    </w:p>
+    <w:p>
+      <w:r>
+        <w:t>Demonstracioni podaci iz izolovane test baze.</w:t>
+      </w:r>
+    </w:p>
+    <w:p>
+      <w:r>
+        <w:drawing>
+          <wp:inline xmlns:a="http://schemas.openxmlformats.org/drawingml/2006/main" xmlns:pic="http://schemas.openxmlformats.org/drawingml/2006/picture">
+            <wp:extent cx="5940000" cy="3559494"/>
+            <wp:docPr id="11" name="Picture 11"/>
+            <wp:cNvGraphicFramePr>
+              <a:graphicFrameLocks noChangeAspect="1"/>
+            </wp:cNvGraphicFramePr>
+            <a:graphic>
+              <a:graphicData uri="http://schemas.openxmlformats.org/drawingml/2006/picture">
+                <pic:pic>
+                  <pic:nvPicPr>
+                    <pic:cNvPr id="0" name="izvestaji_pregled.png"/>
+                    <pic:cNvPicPr/>
+                  </pic:nvPicPr>
+                  <pic:blipFill>
+                    <a:blip r:embed="rId21"/>
+                    <a:stretch>
+                      <a:fillRect/>
+                    </a:stretch>
+                  </pic:blipFill>
+                  <pic:spPr>
+                    <a:xfrm>
+                      <a:off x="0" y="0"/>
+                      <a:ext cx="5940000" cy="3559494"/>
+                    </a:xfrm>
+                    <a:prstGeom prst="rect"/>
+                  </pic:spPr>
+                </pic:pic>
+              </a:graphicData>
+            </a:graphic>
+          </wp:inline>
+        </w:drawing>
+      </w:r>
+    </w:p>
+    <w:p>
+      <w:pPr>
+        <w:pStyle w:val="Heading2"/>
+      </w:pPr>
+      <w:r>
+        <w:t>NIS/OMV — filteri, pokazatelji i pregled</w:t>
+      </w:r>
+    </w:p>
+    <w:p>
+      <w:r>
+        <w:t>Demonstracioni podaci iz izolovane test baze.</w:t>
+      </w:r>
+    </w:p>
+    <w:p>
+      <w:r>
+        <w:drawing>
+          <wp:inline xmlns:a="http://schemas.openxmlformats.org/drawingml/2006/main" xmlns:pic="http://schemas.openxmlformats.org/drawingml/2006/picture">
+            <wp:extent cx="5940000" cy="3559494"/>
+            <wp:docPr id="12" name="Picture 12"/>
+            <wp:cNvGraphicFramePr>
+              <a:graphicFrameLocks noChangeAspect="1"/>
+            </wp:cNvGraphicFramePr>
+            <a:graphic>
+              <a:graphicData uri="http://schemas.openxmlformats.org/drawingml/2006/picture">
+                <pic:pic>
+                  <pic:nvPicPr>
+                    <pic:cNvPr id="0" name="izvestaji_gorivo.png"/>
+                    <pic:cNvPicPr/>
+                  </pic:nvPicPr>
+                  <pic:blipFill>
+                    <a:blip r:embed="rId22"/>
+                    <a:stretch>
+                      <a:fillRect/>
+                    </a:stretch>
+                  </pic:blipFill>
+                  <pic:spPr>
+                    <a:xfrm>
+                      <a:off x="0" y="0"/>
+                      <a:ext cx="5940000" cy="3559494"/>
+                    </a:xfrm>
+                    <a:prstGeom prst="rect"/>
+                  </pic:spPr>
+                </pic:pic>
+              </a:graphicData>
+            </a:graphic>
+          </wp:inline>
+        </w:drawing>
+      </w:r>
+    </w:p>
+    <w:p>
+      <w:pPr>
+        <w:pStyle w:val="Heading1"/>
+      </w:pPr>
+      <w:r>
+        <w:t>Kilometraža vozila i vraćanje Pregleda/Analitike — 10.09.2026.</w:t>
+      </w:r>
+    </w:p>
+    <w:p>
+      <w:r>
+        <w:t>Po poslednjem zahtevu vraćeni su Pregled i Analitika u sidebar. Postojeća kontrolna tabla i analitika nisu prepisivane ovom promenom. Raspored kartica Izveštaja ostaje: Osiguranje pored Garaže, Uprava ispod i Nabavka pored Uprave.</w:t>
+      </w:r>
+    </w:p>
+    <w:p>
+      <w:r>
+        <w:t>Detalj vozila dobio je šesti tab Kilometraža. Poslednje stanje bira se po najnovijem datumu do danas, ne kao najveća vrednost iz cele istorije. Kada je poslednje očitanje niže od prethodnog dana, prikazuje se upozorenje. Poslednji zapis nije tvrdnja o stvarnom stanju brojila ovog trenutka.</w:t>
+      </w:r>
+    </w:p>
+    <w:p>
+      <w:r>
+        <w:t>Za pređenu kilometražu koriste se postojeći datumi. Granice se biraju približno na 30 dana, bez preklapanja osim zajedničkog krajnjeg/početnog očitanja. Prikazuju se broj dana, početno i završno stanje, razlika i izvori. Višemesečna praznina ostaje jedan stvarni duži interval; ne izmišljaju se međumeseci.</w:t>
+      </w:r>
+    </w:p>
+    <w:p>
+      <w:r>
+        <w:t>Najveće očitanje istog dana koristi se kao dnevna granica, a sva očitanja ostaju dostupna. Ako bilo koje kasnije dnevno očitanje opada prema prethodnom danu unutar intervala, razlika i ukupan zbir ne prikazuju se kao pouzdani. Potrebna je provera unosa ili zamene brojila. Nule iz goriva i neupotrebljive vrednosti nisu uzete kao stvarni početak; nula na početku naloga jeste dozvoljeno stanje.</w:t>
+      </w:r>
+    </w:p>
+    <w:p>
+      <w:r>
+        <w:t>Filter kilometraže je odvojen od filtera troškova i zadržava aktivan tab. Poslednje stanje i dalje prikazuje celu evidenciju, dok intervali prate izbor korisnika. Nalozi bez datuma zatvaranja ne daju završno očitanje. Priključivanje podataka ne menja stare unose i ne zahteva novu tabelu ili migraciju.</w:t>
+      </w:r>
+    </w:p>
+    <w:p>
+      <w:r>
+        <w:t>Nove provere obuhvataju najbliže mesečne datume, retka očitanja, opadanje unutar intervala, više očitanja istog dana, nulto početno stanje, korigovani OMV podatak, raniju evidenciju goriva, filtere i render detalja. Chrome potvrđuje šest tabova, tabele, filtriranje uz očuvanje aktivnog taba i vraćen sidebar. Na jednom postojećem vozilu čitanjem baze pronađeno je 51 očitanje i 26 intervala, od kojih 7 traži proveru; ti problemi nisu sakriveni niti automatski ispravljeni.</w:t>
+      </w:r>
+    </w:p>
+    <w:p>
+      <w:pPr>
+        <w:pStyle w:val="Heading2"/>
+      </w:pPr>
+      <w:r>
+        <w:t>Kilometraža — demonstracioni prikaz</w:t>
+      </w:r>
+    </w:p>
+    <w:p>
+      <w:r>
+        <w:t>Izolovana test baza; vrednosti na slici nisu produkciona očitanja.</w:t>
+      </w:r>
+    </w:p>
+    <w:p>
+      <w:r>
+        <w:drawing>
+          <wp:inline xmlns:a="http://schemas.openxmlformats.org/drawingml/2006/main" xmlns:pic="http://schemas.openxmlformats.org/drawingml/2006/picture">
+            <wp:extent cx="5940000" cy="3559494"/>
+            <wp:docPr id="13" name="Picture 13"/>
+            <wp:cNvGraphicFramePr>
+              <a:graphicFrameLocks noChangeAspect="1"/>
+            </wp:cNvGraphicFramePr>
+            <a:graphic>
+              <a:graphicData uri="http://schemas.openxmlformats.org/drawingml/2006/picture">
+                <pic:pic>
+                  <pic:nvPicPr>
+                    <pic:cNvPr id="0" name="detalj_vozila_kilometraza.png"/>
+                    <pic:cNvPicPr/>
+                  </pic:nvPicPr>
+                  <pic:blipFill>
+                    <a:blip r:embed="rId23"/>
+                    <a:stretch>
+                      <a:fillRect/>
+                    </a:stretch>
+                  </pic:blipFill>
+                  <pic:spPr>
+                    <a:xfrm>
+                      <a:off x="0" y="0"/>
+                      <a:ext cx="5940000" cy="3559494"/>
+                    </a:xfrm>
+                    <a:prstGeom prst="rect"/>
+                  </pic:spPr>
+                </pic:pic>
+              </a:graphicData>
+            </a:graphic>
+          </wp:inline>
+        </w:drawing>
+      </w:r>
+    </w:p>
+    <w:p>
+      <w:r>
+        <w:t>Zavrsna provera 10.09.2026: svih 70 ciljanih testova prolazi (kilometraza, novi izvestaji, postojeci izvestaji, detalj i formiranje vozila, kontrolna tabla). Proveren je i prikaz novih izvestaja i taba Kilometraza u pregledacu.</w:t>
+      </w:r>
+    </w:p>
+    <w:p>
+      <w:pPr>
+        <w:pStyle w:val="Heading1"/>
+      </w:pPr>
+      <w:r>
+        <w:t>Dopuna: decimalni prikaz kilometraže i praćenje servisa — 10.09.2026.</w:t>
+      </w:r>
+    </w:p>
+    <w:p>
+      <w:r>
+        <w:t>Korisnik je potvrdio prikaz sa dve decimale i srpskim separatorima: 186.900,00 → 188.682,00 = 1.782,00 km. Promena je u prikazu; brojčana stanja nisu deljena, množena niti prepravljana. Termin je očitavanje.</w:t>
+      </w:r>
+    </w:p>
+    <w:p>
+      <w:r>
+        <w:t>Korigovano u izvoru označava vrednost preuzetu iz OMV kolone Corrected mileage. Kada je pozitivna, već postojeće pravilo je koristi umesto Mileage. Prikaz objašnjava poreklo i pokazuje izvorno stanje kada se razlikuje; nema tvrdnje da je aplikacija korigovala kilometražu.</w:t>
+      </w:r>
+    </w:p>
+    <w:p>
+      <w:r>
+        <w:t>Tab Servisi ima dve kategorije: Nalozi (garaža i zahtevi za nabavku/uslugu) i Nabavka (fakture/UF i trebovanja vezani za vozilo). Kartice Mali servis i Veliki servis pokazuju poslednji datirani i razvrstani dokument. Sam zahtev ili prijava bez dokumenta ostaje bez servisnog datuma.</w:t>
+      </w:r>
+    </w:p>
+    <w:p>
+      <w:r>
+        <w:t>Nalog garaže već ima Kvar.work_type. Nabavka dobija opcioni ProcurementCase.work_type, opcionu vezu ProcurementCase.garage_order i opcioni ProcurementInvoice.work_type. Dodata i primenjena migracija nabavka.0019_vehicle_service_tracking. Nema nove tabele; stare veze, izvorne fakture, kilometraža i kategorije nisu automatski menjane.</w:t>
+      </w:r>
+    </w:p>
+    <w:p>
+      <w:r>
+        <w:t>Iz detalja naloga garaže otvara se zahtev za nabavku ili uslugu sa unapred popunjenim vozilom, nalogom i tipom. Na formi izbor drugog vozila ograničava izbor naloga na to vozilo. Provera na serveru odbija nalog drugog vozila i suprotan tip servisa. Ponavljanje zahteva prenosi tip, ali ne vezuje novu intervenciju za stari nalog.</w:t>
+      </w:r>
+    </w:p>
+    <w:p>
+      <w:r>
+        <w:t>Dokumenti se čitaju preko postojećih veza zahteva/stavki/fakture, direktne veze fakture sa vozilom i veze trebovanja sa vozilom/nalogom. Datumi su datum fakture, UF dokumenta ili trebovanja. Datum prijave, zahteva, uvoza i knjiženja ne zamenjuje nedostajući datum dokumenta. Generički robni promet i stari knjiženi servisi ne proglašavaju se trebovanjem/fakturom bez odgovarajuće veze.</w:t>
+      </w:r>
+    </w:p>
+    <w:p>
+      <w:r>
+        <w:t>Više stavki iste fakture/trebovanja daje jedan dokument u pregledu Nabavke. Isti dokument može biti vidljiv uz zahtev i nalog koji su stvarno povezani. Ako su kategorije ili datumi neusaglašeni, dokument ostaje vidljiv sa oznakom za proveru i ne određuje poslednji mali/veliki servis. Budući dokumenti takođe ne određuju poslednji servis.</w:t>
+      </w:r>
+    </w:p>
+    <w:p>
+      <w:r>
+        <w:t>Postojeći nazivi Veliki servis u IMS / van IMS prepoznaju se kao veliki servis. Otvoreno pitanje korisniku: da li Redovan servis u IMS / van IMS uvek znači mali servis? Do potvrde se to ne pretpostavlja. Nabavka dela ili faktura sama po sebi ne potvrđuje ugradnju i završetak rada, pa nisu uvedeni proizvoljni naredni servisni rokovi.</w:t>
+      </w:r>
+    </w:p>
+    <w:p>
+      <w:r>
+        <w:t>Provera u Chrome pregledaču na izolovanoj bazi: potvrđen decimalni prikaz, aktiviranje oba taba, obe tabele servisa, nepovezana faktura, unapred popunjen zahtev i ograničenje naloga prema vozilu. Na postojećoj SQL Server bazi migracija je uspešno primenjena; čitanje detalja vozila vraća HTTP 200. Za provereni automobil vidljivo je 10 postojećih dokumenata, bez automatskog povezivanja ili izmišljanja kategorije.</w:t>
+      </w:r>
+    </w:p>
+    <w:p>
+      <w:r>
+        <w:t>Validacija: ukupno 83 ciljana testa prolaze kroz ovaj i prethodni završni prolaz; posle poslednje dopune ponovljena su sva 23 testa kilometraže i servisa. Provereni su i izveštaji i postojeći detalj/formiranje vozila. U dodatno pokrenutoj staroj grupi Nabavke ostaje ranije poznat pad testa test_primary_invoice_job_code_cannot_be_added_as_additional, zbog očekivanja o već kreiranoj osnovnoj OJ vezi; obračun i veze OJ nisu menjani ovom doradom.</w:t>
+      </w:r>
+    </w:p>
+    <w:p>
+      <w:pPr>
+        <w:pStyle w:val="Heading2"/>
+      </w:pPr>
+      <w:r>
+        <w:t>Kilometraža sa decimalnim zarezom</w:t>
+      </w:r>
+    </w:p>
+    <w:p>
+      <w:r>
+        <w:t>Demonstracioni podaci iz izolovane test baze.</w:t>
+      </w:r>
+    </w:p>
+    <w:p>
+      <w:r>
+        <w:drawing>
+          <wp:inline xmlns:a="http://schemas.openxmlformats.org/drawingml/2006/main" xmlns:pic="http://schemas.openxmlformats.org/drawingml/2006/picture">
+            <wp:extent cx="5940000" cy="3745560"/>
+            <wp:docPr id="14" name="Picture 14"/>
+            <wp:cNvGraphicFramePr>
+              <a:graphicFrameLocks noChangeAspect="1"/>
+            </wp:cNvGraphicFramePr>
+            <a:graphic>
+              <a:graphicData uri="http://schemas.openxmlformats.org/drawingml/2006/picture">
+                <pic:pic>
+                  <pic:nvPicPr>
+                    <pic:cNvPr id="0" name="kilometraza_decimalni_prikaz.png"/>
+                    <pic:cNvPicPr/>
+                  </pic:nvPicPr>
+                  <pic:blipFill>
+                    <a:blip r:embed="rId24"/>
+                    <a:stretch>
+                      <a:fillRect/>
+                    </a:stretch>
+                  </pic:blipFill>
+                  <pic:spPr>
+                    <a:xfrm>
+                      <a:off x="0" y="0"/>
+                      <a:ext cx="5940000" cy="3745560"/>
+                    </a:xfrm>
+                    <a:prstGeom prst="rect"/>
+                  </pic:spPr>
+                </pic:pic>
+              </a:graphicData>
+            </a:graphic>
+          </wp:inline>
+        </w:drawing>
+      </w:r>
+    </w:p>
+    <w:p>
+      <w:pPr>
+        <w:pStyle w:val="Heading2"/>
+      </w:pPr>
+      <w:r>
+        <w:t>Servisi — Nalozi i Nabavka</w:t>
+      </w:r>
+    </w:p>
+    <w:p>
+      <w:r>
+        <w:t>Demonstracioni podaci iz izolovane test baze.</w:t>
+      </w:r>
+    </w:p>
+    <w:p>
+      <w:r>
+        <w:drawing>
+          <wp:inline xmlns:a="http://schemas.openxmlformats.org/drawingml/2006/main" xmlns:pic="http://schemas.openxmlformats.org/drawingml/2006/picture">
+            <wp:extent cx="5940000" cy="3745560"/>
+            <wp:docPr id="15" name="Picture 15"/>
+            <wp:cNvGraphicFramePr>
+              <a:graphicFrameLocks noChangeAspect="1"/>
+            </wp:cNvGraphicFramePr>
+            <a:graphic>
+              <a:graphicData uri="http://schemas.openxmlformats.org/drawingml/2006/picture">
+                <pic:pic>
+                  <pic:nvPicPr>
+                    <pic:cNvPr id="0" name="vozilo_servisi.png"/>
+                    <pic:cNvPicPr/>
+                  </pic:nvPicPr>
+                  <pic:blipFill>
+                    <a:blip r:embed="rId25"/>
+                    <a:stretch>
+                      <a:fillRect/>
+                    </a:stretch>
+                  </pic:blipFill>
+                  <pic:spPr>
+                    <a:xfrm>
+                      <a:off x="0" y="0"/>
+                      <a:ext cx="5940000" cy="3745560"/>
+                    </a:xfrm>
+                    <a:prstGeom prst="rect"/>
+                  </pic:spPr>
+                </pic:pic>
+              </a:graphicData>
+            </a:graphic>
+          </wp:inline>
+        </w:drawing>
+      </w:r>
+    </w:p>
+    <w:p>
+      <w:r>
+        <w:t>Dopuna izgleda formi 10.09.2026: Vrsta intervencije u garaži, zahtevu i fakturi koristi isti padajući izbor kao ostala polja. Usklađen je i Nalog garaže. Pri promeni vozila dostupni su samo njegovi nalozi, a izbor naloga ažurira vidljivi tip intervencije. Provereno u Chrome pregledaču na izolovanoj bazi: ista visina i okvir polja, izbor naloga po vozilu i automatski prikaz tipa. Nema izmene baze.</w:t>
+      </w:r>
+    </w:p>
+    <w:p>
+      <w:r>
+        <w:t>Dopuna navigacije 10.09.2026: Na detalju zahteva za uslugu/nabavku, kada je povezano vozilo, prikazuje se dugme Detalji vozila u zaglavlju. Naziv vozila u osnovnim podacima takođe vodi na njegov detalj. Bez vozila nema dugmeta; prikazuje se Nije povezano. Proveren je prikaz oba slučaja bez izmene zapisa u bazi.</w:t>
+      </w:r>
+    </w:p>
+    <w:p>
+      <w:pPr>
+        <w:pStyle w:val="Heading1"/>
+      </w:pPr>
+      <w:r>
+        <w:t>Analiza aplikacije i predlog procedura — 10.09.2026.</w:t>
+      </w:r>
+    </w:p>
+    <w:p>
+      <w:r>
+        <w:t>Izrađen je novi detaljan Word „Analiza aplikacije i procedure rada - IMS flota.docx“. Postojeće primedbe i dokazi u ovom preseku su sačuvani. Novi dokument razdvaja provereno stanje, dogovorene smernice i predloge koji tek treba da se implementiraju.</w:t>
+      </w:r>
+    </w:p>
+    <w:p>
+      <w:r>
+        <w:t>Potvrđeno sa korisnikom: sekretarice vode putne naloge; periodično zaduženje nije isto što i vozač na svakom putovanju. Garaža/Veljović formira nalog i potvrđuje stvarno završene radove, a uprava odobrava intervenciju. Zadržati mogućnost naknadnog povezivanja nabavke i vozila. Dodati plan velikog servisa i računanje dospeća; za ponavljanja traženo je upozorenje, bez automatske zabrane.</w:t>
+      </w:r>
+    </w:p>
+    <w:p>
+      <w:r>
+        <w:t>Proverena osnova: 172 vozila, od kojih 164 aktivna; 217 zaduženja vozila; 3.522 putna naloga; jedan nalog garaže; 224 zahteva Nabavke. Brojevi predstavljaju zatečenu evidenciju, a ne fizički popis ili potvrdu izvršenja. U bazi postoji veza zahteva sa nalogom garaže, ali tokom provere nijedan zahtev nije koristio tu vezu.</w:t>
+      </w:r>
+    </w:p>
+    <w:p>
+      <w:r>
+        <w:t>Prioriteti: odobravanje i istorija promena naloga; odvojena potvrda izvršenja sa datumom i kilometražom; uklanjanje automatskog stvaranja generičkih delova prilikom pregleda iz evidencije stvarnog utroška; precizna prava po ulogama; povezivanje dokumenata bez dvostrukog troška; pouzdana osnova za servisne rokove. Trošak interne garaže traži i podatke o radu i zajedničkim rashodima, a ne samo o delovima.</w:t>
+      </w:r>
+    </w:p>
+    <w:p>
+      <w:r>
+        <w:t>Otvoreno: značenje starih kategorija „Redovan servis“, intervali po vozilu, finansijska metodologija i odgovorna lica, sati rada garaže, hitne intervencije i zamena odobravaoca, pragovi upozorenja i tačan identitet AutoDekija. Ova pitanja su objašnjena u novoj analizi; ne sprečavaju razradu osnovnog toka.</w:t>
+      </w:r>
+    </w:p>
+    <w:p>
+      <w:r>
+        <w:t>Status: završena analiza i predlog procedura, modela, migracija i redosleda razvoja. U ovom koraku nisu menjani aplikacioni tokovi, dozvole ili poslovni zapisi. Ranije izvedene dorade ostaju opisane u prethodnim dopunama.</w:t>
+      </w:r>
+    </w:p>
+    <w:p>
+      <w:pPr>
+        <w:pStyle w:val="Heading1"/>
+      </w:pPr>
+      <w:r>
+        <w:t>Usmeren obuhvat — tok garaže, 10.09.2026.</w:t>
+      </w:r>
+    </w:p>
+    <w:p>
+      <w:r>
+        <w:t>Korisnik je precizirao da ostali moduli odgovaraju potrebama i rade. Fokus predloga je garaža: prijava/potreba za servisom → priprema naloga → odobrenje uprave → interni/spoljni rad, uz Nabavku samo kada je potrebna → potvrda izvršenja → dopuna dokumentacije i zatvaranje.</w:t>
+      </w:r>
+    </w:p>
+    <w:p>
+      <w:r>
+        <w:t>Trebovanja ostaju izvor podataka o materijalu; postojeći „Servisi van IMS“ ostaju izvor knjiženih troškova. Predlog je jasnije imenovanje pregleda i povezivanje sa centralnim nalogom, bez brisanja tabela i bez dvostrukog unosa popravke. Postojeće veze sa Nabavkom i trebovanjem treba iskoristiti. Detalji su u „Garaza IMS - tok rada i povezivanje.docx“. Ovo je dokumentovan predlog; aplikacija nije menjana u ovom koraku.</w:t>
+      </w:r>
+    </w:p>
+    <w:p>
+      <w:pPr>
+        <w:pStyle w:val="Heading1"/>
+      </w:pPr>
+      <w:r>
+        <w:t>Dopuna — povezivanje sa Nabavkom bez duplog unosa</w:t>
+      </w:r>
+    </w:p>
+    <w:p>
+      <w:r>
+        <w:t>Po pojašnjenju zahteva direktorke cilj je ukidanje posebnog unosa trebovanja i popravki van IMS u Floti. Nabavka već podržava povezivanje EUF/UF faktura i robnih stavki, kao i štampu trebovanja iz zahteva. Nalog garaže treba da koristi te dokumente preko veza, uz potvrdu stvarnog rada. Stare tabele čuvaju se tokom prelaska; to nije odluka da trajno ostanu aktivne.</w:t>
+      </w:r>
+    </w:p>
+    <w:p>
+      <w:r>
+        <w:t>Pre fizičkog uklanjanja tabela treba potvrditi da roba Nabavke pokriva izdavanja materijala, dopuniti vezu izdatih količina sa nalogom i prebaciti obračune. Štampa zahtevanog materijala trenutno nije elektronska potvrda izdavanja. U kodu su različiti izvori dbo.fleet_trebovanja i dbo.nbv_roba; novo poređenje njihovih redova nije završeno jer SQL server nije dostupan. Predlog i granice provere dopisani su u „Garaza IMS - tok rada i povezivanje.docx“. Nisu menjani aplikacija ili poslovni podaci.</w:t>
+      </w:r>
+    </w:p>
+    <w:p>
+      <w:pPr>
+        <w:pStyle w:val="Heading1"/>
+      </w:pPr>
+      <w:r>
+        <w:t>Procena prenosa modela Requisition — 11.09.2026.</w:t>
+      </w:r>
+    </w:p>
+    <w:p>
+      <w:r>
+        <w:t>Baza je ponovo dostupna. Proverene definicije izvora: trebovanja Flote koriste sif_dok=40, a roba Nabavke sif_dok=10. Postojeći GoodsSnapshot nije kopija trebovanja. Predlog je preneti Requisition u Nabavku kao poseban model izdatog materijala, uz početno zadržavanje iste SQL tabele i ID-jeva; nije potrebno prepisivati dokumente ili odmah uvoditi opšti magacin.</w:t>
+      </w:r>
+    </w:p>
+    <w:p>
+      <w:r>
+        <w:t>Za očuvanje: 2.980 stavki, 2.978 veza sa vozilima, 2.209 kategorija, 1.833 kilometraže i 13 napomena. Sadašnji izvor nema 2.209 istorijskih stavki iz 2024–2025, ali ima 164 nove koje lokalno nisu preuzete. Prenos i naknadna sinhronizacija moraju se kontrolisati odvojeno. Osam postojećih vrednosti razlikuje se od zaokruženog proizvoda količine i cene; sačuvati originalne iznose.</w:t>
+      </w:r>
+    </w:p>
+    <w:p>
+      <w:r>
+        <w:t>Procena preporučenog obuhvata: 24–40 radnih sati (približno 3–5 radnih dana jednog programera), uz uslove i provere navedene u „Procena prenosa trebovanja u Nabavku.docx“. Obuhvata model, migraciono stanje, prikaze/obračune, uvoz, prava i proveru. Ne obuhvata pun tok odobravanja garaže ili prenos servisa. Status: završena procena; migracije i poslovni upisi nisu izvršeni.</w:t>
+      </w:r>
+    </w:p>
+    <w:p>
+      <w:pPr>
+        <w:pStyle w:val="Heading1"/>
+      </w:pPr>
+      <w:r>
+        <w:t>Kadrovi — RFZO bolovanja i provera godišnjih odmora, 11.09.2026.</w:t>
+      </w:r>
+    </w:p>
+    <w:p>
+      <w:r>
+        <w:t>Rešeno: HR modeli bolovanja i istorije uvoza, lista i RFZO Excel uvoz sa povezivanjem po JMBG-u. Primenjene migracije 0004/0005. Uvezen dostavljeni primer: 23 bolovanja, sva povezana, ponovna provera bez duplikata. U radnoj listi se po datumima automatski prikazuje „Bolovanje“ u napomeni uz prolaske, zajedno sa putnim nalozima; sati se ne menjaju. Uvedene su posebne dozvole pregleda/uvoza za Upravu i mogućnost dodele ovlašćenim korisnicima.</w:t>
+      </w:r>
+    </w:p>
+    <w:p>
+      <w:r>
+        <w:t>Provereno: Godmor ima dodelu dana, GodmorKor rešenja, sa rasif vezom ka zaposlenom. Za 2026. ima 328 dodela i 293 rešenja. Stvarno korišćenje ostaje iz radne liste. Otvoreno: koja tabela/šifra u postojećoj evidenciji označava korišćenje godišnjeg odmora, ili da li se taj podatak vodi u novoj radnoj listi. Godišnji odmori nisu automatski obračunati iz rešenja. Detalji su u „Kadrovi - bolovanja i godisnji odmori.docx“.</w:t>
+      </w:r>
+    </w:p>
+    <w:p>
+      <w:pPr>
+        <w:pStyle w:val="Heading1"/>
+      </w:pPr>
+      <w:r>
+        <w:t>Bolovanja — DataTable i detalj zaposlenog, 11.09.2026.</w:t>
+      </w:r>
+    </w:p>
+    <w:p>
+      <w:r>
+        <w:t>Dodat je DataTable na pregled bolovanja: pretraga, izbor broja redova, straničenje i sortiranje; početni redosled je od najnovijeg početka bolovanja. Datumi su prikazani kao d.m.Y, uz hronološko sortiranje. Uklonjeno je prethodno serversko straničenje, tako da DataTable obrađuje ceo skup izabran postojećim filterima.</w:t>
+      </w:r>
+    </w:p>
+    <w:p>
+      <w:r>
+        <w:t>Ime povezane osobe vodi na detalj zaposlenog uz odgovarajuću dozvolu; sopstveni profil ostaje dostupan vlasniku naloga. Nepovezano bolovanje nema link ka izmišljenom zaposlenom. Prikaz prazne tabele i ponovna inicijalizacija provereni su bez DataTables upozorenja.</w:t>
+      </w:r>
+    </w:p>
+    <w:p>
+      <w:r>
+        <w:t>Provera: šest postojećih testova HR prikaza prolazi. U Chromium-u su provereni prikaz 23 bolovanja i 23 linka, datumsko sortiranje, pretraga, prazan rezultat i zaštita od ponovne inicijalizacije. Nisu menjani modeli, migracije ili poslovni podaci.</w:t>
+      </w:r>
+    </w:p>
+    <w:p>
+      <w:pPr>
+        <w:pStyle w:val="Heading1"/>
+      </w:pPr>
+      <w:r>
+        <w:t>Kadrovi — radne liste i šifrarnici, 11.09.2026.</w:t>
+      </w:r>
+    </w:p>
+    <w:p>
+      <w:r>
+        <w:rPr>
+          <w:b/>
+        </w:rPr>
+        <w:t xml:space="preserve">Radna lista zaposlenog. </w:t>
+      </w:r>
+      <w:r>
+        <w:t>Superuser iz detalja zaposlenog otvara njegovu mesečnu radnu listu, bira period, čuva podatke i štampa. Korisnik bez tog ovlašćenja preko nove adrese ne može da pristupi tuđoj listi.</w:t>
+      </w:r>
+    </w:p>
+    <w:p>
+      <w:r>
+        <w:rPr>
+          <w:b/>
+        </w:rPr>
+        <w:t xml:space="preserve">Dva nova podatka iz HR-a. </w:t>
+      </w:r>
+      <w:r>
+        <w:t>View dbo.hr_employee već sadrži sif_prim i naz_prim. Model Employee proširen je poljima recipient_code i recipient_name: šifra i izvorni naziv vrste primaoca. Podaci se povezuju po postojećoj šifri zaposlenog rasif. To nije radno mesto niti status zaposlenja.</w:t>
+      </w:r>
+    </w:p>
+    <w:p>
+      <w:r>
+        <w:rPr>
+          <w:b/>
+        </w:rPr>
+        <w:t xml:space="preserve">Šifrarnici u Kadrovima. </w:t>
+      </w:r>
+      <w:r>
+        <w:t>Elementi RL imaju tri kartice: elementi radne liste, vrste rada/odsustva i vrste primaoca. Dostupni su dodavanje, izmena naziva, podešavanje veza i deaktiviranje. Pregled elemenata ima pretragu i sortiranje. Pristup imaju superuser i postojeća uloga Uprava kroz zasebne dozvole.</w:t>
+      </w:r>
+    </w:p>
+    <w:p>
+      <w:r>
+        <w:rPr>
+          <w:b/>
+        </w:rPr>
+        <w:t xml:space="preserve">Izbor u radnoj listi. </w:t>
+      </w:r>
+      <w:r>
+        <w:t>U svakom redu bira se vrsta rada ili odsustva za vrstu primaoca zaposlenog, a ispod ostaje dodatna slobodna napomena. Obe informacije ulaze u štampu. Ranije napomene ostaju sačuvane. Neaktivne stavke nisu ponuđene za novi unos, a ranije sačuvana veza ostaje dostupna.</w:t>
+      </w:r>
+    </w:p>
+    <w:p>
+      <w:r>
+        <w:rPr>
+          <w:b/>
+        </w:rPr>
+        <w:t xml:space="preserve">Obračunske šifre. </w:t>
+      </w:r>
+      <w:r>
+        <w:t>Jedna napomena, npr. Bolovanje, može imati više šifara elsif. Zaposleni zato bira vrstu odsustva; ovom izmenom se ne određuje automatski tačna obračunska šifra, procenat naknade ili iznos. Topli obrok, regres i minuli rad inicijalno nisu ponuđeni kao izbor vrste rada/odsustva.</w:t>
+      </w:r>
+    </w:p>
+    <w:p>
+      <w:r>
+        <w:rPr>
+          <w:b/>
+        </w:rPr>
+        <w:t xml:space="preserve">Uvoz i provera. </w:t>
+      </w:r>
+      <w:r>
+        <w:t>Iz datoteke elementi_rl (2).xlsx učitano je 27 elemenata i 13 vrsta rada/odsustva, od kojih je 10 za izbor zaposlenog. HR izvor i Excel ukupno daju 3 vrste primaoca. Nova polja osvežena su za 368 zaposlenih; 2 postojeće osobe nisu pronađene u izvoru i nisu automatski povezane. Ponovljeni uvoz čuva lokalne izmene šifrarnika. Prošlo je 76 automatizovanih testova HR-a i dozvola.</w:t>
+      </w:r>
+    </w:p>
+    <w:p>
+      <w:r>
+        <w:t>Godišnji odmori — predlog, još nije implementiran: lokalna sinhronizacija Godmor za dodelu i GodmorKor za rešenja; stvarno korišćenje iz potvrđenih radnih lista, po godini prava. Potrebno je usaglasiti izvor ranijeg korišćenja i početno stanje, odobravanje i prenos dana. Rešenja se ne tretiraju kao već iskorišćeni dani. Detalji i pitanja su u dokumentu „Kadrovi - radne liste i sifrarnici.docx“.</w:t>
       </w:r>
     </w:p>
     <w:sectPr>

--- a/Presek stanja - primedbe i odgovori.docx
+++ b/Presek stanja - primedbe i odgovori.docx
@@ -6588,6 +6588,215 @@
         <w:t>Godišnji odmori — predlog, još nije implementiran: lokalna sinhronizacija Godmor za dodelu i GodmorKor za rešenja; stvarno korišćenje iz potvrđenih radnih lista, po godini prava. Potrebno je usaglasiti izvor ranijeg korišćenja i početno stanje, odobravanje i prenos dana. Rešenja se ne tretiraju kao već iskorišćeni dani. Detalji i pitanja su u dokumentu „Kadrovi - radne liste i sifrarnici.docx“.</w:t>
       </w:r>
     </w:p>
+    <w:p>
+      <w:pPr>
+        <w:pStyle w:val="Heading1"/>
+      </w:pPr>
+      <w:r>
+        <w:t>Kadrovi — godišnji odmori i usklađen izgled, 11.09.2026.</w:t>
+      </w:r>
+    </w:p>
+    <w:p>
+      <w:r>
+        <w:t>Ova dopuna zamenjuje raniji predlog godišnjih odmora i raniji opis slobodne napomene. Tabele i sinhronizacija su sada uvedeni, a slobodna napomena uklonjena iz unosa i štampe radne liste.</w:t>
+      </w:r>
+    </w:p>
+    <w:p>
+      <w:r>
+        <w:rPr>
+          <w:b/>
+        </w:rPr>
+        <w:t xml:space="preserve">Radna lista. </w:t>
+      </w:r>
+      <w:r>
+        <w:t>Uklonjen je slobodan unos napomene. U redu ostaje padajući izbor vrste rada ili odsustva, koji ulazi i u štampu. Raniji slobodan tekst nije obrisan iz baze, ali se više ne prikazuje niti menja kroz ovu formu. Sistemske informacije o bolovanju i putnim nalozima uz prolaske ostaju dostupne.</w:t>
+      </w:r>
+    </w:p>
+    <w:p>
+      <w:r>
+        <w:rPr>
+          <w:b/>
+        </w:rPr>
+        <w:t xml:space="preserve">Tabele godišnjih odmora. </w:t>
+      </w:r>
+      <w:r>
+        <w:t>Uvedeni su AnnualLeaveAllowance za dodelu dana iz Godmor i AnnualLeaveDecision za rešenja iz GodmorKor. Posebna evidencija AnnualLeaveSync čuva vreme, obuhvat, pokretača i rezultate uspešne sinhronizacije. Primenjene su migracije hr 0008 i 0009.</w:t>
+      </w:r>
+    </w:p>
+    <w:p>
+      <w:r>
+        <w:rPr>
+          <w:b/>
+        </w:rPr>
+        <w:t xml:space="preserve">Učitani podaci. </w:t>
+      </w:r>
+      <w:r>
+        <w:t>Preuzeta je istorija 2003–2026: 7.643 dodele i 13.838 rešenja. Za 2026. postoje 328 dodela i 293 rešenja; svi su povezani sa zaposlenima. Ponovna provera 2026. nije pronašla nove ni izmenjene zapise.</w:t>
+      </w:r>
+    </w:p>
+    <w:p>
+      <w:r>
+        <w:rPr>
+          <w:b/>
+        </w:rPr>
+        <w:t xml:space="preserve">Istorijski nepovezani zapisi. </w:t>
+      </w:r>
+      <w:r>
+        <w:t>U celoj istoriji 3.076 dodela i 5.252 rešenja nema odgovarajuću osobu u sadašnjoj lokalnoj evidenciji zaposlenih. Sačuvani su pod izvornom šifrom, bez kreiranja izmišljenih zaposlenih. Među njima je i jedno rešenje sa izvornom šifrom 0, koje se nikada automatski ne povezuje. Ostale šifre mogu se povezati narednom sinhronizacijom kada zaposleni postoji lokalno.</w:t>
+      </w:r>
+    </w:p>
+    <w:p>
+      <w:r>
+        <w:rPr>
+          <w:b/>
+        </w:rPr>
+        <w:t xml:space="preserve">Način rada. </w:t>
+      </w:r>
+      <w:r>
+        <w:t>U Kadrovima je novi pregled Godišnji odmori, sa izborom godine, pretragom i opcijom prikaza povučenih zapisa. Dugme Sinhronizuj učitava izabranu godinu, odnosno celu istoriju kada su izabrane Sve godine. Dostupna je i komanda manage.py sync_annual_leave, sa opcijama --year 2026 i --dry-run. Sinhronizacija se pokreće ručno; periodični raspored nije podešen.</w:t>
+      </w:r>
+    </w:p>
+    <w:p>
+      <w:r>
+        <w:rPr>
+          <w:b/>
+        </w:rPr>
+        <w:t xml:space="preserve">Pregled kod zaposlenog. </w:t>
+      </w:r>
+      <w:r>
+        <w:t>Dodato je dugme na linku ka zaposlenom i kartica Godišnji odmori na njegovom detalju. Kartica prikazuje dodelu dana i rešenja kroz godine, sa datumima d.m.Y i hronološkim sortiranjem. Zaposleni u svom profilu vidi samo svoju evidenciju. Globalni pregled i sinhronizacija dostupni su superuseru i ulozi Uprava, kroz zasebne dozvole.</w:t>
+      </w:r>
+    </w:p>
+    <w:p>
+      <w:r>
+        <w:rPr>
+          <w:b/>
+        </w:rPr>
+        <w:t xml:space="preserve">Usklađen izgled Kadrova. </w:t>
+      </w:r>
+      <w:r>
+        <w:t>Spisak zaposlenih, bolovanja, godišnji odmori i šifrarnici koriste stil modula Mobilni: zajednički gradijentni baner, svetle kartice filtera, ujednačene tabele, oznake statusa i dugmad sa ikonama. Spisak zaposlenih ima kombinovanje statusa, OJ, vrste primaoca i pretrage. Filteri se primenjuju pri promeni izbora ili završetku kucanja, kao u Mobilnim. Usklađene su i forme uvoza bolovanja i izmene šifrarnika.</w:t>
+      </w:r>
+    </w:p>
+    <w:p>
+      <w:r>
+        <w:rPr>
+          <w:b/>
+        </w:rPr>
+        <w:t xml:space="preserve">Preostali saldo — naredna faza. </w:t>
+      </w:r>
+      <w:r>
+        <w:t>Odobreni dani iz rešenja nisu automatski stvarno iskorišćeni dani. Saldo još nije obračunat. Za njega treba usaglasiti izvor ranijeg korišćenja ili početno stanje, potvrđivanje radne liste, godinu prava iz koje se dani troše i pravilo brojanja radnih dana. Trenutni prikaz jasno govori da su u pitanju dodela i rešenja.</w:t>
+      </w:r>
+    </w:p>
+    <w:p>
+      <w:r>
+        <w:rPr>
+          <w:b/>
+        </w:rPr>
+        <w:t xml:space="preserve">Provera. </w:t>
+      </w:r>
+      <w:r>
+        <w:t>Prošlo je 90 automatizovanih testova HR-a i dozvola. U stvarnoj bazi potvrđeni su uvoz i ponavljanje sinhronizacije. U Chromium-u provereni su baneri, tabele, dugmad, filteri, sortiranje datuma, odsustvo slobodne napomene i prazan rezultat pretrage, bez JavaScript grešaka. Za snimke prikaza korišćeni su izmišljeni podaci.</w:t>
+      </w:r>
+    </w:p>
+    <w:p>
+      <w:r>
+        <w:t>Detalji su objedinjeni u novom dokumentu „Kadrovi - godisnji odmori i izgled.docx“.</w:t>
+      </w:r>
+    </w:p>
+    <w:p>
+      <w:pPr>
+        <w:pStyle w:val="Heading1"/>
+      </w:pPr>
+      <w:r>
+        <w:t>Kadrovi — redosled bočnog menija</w:t>
+      </w:r>
+    </w:p>
+    <w:p>
+      <w:r>
+        <w:t>Redosled menija Kadrovi: Moj profil, Spisak zaposlenih, Godišnji odmori, Bolovanja i Elementi radne liste na dnu. Stavke se prikazuju prema postojećim dozvolama.</w:t>
+      </w:r>
+    </w:p>
+    <w:p>
+      <w:pPr>
+        <w:pStyle w:val="Heading1"/>
+      </w:pPr>
+      <w:r>
+        <w:t>Kadrovi — ocenjivanje zaposlenih, 11.09.2026.</w:t>
+      </w:r>
+    </w:p>
+    <w:p>
+      <w:r>
+        <w:rPr>
+          <w:b/>
+        </w:rPr>
+        <w:t xml:space="preserve">Šta je uvedeno. </w:t>
+      </w:r>
+      <w:r>
+        <w:t>U Kadrovima je dodat pregled Ocenjivanje zaposlenih. Obuhvata mesečne obrasce, podesiv šifrarnik, automatski obračun ličnog koeficijenta K4, istoriju verzija, saglasnosti i izlaz za štampu/PDF na ćirilici. Elementi radne liste ostaju na dnu menija, a Godišnji odmori odmah ispod Spiska zaposlenih.</w:t>
+      </w:r>
+    </w:p>
+    <w:p>
+      <w:r>
+        <w:rPr>
+          <w:b/>
+        </w:rPr>
+        <w:t xml:space="preserve">Početni podaci iz Excela. </w:t>
+      </w:r>
+      <w:r>
+        <w:t>Iz datoteke Obrazac za ocenjivanje.xlsx učitane su 2 grupe (menadžment i ostali zaposleni), 6 merila i 60 kombinacija bodova i koeficijenata. Brojčane vrednosti preuzete su iz lista Max_vrednosti, nazivi merila iz obrasca, a opisi nivoa iz lista kriterijumi. Ponovljeni uvoz ne prepisuje ručno podešene vrednosti.</w:t>
+      </w:r>
+    </w:p>
+    <w:p>
+      <w:r>
+        <w:rPr>
+          <w:b/>
+        </w:rPr>
+        <w:t xml:space="preserve">Snapshot i korekcije. </w:t>
+      </w:r>
+      <w:r>
+        <w:t>Čuvaju se podaci zaposlenog i OJ, grupa, imenovani ocenjivači, nazivi merila, raspoložive skale i opisi, izabrani bodovi i vrednosti, komentari, zbir i K4. Kasnija promena zaposlenog ili šifrarnika ne menja sačuvani obrazac. Korekcija pravi novu verziju; prethodna ostaje u istoriji. Nova verzija izvedena iz stare koristi njen sačuvani šifrarnik. Za primenu novog šifrarnika priprema se novi obrazac za isti period.</w:t>
+      </w:r>
+    </w:p>
+    <w:p>
+      <w:r>
+        <w:rPr>
+          <w:b/>
+        </w:rPr>
+        <w:t xml:space="preserve">Saglasnosti. </w:t>
+      </w:r>
+      <w:r>
+        <w:t>Redosled je neposredni rukovodilac → direktor centra → generalni direktor. Svaku potvrdu daje imenovana osoba sa svog naloga; čuvaju se osoba, stvarno vreme potvrde, datum na obrascu, koeficijent i komentar. Direktor i generalni direktor mogu korigovati K4 unutar granica sačuvane skale, uz obavezno obrazloženje. Za promenu ocena rukovodilac formira novu verziju. Nova verzija zahteva nove saglasnosti.</w:t>
+      </w:r>
+    </w:p>
+    <w:p>
+      <w:r>
+        <w:rPr>
+          <w:b/>
+        </w:rPr>
+        <w:t xml:space="preserve">Otvoreno: pravilo bodovanja. </w:t>
+      </w:r>
+      <w:r>
+        <w:t>Koji list je merodavan za destimulaciju? Max_vrednosti sadrži skalu 0–4 sa manjim negativnim koeficijentima, dok list kriterijumi opisuje i negativne bodove i drugačije granice. Početna implementacija koristi brojčanu tabelu Max_vrednosti. Potrebno je potvrditi to pravilo i po potrebi uskladiti tekstove i vrednosti kroz šifrarnik pre zvaničnog ocenjivanja.</w:t>
+      </w:r>
+    </w:p>
+    <w:p>
+      <w:r>
+        <w:rPr>
+          <w:b/>
+        </w:rPr>
+        <w:t xml:space="preserve">Otvoreno: osnov ocenjivanja i obračun zarade. </w:t>
+      </w:r>
+      <w:r>
+        <w:t>Da li ostaje ocenjivanje po OJ zaposlenog ili treba više poslova/šifara posla sa ponderisanjem po satima iz radne liste? Ko određuje pripadnost menadžmentu i ko su ocenjivači po OJ? Trenutno je sve podesivo ručno i koristi se jedna OJ. Zbirna tabela koeficijenata čuva se u aplikaciji; automatski upis/izvoz za obračun zarade zahteva dogovor o odredišnoj tabeli, periodu zaključavanja i formatu prenosa.</w:t>
+      </w:r>
+    </w:p>
+    <w:p>
+      <w:r>
+        <w:t>Postupak, pristup, podešavanja i provere opisani su u dokumentu „Kadrovi - ocenjivanje zaposlenih.docx“.</w:t>
+      </w:r>
+    </w:p>
     <w:sectPr>
       <w:headerReference w:type="default" r:id="rId9"/>
       <w:footerReference w:type="default" r:id="rId10"/>
